--- a/Domain Name System.docx
+++ b/Domain Name System.docx
@@ -8,11 +8,299 @@
           <w:lang w:val="en-US"/>
         </w:rPr>
       </w:pPr>
-      <w:r>
-        <w:rPr>
-          <w:lang w:val="en-US"/>
-        </w:rPr>
-        <w:t>Yaxshi, davom etamiz. Men seni Professional Cloud Network Engineer maqsading tomon bosqichma-bosqich olib boraman. Oldingi modullarni qaytadan boshlamaymiz, tugallanmagan DHCP Relay laboratoriyasini esa alohida saqlab, keyin unga qaytamiz.</w:t>
+      <w:proofErr w:type="spellStart"/>
+      <w:r>
+        <w:rPr>
+          <w:lang w:val="en-US"/>
+        </w:rPr>
+        <w:t>Yaxshi</w:t>
+      </w:r>
+      <w:proofErr w:type="spellEnd"/>
+      <w:r>
+        <w:rPr>
+          <w:lang w:val="en-US"/>
+        </w:rPr>
+        <w:t xml:space="preserve">, </w:t>
+      </w:r>
+      <w:proofErr w:type="spellStart"/>
+      <w:r>
+        <w:rPr>
+          <w:lang w:val="en-US"/>
+        </w:rPr>
+        <w:t>davom</w:t>
+      </w:r>
+      <w:proofErr w:type="spellEnd"/>
+      <w:r>
+        <w:rPr>
+          <w:lang w:val="en-US"/>
+        </w:rPr>
+        <w:t xml:space="preserve"> </w:t>
+      </w:r>
+      <w:proofErr w:type="spellStart"/>
+      <w:r>
+        <w:rPr>
+          <w:lang w:val="en-US"/>
+        </w:rPr>
+        <w:t>etamiz</w:t>
+      </w:r>
+      <w:proofErr w:type="spellEnd"/>
+      <w:r>
+        <w:rPr>
+          <w:lang w:val="en-US"/>
+        </w:rPr>
+        <w:t xml:space="preserve">. Men </w:t>
+      </w:r>
+      <w:proofErr w:type="spellStart"/>
+      <w:r>
+        <w:rPr>
+          <w:lang w:val="en-US"/>
+        </w:rPr>
+        <w:t>seni</w:t>
+      </w:r>
+      <w:proofErr w:type="spellEnd"/>
+      <w:r>
+        <w:rPr>
+          <w:lang w:val="en-US"/>
+        </w:rPr>
+        <w:t xml:space="preserve"> Professional Cloud Network Engineer </w:t>
+      </w:r>
+      <w:proofErr w:type="spellStart"/>
+      <w:r>
+        <w:rPr>
+          <w:lang w:val="en-US"/>
+        </w:rPr>
+        <w:t>maqsading</w:t>
+      </w:r>
+      <w:proofErr w:type="spellEnd"/>
+      <w:r>
+        <w:rPr>
+          <w:lang w:val="en-US"/>
+        </w:rPr>
+        <w:t xml:space="preserve"> </w:t>
+      </w:r>
+      <w:proofErr w:type="spellStart"/>
+      <w:r>
+        <w:rPr>
+          <w:lang w:val="en-US"/>
+        </w:rPr>
+        <w:t>tomon</w:t>
+      </w:r>
+      <w:proofErr w:type="spellEnd"/>
+      <w:r>
+        <w:rPr>
+          <w:lang w:val="en-US"/>
+        </w:rPr>
+        <w:t xml:space="preserve"> </w:t>
+      </w:r>
+      <w:proofErr w:type="spellStart"/>
+      <w:r>
+        <w:rPr>
+          <w:lang w:val="en-US"/>
+        </w:rPr>
+        <w:t>bosqichma-bosqich</w:t>
+      </w:r>
+      <w:proofErr w:type="spellEnd"/>
+      <w:r>
+        <w:rPr>
+          <w:lang w:val="en-US"/>
+        </w:rPr>
+        <w:t xml:space="preserve"> </w:t>
+      </w:r>
+      <w:proofErr w:type="spellStart"/>
+      <w:r>
+        <w:rPr>
+          <w:lang w:val="en-US"/>
+        </w:rPr>
+        <w:t>olib</w:t>
+      </w:r>
+      <w:proofErr w:type="spellEnd"/>
+      <w:r>
+        <w:rPr>
+          <w:lang w:val="en-US"/>
+        </w:rPr>
+        <w:t xml:space="preserve"> </w:t>
+      </w:r>
+      <w:proofErr w:type="spellStart"/>
+      <w:r>
+        <w:rPr>
+          <w:lang w:val="en-US"/>
+        </w:rPr>
+        <w:t>boraman</w:t>
+      </w:r>
+      <w:proofErr w:type="spellEnd"/>
+      <w:r>
+        <w:rPr>
+          <w:lang w:val="en-US"/>
+        </w:rPr>
+        <w:t xml:space="preserve">. </w:t>
+      </w:r>
+      <w:proofErr w:type="spellStart"/>
+      <w:r>
+        <w:rPr>
+          <w:lang w:val="en-US"/>
+        </w:rPr>
+        <w:t>Oldingi</w:t>
+      </w:r>
+      <w:proofErr w:type="spellEnd"/>
+      <w:r>
+        <w:rPr>
+          <w:lang w:val="en-US"/>
+        </w:rPr>
+        <w:t xml:space="preserve"> </w:t>
+      </w:r>
+      <w:proofErr w:type="spellStart"/>
+      <w:r>
+        <w:rPr>
+          <w:lang w:val="en-US"/>
+        </w:rPr>
+        <w:t>modullarni</w:t>
+      </w:r>
+      <w:proofErr w:type="spellEnd"/>
+      <w:r>
+        <w:rPr>
+          <w:lang w:val="en-US"/>
+        </w:rPr>
+        <w:t xml:space="preserve"> </w:t>
+      </w:r>
+      <w:proofErr w:type="spellStart"/>
+      <w:r>
+        <w:rPr>
+          <w:lang w:val="en-US"/>
+        </w:rPr>
+        <w:t>qaytadan</w:t>
+      </w:r>
+      <w:proofErr w:type="spellEnd"/>
+      <w:r>
+        <w:rPr>
+          <w:lang w:val="en-US"/>
+        </w:rPr>
+        <w:t xml:space="preserve"> </w:t>
+      </w:r>
+      <w:proofErr w:type="spellStart"/>
+      <w:r>
+        <w:rPr>
+          <w:lang w:val="en-US"/>
+        </w:rPr>
+        <w:t>boshlamaymiz</w:t>
+      </w:r>
+      <w:proofErr w:type="spellEnd"/>
+      <w:r>
+        <w:rPr>
+          <w:lang w:val="en-US"/>
+        </w:rPr>
+        <w:t xml:space="preserve">, </w:t>
+      </w:r>
+      <w:proofErr w:type="spellStart"/>
+      <w:r>
+        <w:rPr>
+          <w:lang w:val="en-US"/>
+        </w:rPr>
+        <w:t>tugallanmagan</w:t>
+      </w:r>
+      <w:proofErr w:type="spellEnd"/>
+      <w:r>
+        <w:rPr>
+          <w:lang w:val="en-US"/>
+        </w:rPr>
+        <w:t xml:space="preserve"> DHCP Relay </w:t>
+      </w:r>
+      <w:proofErr w:type="spellStart"/>
+      <w:r>
+        <w:rPr>
+          <w:lang w:val="en-US"/>
+        </w:rPr>
+        <w:t>laboratoriyasini</w:t>
+      </w:r>
+      <w:proofErr w:type="spellEnd"/>
+      <w:r>
+        <w:rPr>
+          <w:lang w:val="en-US"/>
+        </w:rPr>
+        <w:t xml:space="preserve"> </w:t>
+      </w:r>
+      <w:proofErr w:type="spellStart"/>
+      <w:r>
+        <w:rPr>
+          <w:lang w:val="en-US"/>
+        </w:rPr>
+        <w:t>esa</w:t>
+      </w:r>
+      <w:proofErr w:type="spellEnd"/>
+      <w:r>
+        <w:rPr>
+          <w:lang w:val="en-US"/>
+        </w:rPr>
+        <w:t xml:space="preserve"> </w:t>
+      </w:r>
+      <w:proofErr w:type="spellStart"/>
+      <w:r>
+        <w:rPr>
+          <w:lang w:val="en-US"/>
+        </w:rPr>
+        <w:t>alohida</w:t>
+      </w:r>
+      <w:proofErr w:type="spellEnd"/>
+      <w:r>
+        <w:rPr>
+          <w:lang w:val="en-US"/>
+        </w:rPr>
+        <w:t xml:space="preserve"> </w:t>
+      </w:r>
+      <w:proofErr w:type="spellStart"/>
+      <w:r>
+        <w:rPr>
+          <w:lang w:val="en-US"/>
+        </w:rPr>
+        <w:t>saqlab</w:t>
+      </w:r>
+      <w:proofErr w:type="spellEnd"/>
+      <w:r>
+        <w:rPr>
+          <w:lang w:val="en-US"/>
+        </w:rPr>
+        <w:t xml:space="preserve">, </w:t>
+      </w:r>
+      <w:proofErr w:type="spellStart"/>
+      <w:r>
+        <w:rPr>
+          <w:lang w:val="en-US"/>
+        </w:rPr>
+        <w:t>keyin</w:t>
+      </w:r>
+      <w:proofErr w:type="spellEnd"/>
+      <w:r>
+        <w:rPr>
+          <w:lang w:val="en-US"/>
+        </w:rPr>
+        <w:t xml:space="preserve"> </w:t>
+      </w:r>
+      <w:proofErr w:type="spellStart"/>
+      <w:r>
+        <w:rPr>
+          <w:lang w:val="en-US"/>
+        </w:rPr>
+        <w:t>unga</w:t>
+      </w:r>
+      <w:proofErr w:type="spellEnd"/>
+      <w:r>
+        <w:rPr>
+          <w:lang w:val="en-US"/>
+        </w:rPr>
+        <w:t xml:space="preserve"> </w:t>
+      </w:r>
+      <w:proofErr w:type="spellStart"/>
+      <w:r>
+        <w:rPr>
+          <w:lang w:val="en-US"/>
+        </w:rPr>
+        <w:t>qaytamiz</w:t>
+      </w:r>
+      <w:proofErr w:type="spellEnd"/>
+      <w:r>
+        <w:rPr>
+          <w:lang w:val="en-US"/>
+        </w:rPr>
+        <w:t>.</w:t>
       </w:r>
     </w:p>
     <w:p>
@@ -38,50 +326,286 @@
           <w:lang w:val="en-US"/>
         </w:rPr>
       </w:pPr>
-      <w:r>
-        <w:rPr>
-          <w:lang w:val="en-US"/>
-        </w:rPr>
-        <w:t>Oldingi dars: DHCP Lease &amp; Renewal</w:t>
-      </w:r>
-    </w:p>
-    <w:p>
-      <w:pPr>
-        <w:rPr>
-          <w:lang w:val="en-US"/>
-        </w:rPr>
-      </w:pPr>
-      <w:r>
-        <w:rPr>
-          <w:lang w:val="en-US"/>
-        </w:rPr>
-        <w:t>DHCP mijozga IP manzilni qanday olishi va lease muddatini qanday yangilashi haqida o‘rganding.</w:t>
-      </w:r>
-    </w:p>
-    <w:p>
-      <w:pPr>
-        <w:rPr>
-          <w:lang w:val="en-US"/>
-        </w:rPr>
-      </w:pPr>
-      <w:r>
-        <w:rPr>
-          <w:lang w:val="en-US"/>
-        </w:rPr>
-        <w:t>Hozirgi dars: DNS asoslari</w:t>
-      </w:r>
-    </w:p>
-    <w:p>
-      <w:pPr>
-        <w:rPr>
-          <w:lang w:val="en-US"/>
-        </w:rPr>
-      </w:pPr>
-      <w:r>
-        <w:rPr>
-          <w:lang w:val="en-US"/>
-        </w:rPr>
-        <w:t>Nazariya → kichik laboratoriya → test → troubleshooting.</w:t>
+      <w:proofErr w:type="spellStart"/>
+      <w:r>
+        <w:rPr>
+          <w:lang w:val="en-US"/>
+        </w:rPr>
+        <w:t>Oldingi</w:t>
+      </w:r>
+      <w:proofErr w:type="spellEnd"/>
+      <w:r>
+        <w:rPr>
+          <w:lang w:val="en-US"/>
+        </w:rPr>
+        <w:t xml:space="preserve"> </w:t>
+      </w:r>
+      <w:proofErr w:type="spellStart"/>
+      <w:r>
+        <w:rPr>
+          <w:lang w:val="en-US"/>
+        </w:rPr>
+        <w:t>dars</w:t>
+      </w:r>
+      <w:proofErr w:type="spellEnd"/>
+      <w:r>
+        <w:rPr>
+          <w:lang w:val="en-US"/>
+        </w:rPr>
+        <w:t>: DHCP Lease &amp; Renewal</w:t>
+      </w:r>
+    </w:p>
+    <w:p>
+      <w:pPr>
+        <w:rPr>
+          <w:lang w:val="en-US"/>
+        </w:rPr>
+      </w:pPr>
+      <w:r>
+        <w:rPr>
+          <w:lang w:val="en-US"/>
+        </w:rPr>
+        <w:t xml:space="preserve">DHCP </w:t>
+      </w:r>
+      <w:proofErr w:type="spellStart"/>
+      <w:r>
+        <w:rPr>
+          <w:lang w:val="en-US"/>
+        </w:rPr>
+        <w:t>mijozga</w:t>
+      </w:r>
+      <w:proofErr w:type="spellEnd"/>
+      <w:r>
+        <w:rPr>
+          <w:lang w:val="en-US"/>
+        </w:rPr>
+        <w:t xml:space="preserve"> IP </w:t>
+      </w:r>
+      <w:proofErr w:type="spellStart"/>
+      <w:r>
+        <w:rPr>
+          <w:lang w:val="en-US"/>
+        </w:rPr>
+        <w:t>manzilni</w:t>
+      </w:r>
+      <w:proofErr w:type="spellEnd"/>
+      <w:r>
+        <w:rPr>
+          <w:lang w:val="en-US"/>
+        </w:rPr>
+        <w:t xml:space="preserve"> </w:t>
+      </w:r>
+      <w:proofErr w:type="spellStart"/>
+      <w:r>
+        <w:rPr>
+          <w:lang w:val="en-US"/>
+        </w:rPr>
+        <w:t>qanday</w:t>
+      </w:r>
+      <w:proofErr w:type="spellEnd"/>
+      <w:r>
+        <w:rPr>
+          <w:lang w:val="en-US"/>
+        </w:rPr>
+        <w:t xml:space="preserve"> </w:t>
+      </w:r>
+      <w:proofErr w:type="spellStart"/>
+      <w:r>
+        <w:rPr>
+          <w:lang w:val="en-US"/>
+        </w:rPr>
+        <w:t>olishi</w:t>
+      </w:r>
+      <w:proofErr w:type="spellEnd"/>
+      <w:r>
+        <w:rPr>
+          <w:lang w:val="en-US"/>
+        </w:rPr>
+        <w:t xml:space="preserve"> </w:t>
+      </w:r>
+      <w:proofErr w:type="spellStart"/>
+      <w:r>
+        <w:rPr>
+          <w:lang w:val="en-US"/>
+        </w:rPr>
+        <w:t>va</w:t>
+      </w:r>
+      <w:proofErr w:type="spellEnd"/>
+      <w:r>
+        <w:rPr>
+          <w:lang w:val="en-US"/>
+        </w:rPr>
+        <w:t xml:space="preserve"> lease </w:t>
+      </w:r>
+      <w:proofErr w:type="spellStart"/>
+      <w:r>
+        <w:rPr>
+          <w:lang w:val="en-US"/>
+        </w:rPr>
+        <w:t>muddatini</w:t>
+      </w:r>
+      <w:proofErr w:type="spellEnd"/>
+      <w:r>
+        <w:rPr>
+          <w:lang w:val="en-US"/>
+        </w:rPr>
+        <w:t xml:space="preserve"> </w:t>
+      </w:r>
+      <w:proofErr w:type="spellStart"/>
+      <w:r>
+        <w:rPr>
+          <w:lang w:val="en-US"/>
+        </w:rPr>
+        <w:t>qanday</w:t>
+      </w:r>
+      <w:proofErr w:type="spellEnd"/>
+      <w:r>
+        <w:rPr>
+          <w:lang w:val="en-US"/>
+        </w:rPr>
+        <w:t xml:space="preserve"> </w:t>
+      </w:r>
+      <w:proofErr w:type="spellStart"/>
+      <w:r>
+        <w:rPr>
+          <w:lang w:val="en-US"/>
+        </w:rPr>
+        <w:t>yangilashi</w:t>
+      </w:r>
+      <w:proofErr w:type="spellEnd"/>
+      <w:r>
+        <w:rPr>
+          <w:lang w:val="en-US"/>
+        </w:rPr>
+        <w:t xml:space="preserve"> </w:t>
+      </w:r>
+      <w:proofErr w:type="spellStart"/>
+      <w:r>
+        <w:rPr>
+          <w:lang w:val="en-US"/>
+        </w:rPr>
+        <w:t>haqida</w:t>
+      </w:r>
+      <w:proofErr w:type="spellEnd"/>
+      <w:r>
+        <w:rPr>
+          <w:lang w:val="en-US"/>
+        </w:rPr>
+        <w:t xml:space="preserve"> </w:t>
+      </w:r>
+      <w:proofErr w:type="spellStart"/>
+      <w:proofErr w:type="gramStart"/>
+      <w:r>
+        <w:rPr>
+          <w:lang w:val="en-US"/>
+        </w:rPr>
+        <w:t>o‘</w:t>
+      </w:r>
+      <w:proofErr w:type="gramEnd"/>
+      <w:r>
+        <w:rPr>
+          <w:lang w:val="en-US"/>
+        </w:rPr>
+        <w:t>rganding</w:t>
+      </w:r>
+      <w:proofErr w:type="spellEnd"/>
+      <w:r>
+        <w:rPr>
+          <w:lang w:val="en-US"/>
+        </w:rPr>
+        <w:t>.</w:t>
+      </w:r>
+    </w:p>
+    <w:p>
+      <w:pPr>
+        <w:rPr>
+          <w:lang w:val="en-US"/>
+        </w:rPr>
+      </w:pPr>
+      <w:proofErr w:type="spellStart"/>
+      <w:r>
+        <w:rPr>
+          <w:lang w:val="en-US"/>
+        </w:rPr>
+        <w:t>Hozirgi</w:t>
+      </w:r>
+      <w:proofErr w:type="spellEnd"/>
+      <w:r>
+        <w:rPr>
+          <w:lang w:val="en-US"/>
+        </w:rPr>
+        <w:t xml:space="preserve"> </w:t>
+      </w:r>
+      <w:proofErr w:type="spellStart"/>
+      <w:r>
+        <w:rPr>
+          <w:lang w:val="en-US"/>
+        </w:rPr>
+        <w:t>dars</w:t>
+      </w:r>
+      <w:proofErr w:type="spellEnd"/>
+      <w:r>
+        <w:rPr>
+          <w:lang w:val="en-US"/>
+        </w:rPr>
+        <w:t xml:space="preserve">: DNS </w:t>
+      </w:r>
+      <w:proofErr w:type="spellStart"/>
+      <w:r>
+        <w:rPr>
+          <w:lang w:val="en-US"/>
+        </w:rPr>
+        <w:t>asoslari</w:t>
+      </w:r>
+      <w:proofErr w:type="spellEnd"/>
+    </w:p>
+    <w:p>
+      <w:pPr>
+        <w:rPr>
+          <w:lang w:val="en-US"/>
+        </w:rPr>
+      </w:pPr>
+      <w:proofErr w:type="spellStart"/>
+      <w:r>
+        <w:rPr>
+          <w:lang w:val="en-US"/>
+        </w:rPr>
+        <w:t>Nazariya</w:t>
+      </w:r>
+      <w:proofErr w:type="spellEnd"/>
+      <w:r>
+        <w:rPr>
+          <w:lang w:val="en-US"/>
+        </w:rPr>
+        <w:t xml:space="preserve"> → </w:t>
+      </w:r>
+      <w:proofErr w:type="spellStart"/>
+      <w:r>
+        <w:rPr>
+          <w:lang w:val="en-US"/>
+        </w:rPr>
+        <w:t>kichik</w:t>
+      </w:r>
+      <w:proofErr w:type="spellEnd"/>
+      <w:r>
+        <w:rPr>
+          <w:lang w:val="en-US"/>
+        </w:rPr>
+        <w:t xml:space="preserve"> </w:t>
+      </w:r>
+      <w:proofErr w:type="spellStart"/>
+      <w:r>
+        <w:rPr>
+          <w:lang w:val="en-US"/>
+        </w:rPr>
+        <w:t>laboratoriya</w:t>
+      </w:r>
+      <w:proofErr w:type="spellEnd"/>
+      <w:r>
+        <w:rPr>
+          <w:lang w:val="en-US"/>
+        </w:rPr>
+        <w:t xml:space="preserve"> → test → troubleshooting.</w:t>
       </w:r>
     </w:p>
     <w:p>
@@ -98,20 +622,190 @@
           <w:bCs/>
           <w:lang w:val="en-US"/>
         </w:rPr>
-        <w:t>1. Avvalgi bilimlarni qisqacha takrorlaymiz</w:t>
-      </w:r>
-    </w:p>
-    <w:p>
-      <w:pPr>
-        <w:rPr>
-          <w:lang w:val="en-US"/>
-        </w:rPr>
-      </w:pPr>
-      <w:r>
-        <w:rPr>
-          <w:lang w:val="en-US"/>
-        </w:rPr>
-        <w:t>Biz tarmoqdagi qurilmalar qanday aloqa qilishini allaqachon o‘rganganmiz:</w:t>
+        <w:t xml:space="preserve">1. </w:t>
+      </w:r>
+      <w:proofErr w:type="spellStart"/>
+      <w:r>
+        <w:rPr>
+          <w:b/>
+          <w:bCs/>
+          <w:lang w:val="en-US"/>
+        </w:rPr>
+        <w:t>Avvalgi</w:t>
+      </w:r>
+      <w:proofErr w:type="spellEnd"/>
+      <w:r>
+        <w:rPr>
+          <w:b/>
+          <w:bCs/>
+          <w:lang w:val="en-US"/>
+        </w:rPr>
+        <w:t xml:space="preserve"> </w:t>
+      </w:r>
+      <w:proofErr w:type="spellStart"/>
+      <w:r>
+        <w:rPr>
+          <w:b/>
+          <w:bCs/>
+          <w:lang w:val="en-US"/>
+        </w:rPr>
+        <w:t>bilimlarni</w:t>
+      </w:r>
+      <w:proofErr w:type="spellEnd"/>
+      <w:r>
+        <w:rPr>
+          <w:b/>
+          <w:bCs/>
+          <w:lang w:val="en-US"/>
+        </w:rPr>
+        <w:t xml:space="preserve"> </w:t>
+      </w:r>
+      <w:proofErr w:type="spellStart"/>
+      <w:r>
+        <w:rPr>
+          <w:b/>
+          <w:bCs/>
+          <w:lang w:val="en-US"/>
+        </w:rPr>
+        <w:t>qisqacha</w:t>
+      </w:r>
+      <w:proofErr w:type="spellEnd"/>
+      <w:r>
+        <w:rPr>
+          <w:b/>
+          <w:bCs/>
+          <w:lang w:val="en-US"/>
+        </w:rPr>
+        <w:t xml:space="preserve"> </w:t>
+      </w:r>
+      <w:proofErr w:type="spellStart"/>
+      <w:r>
+        <w:rPr>
+          <w:b/>
+          <w:bCs/>
+          <w:lang w:val="en-US"/>
+        </w:rPr>
+        <w:t>takrorlaymiz</w:t>
+      </w:r>
+      <w:proofErr w:type="spellEnd"/>
+    </w:p>
+    <w:p>
+      <w:pPr>
+        <w:rPr>
+          <w:lang w:val="en-US"/>
+        </w:rPr>
+      </w:pPr>
+      <w:r>
+        <w:rPr>
+          <w:lang w:val="en-US"/>
+        </w:rPr>
+        <w:t xml:space="preserve">Biz </w:t>
+      </w:r>
+      <w:proofErr w:type="spellStart"/>
+      <w:r>
+        <w:rPr>
+          <w:lang w:val="en-US"/>
+        </w:rPr>
+        <w:t>tarmoqdagi</w:t>
+      </w:r>
+      <w:proofErr w:type="spellEnd"/>
+      <w:r>
+        <w:rPr>
+          <w:lang w:val="en-US"/>
+        </w:rPr>
+        <w:t xml:space="preserve"> </w:t>
+      </w:r>
+      <w:proofErr w:type="spellStart"/>
+      <w:r>
+        <w:rPr>
+          <w:lang w:val="en-US"/>
+        </w:rPr>
+        <w:t>qurilmalar</w:t>
+      </w:r>
+      <w:proofErr w:type="spellEnd"/>
+      <w:r>
+        <w:rPr>
+          <w:lang w:val="en-US"/>
+        </w:rPr>
+        <w:t xml:space="preserve"> </w:t>
+      </w:r>
+      <w:proofErr w:type="spellStart"/>
+      <w:r>
+        <w:rPr>
+          <w:lang w:val="en-US"/>
+        </w:rPr>
+        <w:t>qanday</w:t>
+      </w:r>
+      <w:proofErr w:type="spellEnd"/>
+      <w:r>
+        <w:rPr>
+          <w:lang w:val="en-US"/>
+        </w:rPr>
+        <w:t xml:space="preserve"> </w:t>
+      </w:r>
+      <w:proofErr w:type="spellStart"/>
+      <w:r>
+        <w:rPr>
+          <w:lang w:val="en-US"/>
+        </w:rPr>
+        <w:t>aloqa</w:t>
+      </w:r>
+      <w:proofErr w:type="spellEnd"/>
+      <w:r>
+        <w:rPr>
+          <w:lang w:val="en-US"/>
+        </w:rPr>
+        <w:t xml:space="preserve"> </w:t>
+      </w:r>
+      <w:proofErr w:type="spellStart"/>
+      <w:r>
+        <w:rPr>
+          <w:lang w:val="en-US"/>
+        </w:rPr>
+        <w:t>qilishini</w:t>
+      </w:r>
+      <w:proofErr w:type="spellEnd"/>
+      <w:r>
+        <w:rPr>
+          <w:lang w:val="en-US"/>
+        </w:rPr>
+        <w:t xml:space="preserve"> </w:t>
+      </w:r>
+      <w:proofErr w:type="spellStart"/>
+      <w:r>
+        <w:rPr>
+          <w:lang w:val="en-US"/>
+        </w:rPr>
+        <w:t>allaqachon</w:t>
+      </w:r>
+      <w:proofErr w:type="spellEnd"/>
+      <w:r>
+        <w:rPr>
+          <w:lang w:val="en-US"/>
+        </w:rPr>
+        <w:t xml:space="preserve"> </w:t>
+      </w:r>
+      <w:proofErr w:type="spellStart"/>
+      <w:proofErr w:type="gramStart"/>
+      <w:r>
+        <w:rPr>
+          <w:lang w:val="en-US"/>
+        </w:rPr>
+        <w:t>o‘</w:t>
+      </w:r>
+      <w:proofErr w:type="gramEnd"/>
+      <w:r>
+        <w:rPr>
+          <w:lang w:val="en-US"/>
+        </w:rPr>
+        <w:t>rganganmiz</w:t>
+      </w:r>
+      <w:proofErr w:type="spellEnd"/>
+      <w:r>
+        <w:rPr>
+          <w:lang w:val="en-US"/>
+        </w:rPr>
+        <w:t>:</w:t>
       </w:r>
     </w:p>
     <w:p>
@@ -128,7 +822,49 @@
         <w:rPr>
           <w:lang w:val="en-US"/>
         </w:rPr>
-        <w:t>IP address — qurilmaning tarmoqdagi manzili.</w:t>
+        <w:t xml:space="preserve">IP address — </w:t>
+      </w:r>
+      <w:proofErr w:type="spellStart"/>
+      <w:r>
+        <w:rPr>
+          <w:lang w:val="en-US"/>
+        </w:rPr>
+        <w:t>qurilmaning</w:t>
+      </w:r>
+      <w:proofErr w:type="spellEnd"/>
+      <w:r>
+        <w:rPr>
+          <w:lang w:val="en-US"/>
+        </w:rPr>
+        <w:t xml:space="preserve"> </w:t>
+      </w:r>
+      <w:proofErr w:type="spellStart"/>
+      <w:r>
+        <w:rPr>
+          <w:lang w:val="en-US"/>
+        </w:rPr>
+        <w:t>tarmoqdagi</w:t>
+      </w:r>
+      <w:proofErr w:type="spellEnd"/>
+      <w:r>
+        <w:rPr>
+          <w:lang w:val="en-US"/>
+        </w:rPr>
+        <w:t xml:space="preserve"> </w:t>
+      </w:r>
+      <w:proofErr w:type="spellStart"/>
+      <w:r>
+        <w:rPr>
+          <w:lang w:val="en-US"/>
+        </w:rPr>
+        <w:t>manzili</w:t>
+      </w:r>
+      <w:proofErr w:type="spellEnd"/>
+      <w:r>
+        <w:rPr>
+          <w:lang w:val="en-US"/>
+        </w:rPr>
+        <w:t>.</w:t>
       </w:r>
     </w:p>
     <w:p>
@@ -145,7 +881,71 @@
         <w:rPr>
           <w:lang w:val="en-US"/>
         </w:rPr>
-        <w:t>Default gateway — boshqa tarmoqlarga chiqish yo‘li.</w:t>
+        <w:t xml:space="preserve">Default gateway — </w:t>
+      </w:r>
+      <w:proofErr w:type="spellStart"/>
+      <w:r>
+        <w:rPr>
+          <w:lang w:val="en-US"/>
+        </w:rPr>
+        <w:t>boshqa</w:t>
+      </w:r>
+      <w:proofErr w:type="spellEnd"/>
+      <w:r>
+        <w:rPr>
+          <w:lang w:val="en-US"/>
+        </w:rPr>
+        <w:t xml:space="preserve"> </w:t>
+      </w:r>
+      <w:proofErr w:type="spellStart"/>
+      <w:r>
+        <w:rPr>
+          <w:lang w:val="en-US"/>
+        </w:rPr>
+        <w:t>tarmoqlarga</w:t>
+      </w:r>
+      <w:proofErr w:type="spellEnd"/>
+      <w:r>
+        <w:rPr>
+          <w:lang w:val="en-US"/>
+        </w:rPr>
+        <w:t xml:space="preserve"> </w:t>
+      </w:r>
+      <w:proofErr w:type="spellStart"/>
+      <w:r>
+        <w:rPr>
+          <w:lang w:val="en-US"/>
+        </w:rPr>
+        <w:t>chiqish</w:t>
+      </w:r>
+      <w:proofErr w:type="spellEnd"/>
+      <w:r>
+        <w:rPr>
+          <w:lang w:val="en-US"/>
+        </w:rPr>
+        <w:t xml:space="preserve"> </w:t>
+      </w:r>
+      <w:proofErr w:type="spellStart"/>
+      <w:proofErr w:type="gramStart"/>
+      <w:r>
+        <w:rPr>
+          <w:lang w:val="en-US"/>
+        </w:rPr>
+        <w:t>yo‘</w:t>
+      </w:r>
+      <w:proofErr w:type="gramEnd"/>
+      <w:r>
+        <w:rPr>
+          <w:lang w:val="en-US"/>
+        </w:rPr>
+        <w:t>li</w:t>
+      </w:r>
+      <w:proofErr w:type="spellEnd"/>
+      <w:r>
+        <w:rPr>
+          <w:lang w:val="en-US"/>
+        </w:rPr>
+        <w:t>.</w:t>
       </w:r>
     </w:p>
     <w:p>
@@ -162,7 +962,91 @@
         <w:rPr>
           <w:lang w:val="en-US"/>
         </w:rPr>
-        <w:t>DHCP — qurilmaga IP manzil, subnet mask, gateway va boshqa parametrlarni avtomatik beradi.</w:t>
+        <w:t xml:space="preserve">DHCP — </w:t>
+      </w:r>
+      <w:proofErr w:type="spellStart"/>
+      <w:r>
+        <w:rPr>
+          <w:lang w:val="en-US"/>
+        </w:rPr>
+        <w:t>qurilmaga</w:t>
+      </w:r>
+      <w:proofErr w:type="spellEnd"/>
+      <w:r>
+        <w:rPr>
+          <w:lang w:val="en-US"/>
+        </w:rPr>
+        <w:t xml:space="preserve"> IP manzil, subnet mask, gateway </w:t>
+      </w:r>
+      <w:proofErr w:type="spellStart"/>
+      <w:r>
+        <w:rPr>
+          <w:lang w:val="en-US"/>
+        </w:rPr>
+        <w:t>va</w:t>
+      </w:r>
+      <w:proofErr w:type="spellEnd"/>
+      <w:r>
+        <w:rPr>
+          <w:lang w:val="en-US"/>
+        </w:rPr>
+        <w:t xml:space="preserve"> </w:t>
+      </w:r>
+      <w:proofErr w:type="spellStart"/>
+      <w:r>
+        <w:rPr>
+          <w:lang w:val="en-US"/>
+        </w:rPr>
+        <w:t>boshqa</w:t>
+      </w:r>
+      <w:proofErr w:type="spellEnd"/>
+      <w:r>
+        <w:rPr>
+          <w:lang w:val="en-US"/>
+        </w:rPr>
+        <w:t xml:space="preserve"> </w:t>
+      </w:r>
+      <w:proofErr w:type="spellStart"/>
+      <w:r>
+        <w:rPr>
+          <w:lang w:val="en-US"/>
+        </w:rPr>
+        <w:t>parametrlarni</w:t>
+      </w:r>
+      <w:proofErr w:type="spellEnd"/>
+      <w:r>
+        <w:rPr>
+          <w:lang w:val="en-US"/>
+        </w:rPr>
+        <w:t xml:space="preserve"> </w:t>
+      </w:r>
+      <w:proofErr w:type="spellStart"/>
+      <w:r>
+        <w:rPr>
+          <w:lang w:val="en-US"/>
+        </w:rPr>
+        <w:t>avtomatik</w:t>
+      </w:r>
+      <w:proofErr w:type="spellEnd"/>
+      <w:r>
+        <w:rPr>
+          <w:lang w:val="en-US"/>
+        </w:rPr>
+        <w:t xml:space="preserve"> </w:t>
+      </w:r>
+      <w:proofErr w:type="spellStart"/>
+      <w:r>
+        <w:rPr>
+          <w:lang w:val="en-US"/>
+        </w:rPr>
+        <w:t>beradi</w:t>
+      </w:r>
+      <w:proofErr w:type="spellEnd"/>
+      <w:r>
+        <w:rPr>
+          <w:lang w:val="en-US"/>
+        </w:rPr>
+        <w:t>.</w:t>
       </w:r>
     </w:p>
     <w:p>
@@ -179,20 +1063,414 @@
         <w:rPr>
           <w:lang w:val="en-US"/>
         </w:rPr>
-        <w:t>DNS — domen yoki host nomini IP manzilga aniqlashga yordam beradi.</w:t>
-      </w:r>
-    </w:p>
-    <w:p>
-      <w:pPr>
-        <w:rPr>
-          <w:lang w:val="en-US"/>
-        </w:rPr>
-      </w:pPr>
-      <w:r>
-        <w:rPr>
-          <w:lang w:val="en-US"/>
-        </w:rPr>
-        <w:t>Masalan, kompyuterda brauzerni ochib www.example.com deb yozding. Kompyuter tarmoq orqali server bilan aloqa qilishi uchun uning IP manzilini aniqlashi kerak bo‘lishi mumkin. DNS shu vazifani bajaradi.</w:t>
+        <w:t xml:space="preserve">DNS — </w:t>
+      </w:r>
+      <w:proofErr w:type="spellStart"/>
+      <w:r>
+        <w:rPr>
+          <w:lang w:val="en-US"/>
+        </w:rPr>
+        <w:t>domen</w:t>
+      </w:r>
+      <w:proofErr w:type="spellEnd"/>
+      <w:r>
+        <w:rPr>
+          <w:lang w:val="en-US"/>
+        </w:rPr>
+        <w:t xml:space="preserve"> </w:t>
+      </w:r>
+      <w:proofErr w:type="spellStart"/>
+      <w:r>
+        <w:rPr>
+          <w:lang w:val="en-US"/>
+        </w:rPr>
+        <w:t>yoki</w:t>
+      </w:r>
+      <w:proofErr w:type="spellEnd"/>
+      <w:r>
+        <w:rPr>
+          <w:lang w:val="en-US"/>
+        </w:rPr>
+        <w:t xml:space="preserve"> host </w:t>
+      </w:r>
+      <w:proofErr w:type="spellStart"/>
+      <w:r>
+        <w:rPr>
+          <w:lang w:val="en-US"/>
+        </w:rPr>
+        <w:t>nomini</w:t>
+      </w:r>
+      <w:proofErr w:type="spellEnd"/>
+      <w:r>
+        <w:rPr>
+          <w:lang w:val="en-US"/>
+        </w:rPr>
+        <w:t xml:space="preserve"> IP </w:t>
+      </w:r>
+      <w:proofErr w:type="spellStart"/>
+      <w:r>
+        <w:rPr>
+          <w:lang w:val="en-US"/>
+        </w:rPr>
+        <w:t>manzilga</w:t>
+      </w:r>
+      <w:proofErr w:type="spellEnd"/>
+      <w:r>
+        <w:rPr>
+          <w:lang w:val="en-US"/>
+        </w:rPr>
+        <w:t xml:space="preserve"> </w:t>
+      </w:r>
+      <w:proofErr w:type="spellStart"/>
+      <w:r>
+        <w:rPr>
+          <w:lang w:val="en-US"/>
+        </w:rPr>
+        <w:t>aniqlashga</w:t>
+      </w:r>
+      <w:proofErr w:type="spellEnd"/>
+      <w:r>
+        <w:rPr>
+          <w:lang w:val="en-US"/>
+        </w:rPr>
+        <w:t xml:space="preserve"> </w:t>
+      </w:r>
+      <w:proofErr w:type="spellStart"/>
+      <w:r>
+        <w:rPr>
+          <w:lang w:val="en-US"/>
+        </w:rPr>
+        <w:t>yordam</w:t>
+      </w:r>
+      <w:proofErr w:type="spellEnd"/>
+      <w:r>
+        <w:rPr>
+          <w:lang w:val="en-US"/>
+        </w:rPr>
+        <w:t xml:space="preserve"> </w:t>
+      </w:r>
+      <w:proofErr w:type="spellStart"/>
+      <w:r>
+        <w:rPr>
+          <w:lang w:val="en-US"/>
+        </w:rPr>
+        <w:t>beradi</w:t>
+      </w:r>
+      <w:proofErr w:type="spellEnd"/>
+      <w:r>
+        <w:rPr>
+          <w:lang w:val="en-US"/>
+        </w:rPr>
+        <w:t>.</w:t>
+      </w:r>
+    </w:p>
+    <w:p>
+      <w:pPr>
+        <w:rPr>
+          <w:lang w:val="en-US"/>
+        </w:rPr>
+      </w:pPr>
+      <w:proofErr w:type="spellStart"/>
+      <w:r>
+        <w:rPr>
+          <w:lang w:val="en-US"/>
+        </w:rPr>
+        <w:t>Masalan</w:t>
+      </w:r>
+      <w:proofErr w:type="spellEnd"/>
+      <w:r>
+        <w:rPr>
+          <w:lang w:val="en-US"/>
+        </w:rPr>
+        <w:t xml:space="preserve">, </w:t>
+      </w:r>
+      <w:proofErr w:type="spellStart"/>
+      <w:r>
+        <w:rPr>
+          <w:lang w:val="en-US"/>
+        </w:rPr>
+        <w:t>kompyuterda</w:t>
+      </w:r>
+      <w:proofErr w:type="spellEnd"/>
+      <w:r>
+        <w:rPr>
+          <w:lang w:val="en-US"/>
+        </w:rPr>
+        <w:t xml:space="preserve"> </w:t>
+      </w:r>
+      <w:proofErr w:type="spellStart"/>
+      <w:r>
+        <w:rPr>
+          <w:lang w:val="en-US"/>
+        </w:rPr>
+        <w:t>brauzerni</w:t>
+      </w:r>
+      <w:proofErr w:type="spellEnd"/>
+      <w:r>
+        <w:rPr>
+          <w:lang w:val="en-US"/>
+        </w:rPr>
+        <w:t xml:space="preserve"> </w:t>
+      </w:r>
+      <w:proofErr w:type="spellStart"/>
+      <w:r>
+        <w:rPr>
+          <w:lang w:val="en-US"/>
+        </w:rPr>
+        <w:t>ochib</w:t>
+      </w:r>
+      <w:proofErr w:type="spellEnd"/>
+      <w:r>
+        <w:rPr>
+          <w:lang w:val="en-US"/>
+        </w:rPr>
+        <w:t xml:space="preserve"> www.example.com deb </w:t>
+      </w:r>
+      <w:proofErr w:type="spellStart"/>
+      <w:r>
+        <w:rPr>
+          <w:lang w:val="en-US"/>
+        </w:rPr>
+        <w:t>yozding</w:t>
+      </w:r>
+      <w:proofErr w:type="spellEnd"/>
+      <w:r>
+        <w:rPr>
+          <w:lang w:val="en-US"/>
+        </w:rPr>
+        <w:t xml:space="preserve">. </w:t>
+      </w:r>
+      <w:proofErr w:type="spellStart"/>
+      <w:r>
+        <w:rPr>
+          <w:lang w:val="en-US"/>
+        </w:rPr>
+        <w:t>Kompyuter</w:t>
+      </w:r>
+      <w:proofErr w:type="spellEnd"/>
+      <w:r>
+        <w:rPr>
+          <w:lang w:val="en-US"/>
+        </w:rPr>
+        <w:t xml:space="preserve"> </w:t>
+      </w:r>
+      <w:proofErr w:type="spellStart"/>
+      <w:r>
+        <w:rPr>
+          <w:lang w:val="en-US"/>
+        </w:rPr>
+        <w:t>tarmoq</w:t>
+      </w:r>
+      <w:proofErr w:type="spellEnd"/>
+      <w:r>
+        <w:rPr>
+          <w:lang w:val="en-US"/>
+        </w:rPr>
+        <w:t xml:space="preserve"> </w:t>
+      </w:r>
+      <w:proofErr w:type="spellStart"/>
+      <w:r>
+        <w:rPr>
+          <w:lang w:val="en-US"/>
+        </w:rPr>
+        <w:t>orqali</w:t>
+      </w:r>
+      <w:proofErr w:type="spellEnd"/>
+      <w:r>
+        <w:rPr>
+          <w:lang w:val="en-US"/>
+        </w:rPr>
+        <w:t xml:space="preserve"> server </w:t>
+      </w:r>
+      <w:proofErr w:type="spellStart"/>
+      <w:r>
+        <w:rPr>
+          <w:lang w:val="en-US"/>
+        </w:rPr>
+        <w:t>bilan</w:t>
+      </w:r>
+      <w:proofErr w:type="spellEnd"/>
+      <w:r>
+        <w:rPr>
+          <w:lang w:val="en-US"/>
+        </w:rPr>
+        <w:t xml:space="preserve"> </w:t>
+      </w:r>
+      <w:proofErr w:type="spellStart"/>
+      <w:r>
+        <w:rPr>
+          <w:lang w:val="en-US"/>
+        </w:rPr>
+        <w:t>aloqa</w:t>
+      </w:r>
+      <w:proofErr w:type="spellEnd"/>
+      <w:r>
+        <w:rPr>
+          <w:lang w:val="en-US"/>
+        </w:rPr>
+        <w:t xml:space="preserve"> </w:t>
+      </w:r>
+      <w:proofErr w:type="spellStart"/>
+      <w:r>
+        <w:rPr>
+          <w:lang w:val="en-US"/>
+        </w:rPr>
+        <w:t>qilishi</w:t>
+      </w:r>
+      <w:proofErr w:type="spellEnd"/>
+      <w:r>
+        <w:rPr>
+          <w:lang w:val="en-US"/>
+        </w:rPr>
+        <w:t xml:space="preserve"> </w:t>
+      </w:r>
+      <w:proofErr w:type="spellStart"/>
+      <w:r>
+        <w:rPr>
+          <w:lang w:val="en-US"/>
+        </w:rPr>
+        <w:t>uchun</w:t>
+      </w:r>
+      <w:proofErr w:type="spellEnd"/>
+      <w:r>
+        <w:rPr>
+          <w:lang w:val="en-US"/>
+        </w:rPr>
+        <w:t xml:space="preserve"> </w:t>
+      </w:r>
+      <w:proofErr w:type="spellStart"/>
+      <w:r>
+        <w:rPr>
+          <w:lang w:val="en-US"/>
+        </w:rPr>
+        <w:t>uning</w:t>
+      </w:r>
+      <w:proofErr w:type="spellEnd"/>
+      <w:r>
+        <w:rPr>
+          <w:lang w:val="en-US"/>
+        </w:rPr>
+        <w:t xml:space="preserve"> IP </w:t>
+      </w:r>
+      <w:proofErr w:type="spellStart"/>
+      <w:r>
+        <w:rPr>
+          <w:lang w:val="en-US"/>
+        </w:rPr>
+        <w:t>manzilini</w:t>
+      </w:r>
+      <w:proofErr w:type="spellEnd"/>
+      <w:r>
+        <w:rPr>
+          <w:lang w:val="en-US"/>
+        </w:rPr>
+        <w:t xml:space="preserve"> </w:t>
+      </w:r>
+      <w:proofErr w:type="spellStart"/>
+      <w:r>
+        <w:rPr>
+          <w:lang w:val="en-US"/>
+        </w:rPr>
+        <w:t>aniqlashi</w:t>
+      </w:r>
+      <w:proofErr w:type="spellEnd"/>
+      <w:r>
+        <w:rPr>
+          <w:lang w:val="en-US"/>
+        </w:rPr>
+        <w:t xml:space="preserve"> </w:t>
+      </w:r>
+      <w:proofErr w:type="spellStart"/>
+      <w:r>
+        <w:rPr>
+          <w:lang w:val="en-US"/>
+        </w:rPr>
+        <w:t>kerak</w:t>
+      </w:r>
+      <w:proofErr w:type="spellEnd"/>
+      <w:r>
+        <w:rPr>
+          <w:lang w:val="en-US"/>
+        </w:rPr>
+        <w:t xml:space="preserve"> </w:t>
+      </w:r>
+      <w:proofErr w:type="spellStart"/>
+      <w:proofErr w:type="gramStart"/>
+      <w:r>
+        <w:rPr>
+          <w:lang w:val="en-US"/>
+        </w:rPr>
+        <w:t>bo‘</w:t>
+      </w:r>
+      <w:proofErr w:type="gramEnd"/>
+      <w:r>
+        <w:rPr>
+          <w:lang w:val="en-US"/>
+        </w:rPr>
+        <w:t>lishi</w:t>
+      </w:r>
+      <w:proofErr w:type="spellEnd"/>
+      <w:r>
+        <w:rPr>
+          <w:lang w:val="en-US"/>
+        </w:rPr>
+        <w:t xml:space="preserve"> </w:t>
+      </w:r>
+      <w:proofErr w:type="spellStart"/>
+      <w:r>
+        <w:rPr>
+          <w:lang w:val="en-US"/>
+        </w:rPr>
+        <w:t>mumkin</w:t>
+      </w:r>
+      <w:proofErr w:type="spellEnd"/>
+      <w:r>
+        <w:rPr>
+          <w:lang w:val="en-US"/>
+        </w:rPr>
+        <w:t xml:space="preserve">. DNS </w:t>
+      </w:r>
+      <w:proofErr w:type="spellStart"/>
+      <w:r>
+        <w:rPr>
+          <w:lang w:val="en-US"/>
+        </w:rPr>
+        <w:t>shu</w:t>
+      </w:r>
+      <w:proofErr w:type="spellEnd"/>
+      <w:r>
+        <w:rPr>
+          <w:lang w:val="en-US"/>
+        </w:rPr>
+        <w:t xml:space="preserve"> </w:t>
+      </w:r>
+      <w:proofErr w:type="spellStart"/>
+      <w:r>
+        <w:rPr>
+          <w:lang w:val="en-US"/>
+        </w:rPr>
+        <w:t>vazifani</w:t>
+      </w:r>
+      <w:proofErr w:type="spellEnd"/>
+      <w:r>
+        <w:rPr>
+          <w:lang w:val="en-US"/>
+        </w:rPr>
+        <w:t xml:space="preserve"> </w:t>
+      </w:r>
+      <w:proofErr w:type="spellStart"/>
+      <w:r>
+        <w:rPr>
+          <w:lang w:val="en-US"/>
+        </w:rPr>
+        <w:t>bajaradi</w:t>
+      </w:r>
+      <w:proofErr w:type="spellEnd"/>
+      <w:r>
+        <w:rPr>
+          <w:lang w:val="en-US"/>
+        </w:rPr>
+        <w:t>.</w:t>
       </w:r>
     </w:p>
     <w:p>
@@ -209,60 +1487,288 @@
           <w:bCs/>
           <w:lang w:val="en-US"/>
         </w:rPr>
-        <w:t>2. DNS nima va nima uchun kerak?</w:t>
-      </w:r>
-    </w:p>
-    <w:p>
-      <w:pPr>
-        <w:rPr>
-          <w:lang w:val="en-US"/>
-        </w:rPr>
-      </w:pPr>
-      <w:r>
-        <w:rPr>
-          <w:lang w:val="en-US"/>
-        </w:rPr>
-        <w:t>DNS — Domain Name System, ya’ni domen nomlari tizimi.</w:t>
-      </w:r>
-    </w:p>
-    <w:p>
-      <w:pPr>
-        <w:rPr>
-          <w:lang w:val="en-US"/>
-        </w:rPr>
-      </w:pPr>
-      <w:r>
-        <w:rPr>
-          <w:lang w:val="en-US"/>
-        </w:rPr>
-        <w:t>Foydalanuvchi kompyuteri</w:t>
-      </w:r>
-    </w:p>
-    <w:p>
-      <w:pPr>
-        <w:rPr>
-          <w:lang w:val="en-US"/>
-        </w:rPr>
-      </w:pPr>
-      <w:r>
-        <w:rPr>
-          <w:lang w:val="en-US"/>
-        </w:rPr>
-        <w:t>www.example.com manzilini kiritadi</w:t>
-      </w:r>
-    </w:p>
-    <w:p>
-      <w:pPr>
-        <w:rPr>
-          <w:lang w:val="en-US"/>
-        </w:rPr>
-      </w:pPr>
-      <w:r>
-        <w:rPr>
-          <w:lang w:val="en-US"/>
-        </w:rPr>
-        <w:t>DNS so‘rovi va javobi</w:t>
-      </w:r>
+        <w:t xml:space="preserve">2. DNS </w:t>
+      </w:r>
+      <w:proofErr w:type="spellStart"/>
+      <w:r>
+        <w:rPr>
+          <w:b/>
+          <w:bCs/>
+          <w:lang w:val="en-US"/>
+        </w:rPr>
+        <w:t>nima</w:t>
+      </w:r>
+      <w:proofErr w:type="spellEnd"/>
+      <w:r>
+        <w:rPr>
+          <w:b/>
+          <w:bCs/>
+          <w:lang w:val="en-US"/>
+        </w:rPr>
+        <w:t xml:space="preserve"> </w:t>
+      </w:r>
+      <w:proofErr w:type="spellStart"/>
+      <w:r>
+        <w:rPr>
+          <w:b/>
+          <w:bCs/>
+          <w:lang w:val="en-US"/>
+        </w:rPr>
+        <w:t>va</w:t>
+      </w:r>
+      <w:proofErr w:type="spellEnd"/>
+      <w:r>
+        <w:rPr>
+          <w:b/>
+          <w:bCs/>
+          <w:lang w:val="en-US"/>
+        </w:rPr>
+        <w:t xml:space="preserve"> </w:t>
+      </w:r>
+      <w:proofErr w:type="spellStart"/>
+      <w:r>
+        <w:rPr>
+          <w:b/>
+          <w:bCs/>
+          <w:lang w:val="en-US"/>
+        </w:rPr>
+        <w:t>nima</w:t>
+      </w:r>
+      <w:proofErr w:type="spellEnd"/>
+      <w:r>
+        <w:rPr>
+          <w:b/>
+          <w:bCs/>
+          <w:lang w:val="en-US"/>
+        </w:rPr>
+        <w:t xml:space="preserve"> </w:t>
+      </w:r>
+      <w:proofErr w:type="spellStart"/>
+      <w:r>
+        <w:rPr>
+          <w:b/>
+          <w:bCs/>
+          <w:lang w:val="en-US"/>
+        </w:rPr>
+        <w:t>uchun</w:t>
+      </w:r>
+      <w:proofErr w:type="spellEnd"/>
+      <w:r>
+        <w:rPr>
+          <w:b/>
+          <w:bCs/>
+          <w:lang w:val="en-US"/>
+        </w:rPr>
+        <w:t xml:space="preserve"> </w:t>
+      </w:r>
+      <w:proofErr w:type="spellStart"/>
+      <w:r>
+        <w:rPr>
+          <w:b/>
+          <w:bCs/>
+          <w:lang w:val="en-US"/>
+        </w:rPr>
+        <w:t>kerak</w:t>
+      </w:r>
+      <w:proofErr w:type="spellEnd"/>
+      <w:r>
+        <w:rPr>
+          <w:b/>
+          <w:bCs/>
+          <w:lang w:val="en-US"/>
+        </w:rPr>
+        <w:t>?</w:t>
+      </w:r>
+    </w:p>
+    <w:p>
+      <w:pPr>
+        <w:rPr>
+          <w:lang w:val="en-US"/>
+        </w:rPr>
+      </w:pPr>
+      <w:r>
+        <w:rPr>
+          <w:lang w:val="en-US"/>
+        </w:rPr>
+        <w:t xml:space="preserve">DNS — Domain Name System, </w:t>
+      </w:r>
+      <w:proofErr w:type="spellStart"/>
+      <w:r>
+        <w:rPr>
+          <w:lang w:val="en-US"/>
+        </w:rPr>
+        <w:t>ya’ni</w:t>
+      </w:r>
+      <w:proofErr w:type="spellEnd"/>
+      <w:r>
+        <w:rPr>
+          <w:lang w:val="en-US"/>
+        </w:rPr>
+        <w:t xml:space="preserve"> </w:t>
+      </w:r>
+      <w:proofErr w:type="spellStart"/>
+      <w:r>
+        <w:rPr>
+          <w:lang w:val="en-US"/>
+        </w:rPr>
+        <w:t>domen</w:t>
+      </w:r>
+      <w:proofErr w:type="spellEnd"/>
+      <w:r>
+        <w:rPr>
+          <w:lang w:val="en-US"/>
+        </w:rPr>
+        <w:t xml:space="preserve"> </w:t>
+      </w:r>
+      <w:proofErr w:type="spellStart"/>
+      <w:r>
+        <w:rPr>
+          <w:lang w:val="en-US"/>
+        </w:rPr>
+        <w:t>nomlari</w:t>
+      </w:r>
+      <w:proofErr w:type="spellEnd"/>
+      <w:r>
+        <w:rPr>
+          <w:lang w:val="en-US"/>
+        </w:rPr>
+        <w:t xml:space="preserve"> </w:t>
+      </w:r>
+      <w:proofErr w:type="spellStart"/>
+      <w:r>
+        <w:rPr>
+          <w:lang w:val="en-US"/>
+        </w:rPr>
+        <w:t>tizimi</w:t>
+      </w:r>
+      <w:proofErr w:type="spellEnd"/>
+      <w:r>
+        <w:rPr>
+          <w:lang w:val="en-US"/>
+        </w:rPr>
+        <w:t>.</w:t>
+      </w:r>
+    </w:p>
+    <w:p>
+      <w:pPr>
+        <w:rPr>
+          <w:lang w:val="en-US"/>
+        </w:rPr>
+      </w:pPr>
+      <w:proofErr w:type="spellStart"/>
+      <w:r>
+        <w:rPr>
+          <w:lang w:val="en-US"/>
+        </w:rPr>
+        <w:t>Foydalanuvchi</w:t>
+      </w:r>
+      <w:proofErr w:type="spellEnd"/>
+      <w:r>
+        <w:rPr>
+          <w:lang w:val="en-US"/>
+        </w:rPr>
+        <w:t xml:space="preserve"> </w:t>
+      </w:r>
+      <w:proofErr w:type="spellStart"/>
+      <w:r>
+        <w:rPr>
+          <w:lang w:val="en-US"/>
+        </w:rPr>
+        <w:t>kompyuteri</w:t>
+      </w:r>
+      <w:proofErr w:type="spellEnd"/>
+    </w:p>
+    <w:p>
+      <w:pPr>
+        <w:rPr>
+          <w:lang w:val="en-US"/>
+        </w:rPr>
+      </w:pPr>
+      <w:r>
+        <w:rPr>
+          <w:lang w:val="en-US"/>
+        </w:rPr>
+        <w:t xml:space="preserve">www.example.com </w:t>
+      </w:r>
+      <w:proofErr w:type="spellStart"/>
+      <w:r>
+        <w:rPr>
+          <w:lang w:val="en-US"/>
+        </w:rPr>
+        <w:t>manzilini</w:t>
+      </w:r>
+      <w:proofErr w:type="spellEnd"/>
+      <w:r>
+        <w:rPr>
+          <w:lang w:val="en-US"/>
+        </w:rPr>
+        <w:t xml:space="preserve"> </w:t>
+      </w:r>
+      <w:proofErr w:type="spellStart"/>
+      <w:r>
+        <w:rPr>
+          <w:lang w:val="en-US"/>
+        </w:rPr>
+        <w:t>kiritadi</w:t>
+      </w:r>
+      <w:proofErr w:type="spellEnd"/>
+    </w:p>
+    <w:p>
+      <w:pPr>
+        <w:rPr>
+          <w:lang w:val="en-US"/>
+        </w:rPr>
+      </w:pPr>
+      <w:r>
+        <w:rPr>
+          <w:lang w:val="en-US"/>
+        </w:rPr>
+        <w:t xml:space="preserve">DNS </w:t>
+      </w:r>
+      <w:proofErr w:type="spellStart"/>
+      <w:proofErr w:type="gramStart"/>
+      <w:r>
+        <w:rPr>
+          <w:lang w:val="en-US"/>
+        </w:rPr>
+        <w:t>so‘</w:t>
+      </w:r>
+      <w:proofErr w:type="gramEnd"/>
+      <w:r>
+        <w:rPr>
+          <w:lang w:val="en-US"/>
+        </w:rPr>
+        <w:t>rovi</w:t>
+      </w:r>
+      <w:proofErr w:type="spellEnd"/>
+      <w:r>
+        <w:rPr>
+          <w:lang w:val="en-US"/>
+        </w:rPr>
+        <w:t xml:space="preserve"> </w:t>
+      </w:r>
+      <w:proofErr w:type="spellStart"/>
+      <w:r>
+        <w:rPr>
+          <w:lang w:val="en-US"/>
+        </w:rPr>
+        <w:t>va</w:t>
+      </w:r>
+      <w:proofErr w:type="spellEnd"/>
+      <w:r>
+        <w:rPr>
+          <w:lang w:val="en-US"/>
+        </w:rPr>
+        <w:t xml:space="preserve"> </w:t>
+      </w:r>
+      <w:proofErr w:type="spellStart"/>
+      <w:r>
+        <w:rPr>
+          <w:lang w:val="en-US"/>
+        </w:rPr>
+        <w:t>javobi</w:t>
+      </w:r>
+      <w:proofErr w:type="spellEnd"/>
     </w:p>
     <w:p>
       <w:pPr>
@@ -283,63 +1789,593 @@
           <w:lang w:val="en-US"/>
         </w:rPr>
       </w:pPr>
-      <w:r>
-        <w:rPr>
-          <w:lang w:val="en-US"/>
-        </w:rPr>
-        <w:t>Domen nomiga mos IP manzilni topadi</w:t>
-      </w:r>
-    </w:p>
-    <w:p>
-      <w:pPr>
-        <w:rPr>
-          <w:lang w:val="en-US"/>
-        </w:rPr>
-      </w:pPr>
-      <w:r>
-        <w:rPr>
-          <w:lang w:val="en-US"/>
-        </w:rPr>
-        <w:t>Masalan: 93.184.216.34</w:t>
-      </w:r>
-    </w:p>
-    <w:p>
-      <w:pPr>
-        <w:rPr>
-          <w:lang w:val="en-US"/>
-        </w:rPr>
-      </w:pPr>
-      <w:r>
-        <w:rPr>
-          <w:lang w:val="en-US"/>
-        </w:rPr>
-        <w:t>Kompyuter ushbu IP orqali serverga murojaat qilishi mumkin.</w:t>
-      </w:r>
-    </w:p>
-    <w:p>
-      <w:pPr>
-        <w:rPr>
-          <w:lang w:val="en-US"/>
-        </w:rPr>
-      </w:pPr>
-      <w:r>
-        <w:rPr>
-          <w:lang w:val="en-US"/>
-        </w:rPr>
-        <w:t>Bu IP misol uchun keltirilgan. Haqiqiy DNS javobi domen, yozuv turi va vaqtga qarab farq qilishi mumkin.</w:t>
-      </w:r>
-    </w:p>
-    <w:p>
-      <w:pPr>
-        <w:rPr>
-          <w:lang w:val="en-US"/>
-        </w:rPr>
-      </w:pPr>
-      <w:r>
-        <w:rPr>
-          <w:lang w:val="en-US"/>
-        </w:rPr>
-        <w:t>DNS bo‘lmasa, internetdagi xizmatlarga domen nomi o‘rniga IP manzillar orqali murojaat qilishga to‘g‘ri kelardi.</w:t>
+      <w:proofErr w:type="spellStart"/>
+      <w:r>
+        <w:rPr>
+          <w:lang w:val="en-US"/>
+        </w:rPr>
+        <w:t>Domen</w:t>
+      </w:r>
+      <w:proofErr w:type="spellEnd"/>
+      <w:r>
+        <w:rPr>
+          <w:lang w:val="en-US"/>
+        </w:rPr>
+        <w:t xml:space="preserve"> </w:t>
+      </w:r>
+      <w:proofErr w:type="spellStart"/>
+      <w:r>
+        <w:rPr>
+          <w:lang w:val="en-US"/>
+        </w:rPr>
+        <w:t>nomiga</w:t>
+      </w:r>
+      <w:proofErr w:type="spellEnd"/>
+      <w:r>
+        <w:rPr>
+          <w:lang w:val="en-US"/>
+        </w:rPr>
+        <w:t xml:space="preserve"> </w:t>
+      </w:r>
+      <w:proofErr w:type="spellStart"/>
+      <w:r>
+        <w:rPr>
+          <w:lang w:val="en-US"/>
+        </w:rPr>
+        <w:t>mos</w:t>
+      </w:r>
+      <w:proofErr w:type="spellEnd"/>
+      <w:r>
+        <w:rPr>
+          <w:lang w:val="en-US"/>
+        </w:rPr>
+        <w:t xml:space="preserve"> IP </w:t>
+      </w:r>
+      <w:proofErr w:type="spellStart"/>
+      <w:r>
+        <w:rPr>
+          <w:lang w:val="en-US"/>
+        </w:rPr>
+        <w:t>manzilni</w:t>
+      </w:r>
+      <w:proofErr w:type="spellEnd"/>
+      <w:r>
+        <w:rPr>
+          <w:lang w:val="en-US"/>
+        </w:rPr>
+        <w:t xml:space="preserve"> </w:t>
+      </w:r>
+      <w:proofErr w:type="spellStart"/>
+      <w:r>
+        <w:rPr>
+          <w:lang w:val="en-US"/>
+        </w:rPr>
+        <w:t>topadi</w:t>
+      </w:r>
+      <w:proofErr w:type="spellEnd"/>
+    </w:p>
+    <w:p>
+      <w:pPr>
+        <w:rPr>
+          <w:lang w:val="en-US"/>
+        </w:rPr>
+      </w:pPr>
+      <w:proofErr w:type="spellStart"/>
+      <w:r>
+        <w:rPr>
+          <w:lang w:val="en-US"/>
+        </w:rPr>
+        <w:t>Masalan</w:t>
+      </w:r>
+      <w:proofErr w:type="spellEnd"/>
+      <w:r>
+        <w:rPr>
+          <w:lang w:val="en-US"/>
+        </w:rPr>
+        <w:t>: 93.184.216.34</w:t>
+      </w:r>
+    </w:p>
+    <w:p>
+      <w:pPr>
+        <w:rPr>
+          <w:lang w:val="en-US"/>
+        </w:rPr>
+      </w:pPr>
+      <w:proofErr w:type="spellStart"/>
+      <w:r>
+        <w:rPr>
+          <w:lang w:val="en-US"/>
+        </w:rPr>
+        <w:t>Kompyuter</w:t>
+      </w:r>
+      <w:proofErr w:type="spellEnd"/>
+      <w:r>
+        <w:rPr>
+          <w:lang w:val="en-US"/>
+        </w:rPr>
+        <w:t xml:space="preserve"> </w:t>
+      </w:r>
+      <w:proofErr w:type="spellStart"/>
+      <w:r>
+        <w:rPr>
+          <w:lang w:val="en-US"/>
+        </w:rPr>
+        <w:t>ushbu</w:t>
+      </w:r>
+      <w:proofErr w:type="spellEnd"/>
+      <w:r>
+        <w:rPr>
+          <w:lang w:val="en-US"/>
+        </w:rPr>
+        <w:t xml:space="preserve"> IP </w:t>
+      </w:r>
+      <w:proofErr w:type="spellStart"/>
+      <w:r>
+        <w:rPr>
+          <w:lang w:val="en-US"/>
+        </w:rPr>
+        <w:t>orqali</w:t>
+      </w:r>
+      <w:proofErr w:type="spellEnd"/>
+      <w:r>
+        <w:rPr>
+          <w:lang w:val="en-US"/>
+        </w:rPr>
+        <w:t xml:space="preserve"> </w:t>
+      </w:r>
+      <w:proofErr w:type="spellStart"/>
+      <w:r>
+        <w:rPr>
+          <w:lang w:val="en-US"/>
+        </w:rPr>
+        <w:t>serverga</w:t>
+      </w:r>
+      <w:proofErr w:type="spellEnd"/>
+      <w:r>
+        <w:rPr>
+          <w:lang w:val="en-US"/>
+        </w:rPr>
+        <w:t xml:space="preserve"> </w:t>
+      </w:r>
+      <w:proofErr w:type="spellStart"/>
+      <w:r>
+        <w:rPr>
+          <w:lang w:val="en-US"/>
+        </w:rPr>
+        <w:t>murojaat</w:t>
+      </w:r>
+      <w:proofErr w:type="spellEnd"/>
+      <w:r>
+        <w:rPr>
+          <w:lang w:val="en-US"/>
+        </w:rPr>
+        <w:t xml:space="preserve"> </w:t>
+      </w:r>
+      <w:proofErr w:type="spellStart"/>
+      <w:r>
+        <w:rPr>
+          <w:lang w:val="en-US"/>
+        </w:rPr>
+        <w:t>qilishi</w:t>
+      </w:r>
+      <w:proofErr w:type="spellEnd"/>
+      <w:r>
+        <w:rPr>
+          <w:lang w:val="en-US"/>
+        </w:rPr>
+        <w:t xml:space="preserve"> </w:t>
+      </w:r>
+      <w:proofErr w:type="spellStart"/>
+      <w:r>
+        <w:rPr>
+          <w:lang w:val="en-US"/>
+        </w:rPr>
+        <w:t>mumkin</w:t>
+      </w:r>
+      <w:proofErr w:type="spellEnd"/>
+      <w:r>
+        <w:rPr>
+          <w:lang w:val="en-US"/>
+        </w:rPr>
+        <w:t>.</w:t>
+      </w:r>
+    </w:p>
+    <w:p>
+      <w:pPr>
+        <w:rPr>
+          <w:lang w:val="en-US"/>
+        </w:rPr>
+      </w:pPr>
+      <w:r>
+        <w:rPr>
+          <w:lang w:val="en-US"/>
+        </w:rPr>
+        <w:t xml:space="preserve">Bu IP </w:t>
+      </w:r>
+      <w:proofErr w:type="spellStart"/>
+      <w:r>
+        <w:rPr>
+          <w:lang w:val="en-US"/>
+        </w:rPr>
+        <w:t>misol</w:t>
+      </w:r>
+      <w:proofErr w:type="spellEnd"/>
+      <w:r>
+        <w:rPr>
+          <w:lang w:val="en-US"/>
+        </w:rPr>
+        <w:t xml:space="preserve"> </w:t>
+      </w:r>
+      <w:proofErr w:type="spellStart"/>
+      <w:r>
+        <w:rPr>
+          <w:lang w:val="en-US"/>
+        </w:rPr>
+        <w:t>uchun</w:t>
+      </w:r>
+      <w:proofErr w:type="spellEnd"/>
+      <w:r>
+        <w:rPr>
+          <w:lang w:val="en-US"/>
+        </w:rPr>
+        <w:t xml:space="preserve"> </w:t>
+      </w:r>
+      <w:proofErr w:type="spellStart"/>
+      <w:r>
+        <w:rPr>
+          <w:lang w:val="en-US"/>
+        </w:rPr>
+        <w:t>keltirilgan</w:t>
+      </w:r>
+      <w:proofErr w:type="spellEnd"/>
+      <w:r>
+        <w:rPr>
+          <w:lang w:val="en-US"/>
+        </w:rPr>
+        <w:t xml:space="preserve">. </w:t>
+      </w:r>
+      <w:proofErr w:type="spellStart"/>
+      <w:r>
+        <w:rPr>
+          <w:lang w:val="en-US"/>
+        </w:rPr>
+        <w:t>Haqiqiy</w:t>
+      </w:r>
+      <w:proofErr w:type="spellEnd"/>
+      <w:r>
+        <w:rPr>
+          <w:lang w:val="en-US"/>
+        </w:rPr>
+        <w:t xml:space="preserve"> DNS </w:t>
+      </w:r>
+      <w:proofErr w:type="spellStart"/>
+      <w:r>
+        <w:rPr>
+          <w:lang w:val="en-US"/>
+        </w:rPr>
+        <w:t>javobi</w:t>
+      </w:r>
+      <w:proofErr w:type="spellEnd"/>
+      <w:r>
+        <w:rPr>
+          <w:lang w:val="en-US"/>
+        </w:rPr>
+        <w:t xml:space="preserve"> </w:t>
+      </w:r>
+      <w:proofErr w:type="spellStart"/>
+      <w:r>
+        <w:rPr>
+          <w:lang w:val="en-US"/>
+        </w:rPr>
+        <w:t>domen</w:t>
+      </w:r>
+      <w:proofErr w:type="spellEnd"/>
+      <w:r>
+        <w:rPr>
+          <w:lang w:val="en-US"/>
+        </w:rPr>
+        <w:t xml:space="preserve">, </w:t>
+      </w:r>
+      <w:proofErr w:type="spellStart"/>
+      <w:r>
+        <w:rPr>
+          <w:lang w:val="en-US"/>
+        </w:rPr>
+        <w:t>yozuv</w:t>
+      </w:r>
+      <w:proofErr w:type="spellEnd"/>
+      <w:r>
+        <w:rPr>
+          <w:lang w:val="en-US"/>
+        </w:rPr>
+        <w:t xml:space="preserve"> </w:t>
+      </w:r>
+      <w:proofErr w:type="spellStart"/>
+      <w:r>
+        <w:rPr>
+          <w:lang w:val="en-US"/>
+        </w:rPr>
+        <w:t>turi</w:t>
+      </w:r>
+      <w:proofErr w:type="spellEnd"/>
+      <w:r>
+        <w:rPr>
+          <w:lang w:val="en-US"/>
+        </w:rPr>
+        <w:t xml:space="preserve"> </w:t>
+      </w:r>
+      <w:proofErr w:type="spellStart"/>
+      <w:r>
+        <w:rPr>
+          <w:lang w:val="en-US"/>
+        </w:rPr>
+        <w:t>va</w:t>
+      </w:r>
+      <w:proofErr w:type="spellEnd"/>
+      <w:r>
+        <w:rPr>
+          <w:lang w:val="en-US"/>
+        </w:rPr>
+        <w:t xml:space="preserve"> </w:t>
+      </w:r>
+      <w:proofErr w:type="spellStart"/>
+      <w:r>
+        <w:rPr>
+          <w:lang w:val="en-US"/>
+        </w:rPr>
+        <w:t>vaqtga</w:t>
+      </w:r>
+      <w:proofErr w:type="spellEnd"/>
+      <w:r>
+        <w:rPr>
+          <w:lang w:val="en-US"/>
+        </w:rPr>
+        <w:t xml:space="preserve"> </w:t>
+      </w:r>
+      <w:proofErr w:type="spellStart"/>
+      <w:r>
+        <w:rPr>
+          <w:lang w:val="en-US"/>
+        </w:rPr>
+        <w:t>qarab</w:t>
+      </w:r>
+      <w:proofErr w:type="spellEnd"/>
+      <w:r>
+        <w:rPr>
+          <w:lang w:val="en-US"/>
+        </w:rPr>
+        <w:t xml:space="preserve"> </w:t>
+      </w:r>
+      <w:proofErr w:type="spellStart"/>
+      <w:r>
+        <w:rPr>
+          <w:lang w:val="en-US"/>
+        </w:rPr>
+        <w:t>farq</w:t>
+      </w:r>
+      <w:proofErr w:type="spellEnd"/>
+      <w:r>
+        <w:rPr>
+          <w:lang w:val="en-US"/>
+        </w:rPr>
+        <w:t xml:space="preserve"> </w:t>
+      </w:r>
+      <w:proofErr w:type="spellStart"/>
+      <w:r>
+        <w:rPr>
+          <w:lang w:val="en-US"/>
+        </w:rPr>
+        <w:t>qilishi</w:t>
+      </w:r>
+      <w:proofErr w:type="spellEnd"/>
+      <w:r>
+        <w:rPr>
+          <w:lang w:val="en-US"/>
+        </w:rPr>
+        <w:t xml:space="preserve"> </w:t>
+      </w:r>
+      <w:proofErr w:type="spellStart"/>
+      <w:r>
+        <w:rPr>
+          <w:lang w:val="en-US"/>
+        </w:rPr>
+        <w:t>mumkin</w:t>
+      </w:r>
+      <w:proofErr w:type="spellEnd"/>
+      <w:r>
+        <w:rPr>
+          <w:lang w:val="en-US"/>
+        </w:rPr>
+        <w:t>.</w:t>
+      </w:r>
+    </w:p>
+    <w:p>
+      <w:pPr>
+        <w:rPr>
+          <w:lang w:val="en-US"/>
+        </w:rPr>
+      </w:pPr>
+      <w:r>
+        <w:rPr>
+          <w:lang w:val="en-US"/>
+        </w:rPr>
+        <w:t xml:space="preserve">DNS </w:t>
+      </w:r>
+      <w:proofErr w:type="spellStart"/>
+      <w:proofErr w:type="gramStart"/>
+      <w:r>
+        <w:rPr>
+          <w:lang w:val="en-US"/>
+        </w:rPr>
+        <w:t>bo‘</w:t>
+      </w:r>
+      <w:proofErr w:type="gramEnd"/>
+      <w:r>
+        <w:rPr>
+          <w:lang w:val="en-US"/>
+        </w:rPr>
+        <w:t>lmasa</w:t>
+      </w:r>
+      <w:proofErr w:type="spellEnd"/>
+      <w:r>
+        <w:rPr>
+          <w:lang w:val="en-US"/>
+        </w:rPr>
+        <w:t xml:space="preserve">, </w:t>
+      </w:r>
+      <w:proofErr w:type="spellStart"/>
+      <w:r>
+        <w:rPr>
+          <w:lang w:val="en-US"/>
+        </w:rPr>
+        <w:t>internetdagi</w:t>
+      </w:r>
+      <w:proofErr w:type="spellEnd"/>
+      <w:r>
+        <w:rPr>
+          <w:lang w:val="en-US"/>
+        </w:rPr>
+        <w:t xml:space="preserve"> </w:t>
+      </w:r>
+      <w:proofErr w:type="spellStart"/>
+      <w:r>
+        <w:rPr>
+          <w:lang w:val="en-US"/>
+        </w:rPr>
+        <w:t>xizmatlarga</w:t>
+      </w:r>
+      <w:proofErr w:type="spellEnd"/>
+      <w:r>
+        <w:rPr>
+          <w:lang w:val="en-US"/>
+        </w:rPr>
+        <w:t xml:space="preserve"> </w:t>
+      </w:r>
+      <w:proofErr w:type="spellStart"/>
+      <w:r>
+        <w:rPr>
+          <w:lang w:val="en-US"/>
+        </w:rPr>
+        <w:t>domen</w:t>
+      </w:r>
+      <w:proofErr w:type="spellEnd"/>
+      <w:r>
+        <w:rPr>
+          <w:lang w:val="en-US"/>
+        </w:rPr>
+        <w:t xml:space="preserve"> </w:t>
+      </w:r>
+      <w:proofErr w:type="spellStart"/>
+      <w:r>
+        <w:rPr>
+          <w:lang w:val="en-US"/>
+        </w:rPr>
+        <w:t>nomi</w:t>
+      </w:r>
+      <w:proofErr w:type="spellEnd"/>
+      <w:r>
+        <w:rPr>
+          <w:lang w:val="en-US"/>
+        </w:rPr>
+        <w:t xml:space="preserve"> </w:t>
+      </w:r>
+      <w:proofErr w:type="spellStart"/>
+      <w:r>
+        <w:rPr>
+          <w:lang w:val="en-US"/>
+        </w:rPr>
+        <w:t>o‘rniga</w:t>
+      </w:r>
+      <w:proofErr w:type="spellEnd"/>
+      <w:r>
+        <w:rPr>
+          <w:lang w:val="en-US"/>
+        </w:rPr>
+        <w:t xml:space="preserve"> IP </w:t>
+      </w:r>
+      <w:proofErr w:type="spellStart"/>
+      <w:r>
+        <w:rPr>
+          <w:lang w:val="en-US"/>
+        </w:rPr>
+        <w:t>manzillar</w:t>
+      </w:r>
+      <w:proofErr w:type="spellEnd"/>
+      <w:r>
+        <w:rPr>
+          <w:lang w:val="en-US"/>
+        </w:rPr>
+        <w:t xml:space="preserve"> </w:t>
+      </w:r>
+      <w:proofErr w:type="spellStart"/>
+      <w:r>
+        <w:rPr>
+          <w:lang w:val="en-US"/>
+        </w:rPr>
+        <w:t>orqali</w:t>
+      </w:r>
+      <w:proofErr w:type="spellEnd"/>
+      <w:r>
+        <w:rPr>
+          <w:lang w:val="en-US"/>
+        </w:rPr>
+        <w:t xml:space="preserve"> </w:t>
+      </w:r>
+      <w:proofErr w:type="spellStart"/>
+      <w:r>
+        <w:rPr>
+          <w:lang w:val="en-US"/>
+        </w:rPr>
+        <w:t>murojaat</w:t>
+      </w:r>
+      <w:proofErr w:type="spellEnd"/>
+      <w:r>
+        <w:rPr>
+          <w:lang w:val="en-US"/>
+        </w:rPr>
+        <w:t xml:space="preserve"> </w:t>
+      </w:r>
+      <w:proofErr w:type="spellStart"/>
+      <w:r>
+        <w:rPr>
+          <w:lang w:val="en-US"/>
+        </w:rPr>
+        <w:t>qilishga</w:t>
+      </w:r>
+      <w:proofErr w:type="spellEnd"/>
+      <w:r>
+        <w:rPr>
+          <w:lang w:val="en-US"/>
+        </w:rPr>
+        <w:t xml:space="preserve"> </w:t>
+      </w:r>
+      <w:proofErr w:type="spellStart"/>
+      <w:r>
+        <w:rPr>
+          <w:lang w:val="en-US"/>
+        </w:rPr>
+        <w:t>to‘g‘ri</w:t>
+      </w:r>
+      <w:proofErr w:type="spellEnd"/>
+      <w:r>
+        <w:rPr>
+          <w:lang w:val="en-US"/>
+        </w:rPr>
+        <w:t xml:space="preserve"> </w:t>
+      </w:r>
+      <w:proofErr w:type="spellStart"/>
+      <w:r>
+        <w:rPr>
+          <w:lang w:val="en-US"/>
+        </w:rPr>
+        <w:t>kelardi</w:t>
+      </w:r>
+      <w:proofErr w:type="spellEnd"/>
+      <w:r>
+        <w:rPr>
+          <w:lang w:val="en-US"/>
+        </w:rPr>
+        <w:t>.</w:t>
       </w:r>
     </w:p>
     <w:p>
@@ -353,7 +2389,141 @@
           <w:lang w:val="en-US"/>
         </w:rPr>
         <w:lastRenderedPageBreak/>
-        <w:t>DNS faqat domenni IP ga o‘girish bilangina cheklanmaydi. U boshqa turdagi yozuvlarni ham saqlaydi:</w:t>
+        <w:t xml:space="preserve">DNS </w:t>
+      </w:r>
+      <w:proofErr w:type="spellStart"/>
+      <w:r>
+        <w:rPr>
+          <w:lang w:val="en-US"/>
+        </w:rPr>
+        <w:t>faqat</w:t>
+      </w:r>
+      <w:proofErr w:type="spellEnd"/>
+      <w:r>
+        <w:rPr>
+          <w:lang w:val="en-US"/>
+        </w:rPr>
+        <w:t xml:space="preserve"> </w:t>
+      </w:r>
+      <w:proofErr w:type="spellStart"/>
+      <w:r>
+        <w:rPr>
+          <w:lang w:val="en-US"/>
+        </w:rPr>
+        <w:t>domenni</w:t>
+      </w:r>
+      <w:proofErr w:type="spellEnd"/>
+      <w:r>
+        <w:rPr>
+          <w:lang w:val="en-US"/>
+        </w:rPr>
+        <w:t xml:space="preserve"> IP ga </w:t>
+      </w:r>
+      <w:proofErr w:type="spellStart"/>
+      <w:proofErr w:type="gramStart"/>
+      <w:r>
+        <w:rPr>
+          <w:lang w:val="en-US"/>
+        </w:rPr>
+        <w:t>o‘</w:t>
+      </w:r>
+      <w:proofErr w:type="gramEnd"/>
+      <w:r>
+        <w:rPr>
+          <w:lang w:val="en-US"/>
+        </w:rPr>
+        <w:t>girish</w:t>
+      </w:r>
+      <w:proofErr w:type="spellEnd"/>
+      <w:r>
+        <w:rPr>
+          <w:lang w:val="en-US"/>
+        </w:rPr>
+        <w:t xml:space="preserve"> </w:t>
+      </w:r>
+      <w:proofErr w:type="spellStart"/>
+      <w:r>
+        <w:rPr>
+          <w:lang w:val="en-US"/>
+        </w:rPr>
+        <w:t>bilangina</w:t>
+      </w:r>
+      <w:proofErr w:type="spellEnd"/>
+      <w:r>
+        <w:rPr>
+          <w:lang w:val="en-US"/>
+        </w:rPr>
+        <w:t xml:space="preserve"> </w:t>
+      </w:r>
+      <w:proofErr w:type="spellStart"/>
+      <w:r>
+        <w:rPr>
+          <w:lang w:val="en-US"/>
+        </w:rPr>
+        <w:t>cheklanmaydi</w:t>
+      </w:r>
+      <w:proofErr w:type="spellEnd"/>
+      <w:r>
+        <w:rPr>
+          <w:lang w:val="en-US"/>
+        </w:rPr>
+        <w:t xml:space="preserve">. U </w:t>
+      </w:r>
+      <w:proofErr w:type="spellStart"/>
+      <w:r>
+        <w:rPr>
+          <w:lang w:val="en-US"/>
+        </w:rPr>
+        <w:t>boshqa</w:t>
+      </w:r>
+      <w:proofErr w:type="spellEnd"/>
+      <w:r>
+        <w:rPr>
+          <w:lang w:val="en-US"/>
+        </w:rPr>
+        <w:t xml:space="preserve"> </w:t>
+      </w:r>
+      <w:proofErr w:type="spellStart"/>
+      <w:r>
+        <w:rPr>
+          <w:lang w:val="en-US"/>
+        </w:rPr>
+        <w:t>turdagi</w:t>
+      </w:r>
+      <w:proofErr w:type="spellEnd"/>
+      <w:r>
+        <w:rPr>
+          <w:lang w:val="en-US"/>
+        </w:rPr>
+        <w:t xml:space="preserve"> </w:t>
+      </w:r>
+      <w:proofErr w:type="spellStart"/>
+      <w:r>
+        <w:rPr>
+          <w:lang w:val="en-US"/>
+        </w:rPr>
+        <w:t>yozuvlarni</w:t>
+      </w:r>
+      <w:proofErr w:type="spellEnd"/>
+      <w:r>
+        <w:rPr>
+          <w:lang w:val="en-US"/>
+        </w:rPr>
+        <w:t xml:space="preserve"> ham </w:t>
+      </w:r>
+      <w:proofErr w:type="spellStart"/>
+      <w:r>
+        <w:rPr>
+          <w:lang w:val="en-US"/>
+        </w:rPr>
+        <w:t>saqlaydi</w:t>
+      </w:r>
+      <w:proofErr w:type="spellEnd"/>
+      <w:r>
+        <w:rPr>
+          <w:lang w:val="en-US"/>
+        </w:rPr>
+        <w:t>:</w:t>
       </w:r>
     </w:p>
     <w:tbl>
@@ -394,8 +2564,17 @@
                 <w:b/>
                 <w:bCs/>
               </w:rPr>
-              <w:t>DNS yozuvi</w:t>
+              <w:t xml:space="preserve">DNS </w:t>
             </w:r>
+            <w:proofErr w:type="spellStart"/>
+            <w:r>
+              <w:rPr>
+                <w:b/>
+                <w:bCs/>
+              </w:rPr>
+              <w:t>yozuvi</w:t>
+            </w:r>
+            <w:proofErr w:type="spellEnd"/>
           </w:p>
         </w:tc>
         <w:tc>
@@ -411,6 +2590,7 @@
                 <w:bCs/>
               </w:rPr>
             </w:pPr>
+            <w:proofErr w:type="spellStart"/>
             <w:r>
               <w:rPr>
                 <w:b/>
@@ -418,6 +2598,7 @@
               </w:rPr>
               <w:t>Vazifasi</w:t>
             </w:r>
+            <w:proofErr w:type="spellEnd"/>
           </w:p>
         </w:tc>
       </w:tr>
@@ -445,8 +2626,21 @@
           </w:tcPr>
           <w:p>
             <w:r>
-              <w:t>IPv4 manzilini ko‘rsatadi</w:t>
+              <w:t xml:space="preserve">IPv4 </w:t>
             </w:r>
+            <w:proofErr w:type="spellStart"/>
+            <w:r>
+              <w:t>manzilini</w:t>
+            </w:r>
+            <w:proofErr w:type="spellEnd"/>
+            <w:r>
+              <w:t xml:space="preserve"> </w:t>
+            </w:r>
+            <w:proofErr w:type="spellStart"/>
+            <w:r>
+              <w:t>ko‘rsatadi</w:t>
+            </w:r>
+            <w:proofErr w:type="spellEnd"/>
           </w:p>
         </w:tc>
       </w:tr>
@@ -474,8 +2668,21 @@
           </w:tcPr>
           <w:p>
             <w:r>
-              <w:t>IPv6 manzilini ko‘rsatadi</w:t>
+              <w:t xml:space="preserve">IPv6 </w:t>
             </w:r>
+            <w:proofErr w:type="spellStart"/>
+            <w:r>
+              <w:t>manzilini</w:t>
+            </w:r>
+            <w:proofErr w:type="spellEnd"/>
+            <w:r>
+              <w:t xml:space="preserve"> </w:t>
+            </w:r>
+            <w:proofErr w:type="spellStart"/>
+            <w:r>
+              <w:t>ko‘rsatadi</w:t>
+            </w:r>
+            <w:proofErr w:type="spellEnd"/>
           </w:p>
         </w:tc>
       </w:tr>
@@ -502,9 +2709,35 @@
             <w:hideMark/>
           </w:tcPr>
           <w:p>
+            <w:proofErr w:type="spellStart"/>
             <w:r>
-              <w:t>Boshqa nomga alias yaratadi</w:t>
+              <w:t>Boshqa</w:t>
             </w:r>
+            <w:proofErr w:type="spellEnd"/>
+            <w:r>
+              <w:t xml:space="preserve"> </w:t>
+            </w:r>
+            <w:proofErr w:type="spellStart"/>
+            <w:r>
+              <w:t>nomga</w:t>
+            </w:r>
+            <w:proofErr w:type="spellEnd"/>
+            <w:r>
+              <w:t xml:space="preserve"> </w:t>
+            </w:r>
+            <w:proofErr w:type="spellStart"/>
+            <w:r>
+              <w:t>alias</w:t>
+            </w:r>
+            <w:proofErr w:type="spellEnd"/>
+            <w:r>
+              <w:t xml:space="preserve"> </w:t>
+            </w:r>
+            <w:proofErr w:type="spellStart"/>
+            <w:r>
+              <w:t>yaratadi</w:t>
+            </w:r>
+            <w:proofErr w:type="spellEnd"/>
           </w:p>
         </w:tc>
       </w:tr>
@@ -536,12 +2769,64 @@
                 <w:lang w:val="en-US"/>
               </w:rPr>
             </w:pPr>
+            <w:proofErr w:type="spellStart"/>
             <w:r>
               <w:rPr>
                 <w:lang w:val="en-US"/>
               </w:rPr>
-              <w:t>Elektron pochta serverini ko‘rsatadi</w:t>
+              <w:t>Elektron</w:t>
             </w:r>
+            <w:proofErr w:type="spellEnd"/>
+            <w:r>
+              <w:rPr>
+                <w:lang w:val="en-US"/>
+              </w:rPr>
+              <w:t xml:space="preserve"> </w:t>
+            </w:r>
+            <w:proofErr w:type="spellStart"/>
+            <w:r>
+              <w:rPr>
+                <w:lang w:val="en-US"/>
+              </w:rPr>
+              <w:t>pochta</w:t>
+            </w:r>
+            <w:proofErr w:type="spellEnd"/>
+            <w:r>
+              <w:rPr>
+                <w:lang w:val="en-US"/>
+              </w:rPr>
+              <w:t xml:space="preserve"> </w:t>
+            </w:r>
+            <w:proofErr w:type="spellStart"/>
+            <w:r>
+              <w:rPr>
+                <w:lang w:val="en-US"/>
+              </w:rPr>
+              <w:t>serverini</w:t>
+            </w:r>
+            <w:proofErr w:type="spellEnd"/>
+            <w:r>
+              <w:rPr>
+                <w:lang w:val="en-US"/>
+              </w:rPr>
+              <w:t xml:space="preserve"> </w:t>
+            </w:r>
+            <w:proofErr w:type="spellStart"/>
+            <w:proofErr w:type="gramStart"/>
+            <w:r>
+              <w:rPr>
+                <w:lang w:val="en-US"/>
+              </w:rPr>
+              <w:t>ko‘</w:t>
+            </w:r>
+            <w:proofErr w:type="gramEnd"/>
+            <w:r>
+              <w:rPr>
+                <w:lang w:val="en-US"/>
+              </w:rPr>
+              <w:t>rsatadi</w:t>
+            </w:r>
+            <w:proofErr w:type="spellEnd"/>
           </w:p>
         </w:tc>
       </w:tr>
@@ -577,8 +2862,72 @@
               <w:rPr>
                 <w:lang w:val="en-US"/>
               </w:rPr>
-              <w:t>IP manzildan nomni aniqlashga yordam beradi</w:t>
+              <w:t xml:space="preserve">IP </w:t>
             </w:r>
+            <w:proofErr w:type="spellStart"/>
+            <w:r>
+              <w:rPr>
+                <w:lang w:val="en-US"/>
+              </w:rPr>
+              <w:t>manzildan</w:t>
+            </w:r>
+            <w:proofErr w:type="spellEnd"/>
+            <w:r>
+              <w:rPr>
+                <w:lang w:val="en-US"/>
+              </w:rPr>
+              <w:t xml:space="preserve"> </w:t>
+            </w:r>
+            <w:proofErr w:type="spellStart"/>
+            <w:r>
+              <w:rPr>
+                <w:lang w:val="en-US"/>
+              </w:rPr>
+              <w:t>nomni</w:t>
+            </w:r>
+            <w:proofErr w:type="spellEnd"/>
+            <w:r>
+              <w:rPr>
+                <w:lang w:val="en-US"/>
+              </w:rPr>
+              <w:t xml:space="preserve"> </w:t>
+            </w:r>
+            <w:proofErr w:type="spellStart"/>
+            <w:r>
+              <w:rPr>
+                <w:lang w:val="en-US"/>
+              </w:rPr>
+              <w:t>aniqlashga</w:t>
+            </w:r>
+            <w:proofErr w:type="spellEnd"/>
+            <w:r>
+              <w:rPr>
+                <w:lang w:val="en-US"/>
+              </w:rPr>
+              <w:t xml:space="preserve"> </w:t>
+            </w:r>
+            <w:proofErr w:type="spellStart"/>
+            <w:r>
+              <w:rPr>
+                <w:lang w:val="en-US"/>
+              </w:rPr>
+              <w:t>yordam</w:t>
+            </w:r>
+            <w:proofErr w:type="spellEnd"/>
+            <w:r>
+              <w:rPr>
+                <w:lang w:val="en-US"/>
+              </w:rPr>
+              <w:t xml:space="preserve"> </w:t>
+            </w:r>
+            <w:proofErr w:type="spellStart"/>
+            <w:r>
+              <w:rPr>
+                <w:lang w:val="en-US"/>
+              </w:rPr>
+              <w:t>beradi</w:t>
+            </w:r>
+            <w:proofErr w:type="spellEnd"/>
           </w:p>
         </w:tc>
       </w:tr>
@@ -610,12 +2959,112 @@
                 <w:lang w:val="en-US"/>
               </w:rPr>
             </w:pPr>
+            <w:proofErr w:type="spellStart"/>
             <w:r>
               <w:rPr>
                 <w:lang w:val="en-US"/>
               </w:rPr>
-              <w:t>Matnli ma’lumot, jumladan ayrim domen tasdiqlash yozuvlarini saqlaydi</w:t>
+              <w:t>Matnli</w:t>
             </w:r>
+            <w:proofErr w:type="spellEnd"/>
+            <w:r>
+              <w:rPr>
+                <w:lang w:val="en-US"/>
+              </w:rPr>
+              <w:t xml:space="preserve"> </w:t>
+            </w:r>
+            <w:proofErr w:type="spellStart"/>
+            <w:r>
+              <w:rPr>
+                <w:lang w:val="en-US"/>
+              </w:rPr>
+              <w:t>ma’lumot</w:t>
+            </w:r>
+            <w:proofErr w:type="spellEnd"/>
+            <w:r>
+              <w:rPr>
+                <w:lang w:val="en-US"/>
+              </w:rPr>
+              <w:t xml:space="preserve">, </w:t>
+            </w:r>
+            <w:proofErr w:type="spellStart"/>
+            <w:r>
+              <w:rPr>
+                <w:lang w:val="en-US"/>
+              </w:rPr>
+              <w:t>jumladan</w:t>
+            </w:r>
+            <w:proofErr w:type="spellEnd"/>
+            <w:r>
+              <w:rPr>
+                <w:lang w:val="en-US"/>
+              </w:rPr>
+              <w:t xml:space="preserve"> </w:t>
+            </w:r>
+            <w:proofErr w:type="spellStart"/>
+            <w:r>
+              <w:rPr>
+                <w:lang w:val="en-US"/>
+              </w:rPr>
+              <w:t>ayrim</w:t>
+            </w:r>
+            <w:proofErr w:type="spellEnd"/>
+            <w:r>
+              <w:rPr>
+                <w:lang w:val="en-US"/>
+              </w:rPr>
+              <w:t xml:space="preserve"> </w:t>
+            </w:r>
+            <w:proofErr w:type="spellStart"/>
+            <w:r>
+              <w:rPr>
+                <w:lang w:val="en-US"/>
+              </w:rPr>
+              <w:t>domen</w:t>
+            </w:r>
+            <w:proofErr w:type="spellEnd"/>
+            <w:r>
+              <w:rPr>
+                <w:lang w:val="en-US"/>
+              </w:rPr>
+              <w:t xml:space="preserve"> </w:t>
+            </w:r>
+            <w:proofErr w:type="spellStart"/>
+            <w:r>
+              <w:rPr>
+                <w:lang w:val="en-US"/>
+              </w:rPr>
+              <w:t>tasdiqlash</w:t>
+            </w:r>
+            <w:proofErr w:type="spellEnd"/>
+            <w:r>
+              <w:rPr>
+                <w:lang w:val="en-US"/>
+              </w:rPr>
+              <w:t xml:space="preserve"> </w:t>
+            </w:r>
+            <w:proofErr w:type="spellStart"/>
+            <w:r>
+              <w:rPr>
+                <w:lang w:val="en-US"/>
+              </w:rPr>
+              <w:t>yozuvlarini</w:t>
+            </w:r>
+            <w:proofErr w:type="spellEnd"/>
+            <w:r>
+              <w:rPr>
+                <w:lang w:val="en-US"/>
+              </w:rPr>
+              <w:t xml:space="preserve"> </w:t>
+            </w:r>
+            <w:proofErr w:type="spellStart"/>
+            <w:r>
+              <w:rPr>
+                <w:lang w:val="en-US"/>
+              </w:rPr>
+              <w:t>saqlaydi</w:t>
+            </w:r>
+            <w:proofErr w:type="spellEnd"/>
           </w:p>
         </w:tc>
       </w:tr>
@@ -626,11 +3075,61 @@
           <w:lang w:val="en-US"/>
         </w:rPr>
       </w:pPr>
-      <w:r>
-        <w:rPr>
-          <w:lang w:val="en-US"/>
-        </w:rPr>
-        <w:t>Hozircha eng muhim yozuv — A record.</w:t>
+      <w:proofErr w:type="spellStart"/>
+      <w:r>
+        <w:rPr>
+          <w:lang w:val="en-US"/>
+        </w:rPr>
+        <w:t>Hozircha</w:t>
+      </w:r>
+      <w:proofErr w:type="spellEnd"/>
+      <w:r>
+        <w:rPr>
+          <w:lang w:val="en-US"/>
+        </w:rPr>
+        <w:t xml:space="preserve"> </w:t>
+      </w:r>
+      <w:proofErr w:type="spellStart"/>
+      <w:r>
+        <w:rPr>
+          <w:lang w:val="en-US"/>
+        </w:rPr>
+        <w:t>eng</w:t>
+      </w:r>
+      <w:proofErr w:type="spellEnd"/>
+      <w:r>
+        <w:rPr>
+          <w:lang w:val="en-US"/>
+        </w:rPr>
+        <w:t xml:space="preserve"> </w:t>
+      </w:r>
+      <w:proofErr w:type="spellStart"/>
+      <w:r>
+        <w:rPr>
+          <w:lang w:val="en-US"/>
+        </w:rPr>
+        <w:t>muhim</w:t>
+      </w:r>
+      <w:proofErr w:type="spellEnd"/>
+      <w:r>
+        <w:rPr>
+          <w:lang w:val="en-US"/>
+        </w:rPr>
+        <w:t xml:space="preserve"> </w:t>
+      </w:r>
+      <w:proofErr w:type="spellStart"/>
+      <w:r>
+        <w:rPr>
+          <w:lang w:val="en-US"/>
+        </w:rPr>
+        <w:t>yozuv</w:t>
+      </w:r>
+      <w:proofErr w:type="spellEnd"/>
+      <w:r>
+        <w:rPr>
+          <w:lang w:val="en-US"/>
+        </w:rPr>
+        <w:t xml:space="preserve"> — A record.</w:t>
       </w:r>
     </w:p>
     <w:p>
@@ -647,20 +3146,156 @@
           <w:bCs/>
           <w:lang w:val="en-US"/>
         </w:rPr>
-        <w:t>3. DNS so‘rovi qanday ishlaydi?</w:t>
-      </w:r>
-    </w:p>
-    <w:p>
-      <w:pPr>
-        <w:rPr>
-          <w:lang w:val="en-US"/>
-        </w:rPr>
-      </w:pPr>
-      <w:r>
-        <w:rPr>
-          <w:lang w:val="en-US"/>
-        </w:rPr>
-        <w:t>Masalan, kompyuter server.company.local nomini aniqlamoqchi.</w:t>
+        <w:t xml:space="preserve">3. DNS </w:t>
+      </w:r>
+      <w:proofErr w:type="spellStart"/>
+      <w:proofErr w:type="gramStart"/>
+      <w:r>
+        <w:rPr>
+          <w:b/>
+          <w:bCs/>
+          <w:lang w:val="en-US"/>
+        </w:rPr>
+        <w:t>so‘</w:t>
+      </w:r>
+      <w:proofErr w:type="gramEnd"/>
+      <w:r>
+        <w:rPr>
+          <w:b/>
+          <w:bCs/>
+          <w:lang w:val="en-US"/>
+        </w:rPr>
+        <w:t>rovi</w:t>
+      </w:r>
+      <w:proofErr w:type="spellEnd"/>
+      <w:r>
+        <w:rPr>
+          <w:b/>
+          <w:bCs/>
+          <w:lang w:val="en-US"/>
+        </w:rPr>
+        <w:t xml:space="preserve"> </w:t>
+      </w:r>
+      <w:proofErr w:type="spellStart"/>
+      <w:r>
+        <w:rPr>
+          <w:b/>
+          <w:bCs/>
+          <w:lang w:val="en-US"/>
+        </w:rPr>
+        <w:t>qanday</w:t>
+      </w:r>
+      <w:proofErr w:type="spellEnd"/>
+      <w:r>
+        <w:rPr>
+          <w:b/>
+          <w:bCs/>
+          <w:lang w:val="en-US"/>
+        </w:rPr>
+        <w:t xml:space="preserve"> </w:t>
+      </w:r>
+      <w:proofErr w:type="spellStart"/>
+      <w:r>
+        <w:rPr>
+          <w:b/>
+          <w:bCs/>
+          <w:lang w:val="en-US"/>
+        </w:rPr>
+        <w:t>ishlaydi</w:t>
+      </w:r>
+      <w:proofErr w:type="spellEnd"/>
+      <w:r>
+        <w:rPr>
+          <w:b/>
+          <w:bCs/>
+          <w:lang w:val="en-US"/>
+        </w:rPr>
+        <w:t>?</w:t>
+      </w:r>
+    </w:p>
+    <w:p>
+      <w:pPr>
+        <w:rPr>
+          <w:lang w:val="en-US"/>
+        </w:rPr>
+      </w:pPr>
+      <w:proofErr w:type="spellStart"/>
+      <w:r>
+        <w:rPr>
+          <w:lang w:val="en-US"/>
+        </w:rPr>
+        <w:t>Masalan</w:t>
+      </w:r>
+      <w:proofErr w:type="spellEnd"/>
+      <w:r>
+        <w:rPr>
+          <w:lang w:val="en-US"/>
+        </w:rPr>
+        <w:t xml:space="preserve">, </w:t>
+      </w:r>
+      <w:proofErr w:type="spellStart"/>
+      <w:r>
+        <w:rPr>
+          <w:lang w:val="en-US"/>
+        </w:rPr>
+        <w:t>kompyuter</w:t>
+      </w:r>
+      <w:proofErr w:type="spellEnd"/>
+      <w:r>
+        <w:rPr>
+          <w:lang w:val="en-US"/>
+        </w:rPr>
+        <w:t xml:space="preserve"> </w:t>
+      </w:r>
+      <w:proofErr w:type="spellStart"/>
+      <w:proofErr w:type="gramStart"/>
+      <w:r>
+        <w:rPr>
+          <w:lang w:val="en-US"/>
+        </w:rPr>
+        <w:t>server.company</w:t>
+      </w:r>
+      <w:proofErr w:type="gramEnd"/>
+      <w:r>
+        <w:rPr>
+          <w:lang w:val="en-US"/>
+        </w:rPr>
+        <w:t>.local</w:t>
+      </w:r>
+      <w:proofErr w:type="spellEnd"/>
+      <w:r>
+        <w:rPr>
+          <w:lang w:val="en-US"/>
+        </w:rPr>
+        <w:t xml:space="preserve"> </w:t>
+      </w:r>
+      <w:proofErr w:type="spellStart"/>
+      <w:r>
+        <w:rPr>
+          <w:lang w:val="en-US"/>
+        </w:rPr>
+        <w:t>nomini</w:t>
+      </w:r>
+      <w:proofErr w:type="spellEnd"/>
+      <w:r>
+        <w:rPr>
+          <w:lang w:val="en-US"/>
+        </w:rPr>
+        <w:t xml:space="preserve"> </w:t>
+      </w:r>
+      <w:proofErr w:type="spellStart"/>
+      <w:r>
+        <w:rPr>
+          <w:lang w:val="en-US"/>
+        </w:rPr>
+        <w:t>aniqlamoqchi</w:t>
+      </w:r>
+      <w:proofErr w:type="spellEnd"/>
+      <w:r>
+        <w:rPr>
+          <w:lang w:val="en-US"/>
+        </w:rPr>
+        <w:t>.</w:t>
       </w:r>
     </w:p>
     <w:p>
@@ -673,11 +3308,139 @@
           <w:lang w:val="en-US"/>
         </w:rPr>
       </w:pPr>
-      <w:r>
-        <w:rPr>
-          <w:lang w:val="en-US"/>
-        </w:rPr>
-        <w:t>Kompyuter avval kerakli nom bo‘yicha o‘zining lokal keshini tekshirishi mumkin.</w:t>
+      <w:proofErr w:type="spellStart"/>
+      <w:r>
+        <w:rPr>
+          <w:lang w:val="en-US"/>
+        </w:rPr>
+        <w:t>Kompyuter</w:t>
+      </w:r>
+      <w:proofErr w:type="spellEnd"/>
+      <w:r>
+        <w:rPr>
+          <w:lang w:val="en-US"/>
+        </w:rPr>
+        <w:t xml:space="preserve"> </w:t>
+      </w:r>
+      <w:proofErr w:type="spellStart"/>
+      <w:r>
+        <w:rPr>
+          <w:lang w:val="en-US"/>
+        </w:rPr>
+        <w:t>avval</w:t>
+      </w:r>
+      <w:proofErr w:type="spellEnd"/>
+      <w:r>
+        <w:rPr>
+          <w:lang w:val="en-US"/>
+        </w:rPr>
+        <w:t xml:space="preserve"> </w:t>
+      </w:r>
+      <w:proofErr w:type="spellStart"/>
+      <w:r>
+        <w:rPr>
+          <w:lang w:val="en-US"/>
+        </w:rPr>
+        <w:t>kerakli</w:t>
+      </w:r>
+      <w:proofErr w:type="spellEnd"/>
+      <w:r>
+        <w:rPr>
+          <w:lang w:val="en-US"/>
+        </w:rPr>
+        <w:t xml:space="preserve"> nom </w:t>
+      </w:r>
+      <w:proofErr w:type="spellStart"/>
+      <w:proofErr w:type="gramStart"/>
+      <w:r>
+        <w:rPr>
+          <w:lang w:val="en-US"/>
+        </w:rPr>
+        <w:t>bo‘</w:t>
+      </w:r>
+      <w:proofErr w:type="gramEnd"/>
+      <w:r>
+        <w:rPr>
+          <w:lang w:val="en-US"/>
+        </w:rPr>
+        <w:t>yicha</w:t>
+      </w:r>
+      <w:proofErr w:type="spellEnd"/>
+      <w:r>
+        <w:rPr>
+          <w:lang w:val="en-US"/>
+        </w:rPr>
+        <w:t xml:space="preserve"> </w:t>
+      </w:r>
+      <w:proofErr w:type="spellStart"/>
+      <w:r>
+        <w:rPr>
+          <w:lang w:val="en-US"/>
+        </w:rPr>
+        <w:t>o‘zining</w:t>
+      </w:r>
+      <w:proofErr w:type="spellEnd"/>
+      <w:r>
+        <w:rPr>
+          <w:lang w:val="en-US"/>
+        </w:rPr>
+        <w:t xml:space="preserve"> </w:t>
+      </w:r>
+      <w:proofErr w:type="spellStart"/>
+      <w:r>
+        <w:rPr>
+          <w:lang w:val="en-US"/>
+        </w:rPr>
+        <w:t>lokal</w:t>
+      </w:r>
+      <w:proofErr w:type="spellEnd"/>
+      <w:r>
+        <w:rPr>
+          <w:lang w:val="en-US"/>
+        </w:rPr>
+        <w:t xml:space="preserve"> </w:t>
+      </w:r>
+      <w:proofErr w:type="spellStart"/>
+      <w:r>
+        <w:rPr>
+          <w:lang w:val="en-US"/>
+        </w:rPr>
+        <w:t>keshini</w:t>
+      </w:r>
+      <w:proofErr w:type="spellEnd"/>
+      <w:r>
+        <w:rPr>
+          <w:lang w:val="en-US"/>
+        </w:rPr>
+        <w:t xml:space="preserve"> </w:t>
+      </w:r>
+      <w:proofErr w:type="spellStart"/>
+      <w:r>
+        <w:rPr>
+          <w:lang w:val="en-US"/>
+        </w:rPr>
+        <w:t>tekshirishi</w:t>
+      </w:r>
+      <w:proofErr w:type="spellEnd"/>
+      <w:r>
+        <w:rPr>
+          <w:lang w:val="en-US"/>
+        </w:rPr>
+        <w:t xml:space="preserve"> </w:t>
+      </w:r>
+      <w:proofErr w:type="spellStart"/>
+      <w:r>
+        <w:rPr>
+          <w:lang w:val="en-US"/>
+        </w:rPr>
+        <w:t>mumkin</w:t>
+      </w:r>
+      <w:proofErr w:type="spellEnd"/>
+      <w:r>
+        <w:rPr>
+          <w:lang w:val="en-US"/>
+        </w:rPr>
+        <w:t>.</w:t>
       </w:r>
     </w:p>
     <w:p>
@@ -694,7 +3457,99 @@
         <w:rPr>
           <w:lang w:val="en-US"/>
         </w:rPr>
-        <w:t>Agar mos javob topilmasa, DNS serverga so‘rov yuboradi.</w:t>
+        <w:t xml:space="preserve">Agar </w:t>
+      </w:r>
+      <w:proofErr w:type="spellStart"/>
+      <w:r>
+        <w:rPr>
+          <w:lang w:val="en-US"/>
+        </w:rPr>
+        <w:t>mos</w:t>
+      </w:r>
+      <w:proofErr w:type="spellEnd"/>
+      <w:r>
+        <w:rPr>
+          <w:lang w:val="en-US"/>
+        </w:rPr>
+        <w:t xml:space="preserve"> </w:t>
+      </w:r>
+      <w:proofErr w:type="spellStart"/>
+      <w:r>
+        <w:rPr>
+          <w:lang w:val="en-US"/>
+        </w:rPr>
+        <w:t>javob</w:t>
+      </w:r>
+      <w:proofErr w:type="spellEnd"/>
+      <w:r>
+        <w:rPr>
+          <w:lang w:val="en-US"/>
+        </w:rPr>
+        <w:t xml:space="preserve"> </w:t>
+      </w:r>
+      <w:proofErr w:type="spellStart"/>
+      <w:r>
+        <w:rPr>
+          <w:lang w:val="en-US"/>
+        </w:rPr>
+        <w:t>topilmasa</w:t>
+      </w:r>
+      <w:proofErr w:type="spellEnd"/>
+      <w:r>
+        <w:rPr>
+          <w:lang w:val="en-US"/>
+        </w:rPr>
+        <w:t xml:space="preserve">, DNS </w:t>
+      </w:r>
+      <w:proofErr w:type="spellStart"/>
+      <w:r>
+        <w:rPr>
+          <w:lang w:val="en-US"/>
+        </w:rPr>
+        <w:t>serverga</w:t>
+      </w:r>
+      <w:proofErr w:type="spellEnd"/>
+      <w:r>
+        <w:rPr>
+          <w:lang w:val="en-US"/>
+        </w:rPr>
+        <w:t xml:space="preserve"> </w:t>
+      </w:r>
+      <w:proofErr w:type="spellStart"/>
+      <w:proofErr w:type="gramStart"/>
+      <w:r>
+        <w:rPr>
+          <w:lang w:val="en-US"/>
+        </w:rPr>
+        <w:t>so‘</w:t>
+      </w:r>
+      <w:proofErr w:type="gramEnd"/>
+      <w:r>
+        <w:rPr>
+          <w:lang w:val="en-US"/>
+        </w:rPr>
+        <w:t>rov</w:t>
+      </w:r>
+      <w:proofErr w:type="spellEnd"/>
+      <w:r>
+        <w:rPr>
+          <w:lang w:val="en-US"/>
+        </w:rPr>
+        <w:t xml:space="preserve"> </w:t>
+      </w:r>
+      <w:proofErr w:type="spellStart"/>
+      <w:r>
+        <w:rPr>
+          <w:lang w:val="en-US"/>
+        </w:rPr>
+        <w:t>yuboradi</w:t>
+      </w:r>
+      <w:proofErr w:type="spellEnd"/>
+      <w:r>
+        <w:rPr>
+          <w:lang w:val="en-US"/>
+        </w:rPr>
+        <w:t>.</w:t>
       </w:r>
     </w:p>
     <w:p>
@@ -711,7 +3566,133 @@
         <w:rPr>
           <w:lang w:val="en-US"/>
         </w:rPr>
-        <w:t>DNS server nomga mos yozuvni topadi yoki boshqa DNS serverlar orqali aniqlaydi.</w:t>
+        <w:t xml:space="preserve">DNS server </w:t>
+      </w:r>
+      <w:proofErr w:type="spellStart"/>
+      <w:r>
+        <w:rPr>
+          <w:lang w:val="en-US"/>
+        </w:rPr>
+        <w:t>nomga</w:t>
+      </w:r>
+      <w:proofErr w:type="spellEnd"/>
+      <w:r>
+        <w:rPr>
+          <w:lang w:val="en-US"/>
+        </w:rPr>
+        <w:t xml:space="preserve"> </w:t>
+      </w:r>
+      <w:proofErr w:type="spellStart"/>
+      <w:r>
+        <w:rPr>
+          <w:lang w:val="en-US"/>
+        </w:rPr>
+        <w:t>mos</w:t>
+      </w:r>
+      <w:proofErr w:type="spellEnd"/>
+      <w:r>
+        <w:rPr>
+          <w:lang w:val="en-US"/>
+        </w:rPr>
+        <w:t xml:space="preserve"> </w:t>
+      </w:r>
+      <w:proofErr w:type="spellStart"/>
+      <w:r>
+        <w:rPr>
+          <w:lang w:val="en-US"/>
+        </w:rPr>
+        <w:t>yozuvni</w:t>
+      </w:r>
+      <w:proofErr w:type="spellEnd"/>
+      <w:r>
+        <w:rPr>
+          <w:lang w:val="en-US"/>
+        </w:rPr>
+        <w:t xml:space="preserve"> </w:t>
+      </w:r>
+      <w:proofErr w:type="spellStart"/>
+      <w:r>
+        <w:rPr>
+          <w:lang w:val="en-US"/>
+        </w:rPr>
+        <w:t>topadi</w:t>
+      </w:r>
+      <w:proofErr w:type="spellEnd"/>
+      <w:r>
+        <w:rPr>
+          <w:lang w:val="en-US"/>
+        </w:rPr>
+        <w:t xml:space="preserve"> </w:t>
+      </w:r>
+      <w:proofErr w:type="spellStart"/>
+      <w:r>
+        <w:rPr>
+          <w:lang w:val="en-US"/>
+        </w:rPr>
+        <w:t>yoki</w:t>
+      </w:r>
+      <w:proofErr w:type="spellEnd"/>
+      <w:r>
+        <w:rPr>
+          <w:lang w:val="en-US"/>
+        </w:rPr>
+        <w:t xml:space="preserve"> </w:t>
+      </w:r>
+      <w:proofErr w:type="spellStart"/>
+      <w:r>
+        <w:rPr>
+          <w:lang w:val="en-US"/>
+        </w:rPr>
+        <w:t>boshqa</w:t>
+      </w:r>
+      <w:proofErr w:type="spellEnd"/>
+      <w:r>
+        <w:rPr>
+          <w:lang w:val="en-US"/>
+        </w:rPr>
+        <w:t xml:space="preserve"> DNS </w:t>
+      </w:r>
+      <w:proofErr w:type="spellStart"/>
+      <w:r>
+        <w:rPr>
+          <w:lang w:val="en-US"/>
+        </w:rPr>
+        <w:t>serverlar</w:t>
+      </w:r>
+      <w:proofErr w:type="spellEnd"/>
+      <w:r>
+        <w:rPr>
+          <w:lang w:val="en-US"/>
+        </w:rPr>
+        <w:t xml:space="preserve"> </w:t>
+      </w:r>
+      <w:proofErr w:type="spellStart"/>
+      <w:r>
+        <w:rPr>
+          <w:lang w:val="en-US"/>
+        </w:rPr>
+        <w:t>orqali</w:t>
+      </w:r>
+      <w:proofErr w:type="spellEnd"/>
+      <w:r>
+        <w:rPr>
+          <w:lang w:val="en-US"/>
+        </w:rPr>
+        <w:t xml:space="preserve"> </w:t>
+      </w:r>
+      <w:proofErr w:type="spellStart"/>
+      <w:r>
+        <w:rPr>
+          <w:lang w:val="en-US"/>
+        </w:rPr>
+        <w:t>aniqlaydi</w:t>
+      </w:r>
+      <w:proofErr w:type="spellEnd"/>
+      <w:r>
+        <w:rPr>
+          <w:lang w:val="en-US"/>
+        </w:rPr>
+        <w:t>.</w:t>
       </w:r>
     </w:p>
     <w:p>
@@ -728,7 +3709,49 @@
         <w:rPr>
           <w:lang w:val="en-US"/>
         </w:rPr>
-        <w:t>DNS server IP manzilni kompyuterga qaytaradi.</w:t>
+        <w:t xml:space="preserve">DNS server IP </w:t>
+      </w:r>
+      <w:proofErr w:type="spellStart"/>
+      <w:r>
+        <w:rPr>
+          <w:lang w:val="en-US"/>
+        </w:rPr>
+        <w:t>manzilni</w:t>
+      </w:r>
+      <w:proofErr w:type="spellEnd"/>
+      <w:r>
+        <w:rPr>
+          <w:lang w:val="en-US"/>
+        </w:rPr>
+        <w:t xml:space="preserve"> </w:t>
+      </w:r>
+      <w:proofErr w:type="spellStart"/>
+      <w:r>
+        <w:rPr>
+          <w:lang w:val="en-US"/>
+        </w:rPr>
+        <w:t>kompyuterga</w:t>
+      </w:r>
+      <w:proofErr w:type="spellEnd"/>
+      <w:r>
+        <w:rPr>
+          <w:lang w:val="en-US"/>
+        </w:rPr>
+        <w:t xml:space="preserve"> </w:t>
+      </w:r>
+      <w:proofErr w:type="spellStart"/>
+      <w:r>
+        <w:rPr>
+          <w:lang w:val="en-US"/>
+        </w:rPr>
+        <w:t>qaytaradi</w:t>
+      </w:r>
+      <w:proofErr w:type="spellEnd"/>
+      <w:r>
+        <w:rPr>
+          <w:lang w:val="en-US"/>
+        </w:rPr>
+        <w:t>.</w:t>
       </w:r>
     </w:p>
     <w:p>
@@ -741,37 +3764,531 @@
           <w:lang w:val="en-US"/>
         </w:rPr>
       </w:pPr>
-      <w:r>
-        <w:rPr>
-          <w:lang w:val="en-US"/>
-        </w:rPr>
-        <w:t>Kompyuter olingan IP manzil orqali kerakli xizmatga ulanadi.</w:t>
-      </w:r>
-    </w:p>
-    <w:p>
-      <w:pPr>
-        <w:rPr>
-          <w:lang w:val="en-US"/>
-        </w:rPr>
-      </w:pPr>
-      <w:r>
-        <w:rPr>
-          <w:lang w:val="en-US"/>
-        </w:rPr>
-        <w:t>DNS so‘rovlari odatda UDP 53-port orqali yuboriladi. Ayrim holatlarda TCP 53 ham ishlatiladi, masalan, katta javoblar yoki zone transfer uchun.</w:t>
-      </w:r>
-    </w:p>
-    <w:p>
-      <w:pPr>
-        <w:rPr>
-          <w:lang w:val="en-US"/>
-        </w:rPr>
-      </w:pPr>
-      <w:r>
-        <w:rPr>
-          <w:lang w:val="en-US"/>
-        </w:rPr>
-        <w:t>Muhim: DNS IP manzilni aniqlaydi, lekin trafikni manzilga yetkazib berish vazifasini routerlar bajaradi. Bu — sen oldin o‘rgangan routing bilimlaring bilan bog‘liq.</w:t>
+      <w:proofErr w:type="spellStart"/>
+      <w:r>
+        <w:rPr>
+          <w:lang w:val="en-US"/>
+        </w:rPr>
+        <w:t>Kompyuter</w:t>
+      </w:r>
+      <w:proofErr w:type="spellEnd"/>
+      <w:r>
+        <w:rPr>
+          <w:lang w:val="en-US"/>
+        </w:rPr>
+        <w:t xml:space="preserve"> </w:t>
+      </w:r>
+      <w:proofErr w:type="spellStart"/>
+      <w:r>
+        <w:rPr>
+          <w:lang w:val="en-US"/>
+        </w:rPr>
+        <w:t>olingan</w:t>
+      </w:r>
+      <w:proofErr w:type="spellEnd"/>
+      <w:r>
+        <w:rPr>
+          <w:lang w:val="en-US"/>
+        </w:rPr>
+        <w:t xml:space="preserve"> IP manzil </w:t>
+      </w:r>
+      <w:proofErr w:type="spellStart"/>
+      <w:r>
+        <w:rPr>
+          <w:lang w:val="en-US"/>
+        </w:rPr>
+        <w:t>orqali</w:t>
+      </w:r>
+      <w:proofErr w:type="spellEnd"/>
+      <w:r>
+        <w:rPr>
+          <w:lang w:val="en-US"/>
+        </w:rPr>
+        <w:t xml:space="preserve"> </w:t>
+      </w:r>
+      <w:proofErr w:type="spellStart"/>
+      <w:r>
+        <w:rPr>
+          <w:lang w:val="en-US"/>
+        </w:rPr>
+        <w:t>kerakli</w:t>
+      </w:r>
+      <w:proofErr w:type="spellEnd"/>
+      <w:r>
+        <w:rPr>
+          <w:lang w:val="en-US"/>
+        </w:rPr>
+        <w:t xml:space="preserve"> </w:t>
+      </w:r>
+      <w:proofErr w:type="spellStart"/>
+      <w:r>
+        <w:rPr>
+          <w:lang w:val="en-US"/>
+        </w:rPr>
+        <w:t>xizmatga</w:t>
+      </w:r>
+      <w:proofErr w:type="spellEnd"/>
+      <w:r>
+        <w:rPr>
+          <w:lang w:val="en-US"/>
+        </w:rPr>
+        <w:t xml:space="preserve"> </w:t>
+      </w:r>
+      <w:proofErr w:type="spellStart"/>
+      <w:r>
+        <w:rPr>
+          <w:lang w:val="en-US"/>
+        </w:rPr>
+        <w:t>ulanadi</w:t>
+      </w:r>
+      <w:proofErr w:type="spellEnd"/>
+      <w:r>
+        <w:rPr>
+          <w:lang w:val="en-US"/>
+        </w:rPr>
+        <w:t>.</w:t>
+      </w:r>
+    </w:p>
+    <w:p>
+      <w:pPr>
+        <w:rPr>
+          <w:lang w:val="en-US"/>
+        </w:rPr>
+      </w:pPr>
+      <w:r>
+        <w:rPr>
+          <w:lang w:val="en-US"/>
+        </w:rPr>
+        <w:t xml:space="preserve">DNS </w:t>
+      </w:r>
+      <w:proofErr w:type="spellStart"/>
+      <w:proofErr w:type="gramStart"/>
+      <w:r>
+        <w:rPr>
+          <w:lang w:val="en-US"/>
+        </w:rPr>
+        <w:t>so‘</w:t>
+      </w:r>
+      <w:proofErr w:type="gramEnd"/>
+      <w:r>
+        <w:rPr>
+          <w:lang w:val="en-US"/>
+        </w:rPr>
+        <w:t>rovlari</w:t>
+      </w:r>
+      <w:proofErr w:type="spellEnd"/>
+      <w:r>
+        <w:rPr>
+          <w:lang w:val="en-US"/>
+        </w:rPr>
+        <w:t xml:space="preserve"> </w:t>
+      </w:r>
+      <w:proofErr w:type="spellStart"/>
+      <w:r>
+        <w:rPr>
+          <w:lang w:val="en-US"/>
+        </w:rPr>
+        <w:t>odatda</w:t>
+      </w:r>
+      <w:proofErr w:type="spellEnd"/>
+      <w:r>
+        <w:rPr>
+          <w:lang w:val="en-US"/>
+        </w:rPr>
+        <w:t xml:space="preserve"> UDP 53-port </w:t>
+      </w:r>
+      <w:proofErr w:type="spellStart"/>
+      <w:r>
+        <w:rPr>
+          <w:lang w:val="en-US"/>
+        </w:rPr>
+        <w:t>orqali</w:t>
+      </w:r>
+      <w:proofErr w:type="spellEnd"/>
+      <w:r>
+        <w:rPr>
+          <w:lang w:val="en-US"/>
+        </w:rPr>
+        <w:t xml:space="preserve"> </w:t>
+      </w:r>
+      <w:proofErr w:type="spellStart"/>
+      <w:r>
+        <w:rPr>
+          <w:lang w:val="en-US"/>
+        </w:rPr>
+        <w:t>yuboriladi</w:t>
+      </w:r>
+      <w:proofErr w:type="spellEnd"/>
+      <w:r>
+        <w:rPr>
+          <w:lang w:val="en-US"/>
+        </w:rPr>
+        <w:t xml:space="preserve">. </w:t>
+      </w:r>
+      <w:proofErr w:type="spellStart"/>
+      <w:r>
+        <w:rPr>
+          <w:lang w:val="en-US"/>
+        </w:rPr>
+        <w:t>Ayrim</w:t>
+      </w:r>
+      <w:proofErr w:type="spellEnd"/>
+      <w:r>
+        <w:rPr>
+          <w:lang w:val="en-US"/>
+        </w:rPr>
+        <w:t xml:space="preserve"> </w:t>
+      </w:r>
+      <w:proofErr w:type="spellStart"/>
+      <w:r>
+        <w:rPr>
+          <w:lang w:val="en-US"/>
+        </w:rPr>
+        <w:t>holatlarda</w:t>
+      </w:r>
+      <w:proofErr w:type="spellEnd"/>
+      <w:r>
+        <w:rPr>
+          <w:lang w:val="en-US"/>
+        </w:rPr>
+        <w:t xml:space="preserve"> TCP 53 ham </w:t>
+      </w:r>
+      <w:proofErr w:type="spellStart"/>
+      <w:r>
+        <w:rPr>
+          <w:lang w:val="en-US"/>
+        </w:rPr>
+        <w:t>ishlatiladi</w:t>
+      </w:r>
+      <w:proofErr w:type="spellEnd"/>
+      <w:r>
+        <w:rPr>
+          <w:lang w:val="en-US"/>
+        </w:rPr>
+        <w:t xml:space="preserve">, </w:t>
+      </w:r>
+      <w:proofErr w:type="spellStart"/>
+      <w:r>
+        <w:rPr>
+          <w:lang w:val="en-US"/>
+        </w:rPr>
+        <w:t>masalan</w:t>
+      </w:r>
+      <w:proofErr w:type="spellEnd"/>
+      <w:r>
+        <w:rPr>
+          <w:lang w:val="en-US"/>
+        </w:rPr>
+        <w:t xml:space="preserve">, </w:t>
+      </w:r>
+      <w:proofErr w:type="spellStart"/>
+      <w:r>
+        <w:rPr>
+          <w:lang w:val="en-US"/>
+        </w:rPr>
+        <w:t>katta</w:t>
+      </w:r>
+      <w:proofErr w:type="spellEnd"/>
+      <w:r>
+        <w:rPr>
+          <w:lang w:val="en-US"/>
+        </w:rPr>
+        <w:t xml:space="preserve"> </w:t>
+      </w:r>
+      <w:proofErr w:type="spellStart"/>
+      <w:r>
+        <w:rPr>
+          <w:lang w:val="en-US"/>
+        </w:rPr>
+        <w:t>javoblar</w:t>
+      </w:r>
+      <w:proofErr w:type="spellEnd"/>
+      <w:r>
+        <w:rPr>
+          <w:lang w:val="en-US"/>
+        </w:rPr>
+        <w:t xml:space="preserve"> </w:t>
+      </w:r>
+      <w:proofErr w:type="spellStart"/>
+      <w:r>
+        <w:rPr>
+          <w:lang w:val="en-US"/>
+        </w:rPr>
+        <w:t>yoki</w:t>
+      </w:r>
+      <w:proofErr w:type="spellEnd"/>
+      <w:r>
+        <w:rPr>
+          <w:lang w:val="en-US"/>
+        </w:rPr>
+        <w:t xml:space="preserve"> zone transfer </w:t>
+      </w:r>
+      <w:proofErr w:type="spellStart"/>
+      <w:r>
+        <w:rPr>
+          <w:lang w:val="en-US"/>
+        </w:rPr>
+        <w:t>uchun</w:t>
+      </w:r>
+      <w:proofErr w:type="spellEnd"/>
+      <w:r>
+        <w:rPr>
+          <w:lang w:val="en-US"/>
+        </w:rPr>
+        <w:t>.</w:t>
+      </w:r>
+    </w:p>
+    <w:p>
+      <w:pPr>
+        <w:rPr>
+          <w:lang w:val="en-US"/>
+        </w:rPr>
+      </w:pPr>
+      <w:proofErr w:type="spellStart"/>
+      <w:r>
+        <w:rPr>
+          <w:lang w:val="en-US"/>
+        </w:rPr>
+        <w:t>Muhim</w:t>
+      </w:r>
+      <w:proofErr w:type="spellEnd"/>
+      <w:r>
+        <w:rPr>
+          <w:lang w:val="en-US"/>
+        </w:rPr>
+        <w:t xml:space="preserve">: DNS IP </w:t>
+      </w:r>
+      <w:proofErr w:type="spellStart"/>
+      <w:r>
+        <w:rPr>
+          <w:lang w:val="en-US"/>
+        </w:rPr>
+        <w:t>manzilni</w:t>
+      </w:r>
+      <w:proofErr w:type="spellEnd"/>
+      <w:r>
+        <w:rPr>
+          <w:lang w:val="en-US"/>
+        </w:rPr>
+        <w:t xml:space="preserve"> </w:t>
+      </w:r>
+      <w:proofErr w:type="spellStart"/>
+      <w:r>
+        <w:rPr>
+          <w:lang w:val="en-US"/>
+        </w:rPr>
+        <w:t>aniqlaydi</w:t>
+      </w:r>
+      <w:proofErr w:type="spellEnd"/>
+      <w:r>
+        <w:rPr>
+          <w:lang w:val="en-US"/>
+        </w:rPr>
+        <w:t xml:space="preserve">, </w:t>
+      </w:r>
+      <w:proofErr w:type="spellStart"/>
+      <w:r>
+        <w:rPr>
+          <w:lang w:val="en-US"/>
+        </w:rPr>
+        <w:t>lekin</w:t>
+      </w:r>
+      <w:proofErr w:type="spellEnd"/>
+      <w:r>
+        <w:rPr>
+          <w:lang w:val="en-US"/>
+        </w:rPr>
+        <w:t xml:space="preserve"> </w:t>
+      </w:r>
+      <w:proofErr w:type="spellStart"/>
+      <w:r>
+        <w:rPr>
+          <w:lang w:val="en-US"/>
+        </w:rPr>
+        <w:t>trafikni</w:t>
+      </w:r>
+      <w:proofErr w:type="spellEnd"/>
+      <w:r>
+        <w:rPr>
+          <w:lang w:val="en-US"/>
+        </w:rPr>
+        <w:t xml:space="preserve"> </w:t>
+      </w:r>
+      <w:proofErr w:type="spellStart"/>
+      <w:r>
+        <w:rPr>
+          <w:lang w:val="en-US"/>
+        </w:rPr>
+        <w:t>manzilga</w:t>
+      </w:r>
+      <w:proofErr w:type="spellEnd"/>
+      <w:r>
+        <w:rPr>
+          <w:lang w:val="en-US"/>
+        </w:rPr>
+        <w:t xml:space="preserve"> </w:t>
+      </w:r>
+      <w:proofErr w:type="spellStart"/>
+      <w:r>
+        <w:rPr>
+          <w:lang w:val="en-US"/>
+        </w:rPr>
+        <w:t>yetkazib</w:t>
+      </w:r>
+      <w:proofErr w:type="spellEnd"/>
+      <w:r>
+        <w:rPr>
+          <w:lang w:val="en-US"/>
+        </w:rPr>
+        <w:t xml:space="preserve"> </w:t>
+      </w:r>
+      <w:proofErr w:type="spellStart"/>
+      <w:r>
+        <w:rPr>
+          <w:lang w:val="en-US"/>
+        </w:rPr>
+        <w:t>berish</w:t>
+      </w:r>
+      <w:proofErr w:type="spellEnd"/>
+      <w:r>
+        <w:rPr>
+          <w:lang w:val="en-US"/>
+        </w:rPr>
+        <w:t xml:space="preserve"> </w:t>
+      </w:r>
+      <w:proofErr w:type="spellStart"/>
+      <w:r>
+        <w:rPr>
+          <w:lang w:val="en-US"/>
+        </w:rPr>
+        <w:t>vazifasini</w:t>
+      </w:r>
+      <w:proofErr w:type="spellEnd"/>
+      <w:r>
+        <w:rPr>
+          <w:lang w:val="en-US"/>
+        </w:rPr>
+        <w:t xml:space="preserve"> </w:t>
+      </w:r>
+      <w:proofErr w:type="spellStart"/>
+      <w:r>
+        <w:rPr>
+          <w:lang w:val="en-US"/>
+        </w:rPr>
+        <w:t>routerlar</w:t>
+      </w:r>
+      <w:proofErr w:type="spellEnd"/>
+      <w:r>
+        <w:rPr>
+          <w:lang w:val="en-US"/>
+        </w:rPr>
+        <w:t xml:space="preserve"> </w:t>
+      </w:r>
+      <w:proofErr w:type="spellStart"/>
+      <w:r>
+        <w:rPr>
+          <w:lang w:val="en-US"/>
+        </w:rPr>
+        <w:t>bajaradi</w:t>
+      </w:r>
+      <w:proofErr w:type="spellEnd"/>
+      <w:r>
+        <w:rPr>
+          <w:lang w:val="en-US"/>
+        </w:rPr>
+        <w:t xml:space="preserve">. Bu — </w:t>
+      </w:r>
+      <w:proofErr w:type="spellStart"/>
+      <w:r>
+        <w:rPr>
+          <w:lang w:val="en-US"/>
+        </w:rPr>
+        <w:t>sen</w:t>
+      </w:r>
+      <w:proofErr w:type="spellEnd"/>
+      <w:r>
+        <w:rPr>
+          <w:lang w:val="en-US"/>
+        </w:rPr>
+        <w:t xml:space="preserve"> </w:t>
+      </w:r>
+      <w:proofErr w:type="spellStart"/>
+      <w:r>
+        <w:rPr>
+          <w:lang w:val="en-US"/>
+        </w:rPr>
+        <w:t>oldin</w:t>
+      </w:r>
+      <w:proofErr w:type="spellEnd"/>
+      <w:r>
+        <w:rPr>
+          <w:lang w:val="en-US"/>
+        </w:rPr>
+        <w:t xml:space="preserve"> </w:t>
+      </w:r>
+      <w:proofErr w:type="spellStart"/>
+      <w:proofErr w:type="gramStart"/>
+      <w:r>
+        <w:rPr>
+          <w:lang w:val="en-US"/>
+        </w:rPr>
+        <w:t>o‘</w:t>
+      </w:r>
+      <w:proofErr w:type="gramEnd"/>
+      <w:r>
+        <w:rPr>
+          <w:lang w:val="en-US"/>
+        </w:rPr>
+        <w:t>rgangan</w:t>
+      </w:r>
+      <w:proofErr w:type="spellEnd"/>
+      <w:r>
+        <w:rPr>
+          <w:lang w:val="en-US"/>
+        </w:rPr>
+        <w:t xml:space="preserve"> routing </w:t>
+      </w:r>
+      <w:proofErr w:type="spellStart"/>
+      <w:r>
+        <w:rPr>
+          <w:lang w:val="en-US"/>
+        </w:rPr>
+        <w:t>bilimlaring</w:t>
+      </w:r>
+      <w:proofErr w:type="spellEnd"/>
+      <w:r>
+        <w:rPr>
+          <w:lang w:val="en-US"/>
+        </w:rPr>
+        <w:t xml:space="preserve"> </w:t>
+      </w:r>
+      <w:proofErr w:type="spellStart"/>
+      <w:r>
+        <w:rPr>
+          <w:lang w:val="en-US"/>
+        </w:rPr>
+        <w:t>bilan</w:t>
+      </w:r>
+      <w:proofErr w:type="spellEnd"/>
+      <w:r>
+        <w:rPr>
+          <w:lang w:val="en-US"/>
+        </w:rPr>
+        <w:t xml:space="preserve"> </w:t>
+      </w:r>
+      <w:proofErr w:type="spellStart"/>
+      <w:r>
+        <w:rPr>
+          <w:lang w:val="en-US"/>
+        </w:rPr>
+        <w:t>bog‘liq</w:t>
+      </w:r>
+      <w:proofErr w:type="spellEnd"/>
+      <w:r>
+        <w:rPr>
+          <w:lang w:val="en-US"/>
+        </w:rPr>
+        <w:t>.</w:t>
       </w:r>
     </w:p>
     <w:p>
@@ -786,8 +4303,33 @@
           <w:b/>
           <w:bCs/>
         </w:rPr>
-        <w:t>4. DNS va DHCP farqi</w:t>
-      </w:r>
+        <w:t xml:space="preserve">4. DNS </w:t>
+      </w:r>
+      <w:proofErr w:type="spellStart"/>
+      <w:r>
+        <w:rPr>
+          <w:b/>
+          <w:bCs/>
+        </w:rPr>
+        <w:t>va</w:t>
+      </w:r>
+      <w:proofErr w:type="spellEnd"/>
+      <w:r>
+        <w:rPr>
+          <w:b/>
+          <w:bCs/>
+        </w:rPr>
+        <w:t xml:space="preserve"> DHCP </w:t>
+      </w:r>
+      <w:proofErr w:type="spellStart"/>
+      <w:r>
+        <w:rPr>
+          <w:b/>
+          <w:bCs/>
+        </w:rPr>
+        <w:t>farqi</w:t>
+      </w:r>
+      <w:proofErr w:type="spellEnd"/>
     </w:p>
     <w:tbl>
       <w:tblPr>
@@ -823,6 +4365,7 @@
                 <w:bCs/>
               </w:rPr>
             </w:pPr>
+            <w:proofErr w:type="spellStart"/>
             <w:r>
               <w:rPr>
                 <w:b/>
@@ -830,6 +4373,7 @@
               </w:rPr>
               <w:t>Xususiyat</w:t>
             </w:r>
+            <w:proofErr w:type="spellEnd"/>
           </w:p>
         </w:tc>
         <w:tc>
@@ -888,9 +4432,98 @@
             <w:hideMark/>
           </w:tcPr>
           <w:p>
+            <w:proofErr w:type="spellStart"/>
             <w:r>
-              <w:t>Asosiy vazifa</w:t>
+              <w:t>Asosiy</w:t>
             </w:r>
+            <w:proofErr w:type="spellEnd"/>
+            <w:r>
+              <w:t xml:space="preserve"> </w:t>
+            </w:r>
+            <w:proofErr w:type="spellStart"/>
+            <w:r>
+              <w:t>vazifa</w:t>
+            </w:r>
+            <w:proofErr w:type="spellEnd"/>
+          </w:p>
+        </w:tc>
+        <w:tc>
+          <w:tcPr>
+            <w:tcW w:w="0" w:type="auto"/>
+            <w:vAlign w:val="center"/>
+            <w:hideMark/>
+          </w:tcPr>
+          <w:p>
+            <w:proofErr w:type="spellStart"/>
+            <w:r>
+              <w:t>Tarmoq</w:t>
+            </w:r>
+            <w:proofErr w:type="spellEnd"/>
+            <w:r>
+              <w:t xml:space="preserve"> </w:t>
+            </w:r>
+            <w:proofErr w:type="spellStart"/>
+            <w:r>
+              <w:t>parametrlarini</w:t>
+            </w:r>
+            <w:proofErr w:type="spellEnd"/>
+            <w:r>
+              <w:t xml:space="preserve"> </w:t>
+            </w:r>
+            <w:proofErr w:type="spellStart"/>
+            <w:r>
+              <w:t>avtomatik</w:t>
+            </w:r>
+            <w:proofErr w:type="spellEnd"/>
+            <w:r>
+              <w:t xml:space="preserve"> </w:t>
+            </w:r>
+            <w:proofErr w:type="spellStart"/>
+            <w:r>
+              <w:t>berish</w:t>
+            </w:r>
+            <w:proofErr w:type="spellEnd"/>
+          </w:p>
+        </w:tc>
+        <w:tc>
+          <w:tcPr>
+            <w:tcW w:w="0" w:type="auto"/>
+            <w:vAlign w:val="center"/>
+            <w:hideMark/>
+          </w:tcPr>
+          <w:p>
+            <w:proofErr w:type="spellStart"/>
+            <w:r>
+              <w:t>Nomlarni</w:t>
+            </w:r>
+            <w:proofErr w:type="spellEnd"/>
+            <w:r>
+              <w:t xml:space="preserve"> </w:t>
+            </w:r>
+            <w:proofErr w:type="spellStart"/>
+            <w:r>
+              <w:t>aniqlash</w:t>
+            </w:r>
+            <w:proofErr w:type="spellEnd"/>
+          </w:p>
+        </w:tc>
+      </w:tr>
+      <w:tr>
+        <w:trPr>
+          <w:tblCellSpacing w:w="15" w:type="dxa"/>
+        </w:trPr>
+        <w:tc>
+          <w:tcPr>
+            <w:tcW w:w="0" w:type="auto"/>
+            <w:vAlign w:val="center"/>
+            <w:hideMark/>
+          </w:tcPr>
+          <w:p>
+            <w:proofErr w:type="spellStart"/>
+            <w:r>
+              <w:t>Misol</w:t>
+            </w:r>
+            <w:proofErr w:type="spellEnd"/>
           </w:p>
         </w:tc>
         <w:tc>
@@ -901,8 +4534,21 @@
           </w:tcPr>
           <w:p>
             <w:r>
-              <w:t>Tarmoq parametrlarini avtomatik berish</w:t>
+              <w:t xml:space="preserve">PC </w:t>
             </w:r>
+            <w:proofErr w:type="spellStart"/>
+            <w:r>
+              <w:t>ga</w:t>
+            </w:r>
+            <w:proofErr w:type="spellEnd"/>
+            <w:r>
+              <w:t xml:space="preserve"> 192.168.10.11 </w:t>
+            </w:r>
+            <w:proofErr w:type="spellStart"/>
+            <w:r>
+              <w:t>beradi</w:t>
+            </w:r>
+            <w:proofErr w:type="spellEnd"/>
           </w:p>
         </w:tc>
         <w:tc>
@@ -912,8 +4558,18 @@
             <w:hideMark/>
           </w:tcPr>
           <w:p>
+            <w:proofErr w:type="spellStart"/>
+            <w:proofErr w:type="gramStart"/>
             <w:r>
-              <w:t>Nomlarni aniqlash</w:t>
+              <w:t>server.company</w:t>
+            </w:r>
+            <w:proofErr w:type="gramEnd"/>
+            <w:r>
+              <w:t>.local</w:t>
+            </w:r>
+            <w:proofErr w:type="spellEnd"/>
+            <w:r>
+              <w:t xml:space="preserve"> → 192.168.20.10</w:t>
             </w:r>
           </w:p>
         </w:tc>
@@ -930,49 +4586,13 @@
           </w:tcPr>
           <w:p>
             <w:r>
-              <w:t>Misol</w:t>
+              <w:t xml:space="preserve">Standart </w:t>
             </w:r>
-          </w:p>
-        </w:tc>
-        <w:tc>
-          <w:tcPr>
-            <w:tcW w:w="0" w:type="auto"/>
-            <w:vAlign w:val="center"/>
-            <w:hideMark/>
-          </w:tcPr>
-          <w:p>
+            <w:proofErr w:type="spellStart"/>
             <w:r>
-              <w:t>PC ga 192.168.10.11 beradi</w:t>
+              <w:t>portlar</w:t>
             </w:r>
-          </w:p>
-        </w:tc>
-        <w:tc>
-          <w:tcPr>
-            <w:tcW w:w="0" w:type="auto"/>
-            <w:vAlign w:val="center"/>
-            <w:hideMark/>
-          </w:tcPr>
-          <w:p>
-            <w:r>
-              <w:t>server.company.local → 192.168.20.10</w:t>
-            </w:r>
-          </w:p>
-        </w:tc>
-      </w:tr>
-      <w:tr>
-        <w:trPr>
-          <w:tblCellSpacing w:w="15" w:type="dxa"/>
-        </w:trPr>
-        <w:tc>
-          <w:tcPr>
-            <w:tcW w:w="0" w:type="auto"/>
-            <w:vAlign w:val="center"/>
-            <w:hideMark/>
-          </w:tcPr>
-          <w:p>
-            <w:r>
-              <w:t>Standart portlar</w:t>
-            </w:r>
+            <w:proofErr w:type="spellEnd"/>
           </w:p>
         </w:tc>
         <w:tc>
@@ -1011,10 +4631,20 @@
             <w:hideMark/>
           </w:tcPr>
           <w:p>
+            <w:proofErr w:type="spellStart"/>
             <w:r>
               <w:lastRenderedPageBreak/>
-              <w:t>Tarmoqdagi roli</w:t>
+              <w:t>Tarmoqdagi</w:t>
             </w:r>
+            <w:proofErr w:type="spellEnd"/>
+            <w:r>
+              <w:t xml:space="preserve"> </w:t>
+            </w:r>
+            <w:proofErr w:type="spellStart"/>
+            <w:r>
+              <w:t>roli</w:t>
+            </w:r>
+            <w:proofErr w:type="spellEnd"/>
           </w:p>
         </w:tc>
         <w:tc>
@@ -1024,9 +4654,35 @@
             <w:hideMark/>
           </w:tcPr>
           <w:p>
+            <w:proofErr w:type="spellStart"/>
             <w:r>
-              <w:t>Qurilmani tarmoqda ishlashga tayyorlaydi</w:t>
+              <w:t>Qurilmani</w:t>
             </w:r>
+            <w:proofErr w:type="spellEnd"/>
+            <w:r>
+              <w:t xml:space="preserve"> </w:t>
+            </w:r>
+            <w:proofErr w:type="spellStart"/>
+            <w:r>
+              <w:t>tarmoqda</w:t>
+            </w:r>
+            <w:proofErr w:type="spellEnd"/>
+            <w:r>
+              <w:t xml:space="preserve"> </w:t>
+            </w:r>
+            <w:proofErr w:type="spellStart"/>
+            <w:r>
+              <w:t>ishlashga</w:t>
+            </w:r>
+            <w:proofErr w:type="spellEnd"/>
+            <w:r>
+              <w:t xml:space="preserve"> </w:t>
+            </w:r>
+            <w:proofErr w:type="spellStart"/>
+            <w:r>
+              <w:t>tayyorlaydi</w:t>
+            </w:r>
+            <w:proofErr w:type="spellEnd"/>
           </w:p>
         </w:tc>
         <w:tc>
@@ -1041,12 +4697,70 @@
                 <w:lang w:val="en-US"/>
               </w:rPr>
             </w:pPr>
+            <w:proofErr w:type="spellStart"/>
             <w:r>
               <w:rPr>
                 <w:lang w:val="en-US"/>
               </w:rPr>
-              <w:t>Xizmatlarni nom orqali topishga yordam beradi</w:t>
+              <w:t>Xizmatlarni</w:t>
             </w:r>
+            <w:proofErr w:type="spellEnd"/>
+            <w:r>
+              <w:rPr>
+                <w:lang w:val="en-US"/>
+              </w:rPr>
+              <w:t xml:space="preserve"> nom </w:t>
+            </w:r>
+            <w:proofErr w:type="spellStart"/>
+            <w:r>
+              <w:rPr>
+                <w:lang w:val="en-US"/>
+              </w:rPr>
+              <w:t>orqali</w:t>
+            </w:r>
+            <w:proofErr w:type="spellEnd"/>
+            <w:r>
+              <w:rPr>
+                <w:lang w:val="en-US"/>
+              </w:rPr>
+              <w:t xml:space="preserve"> </w:t>
+            </w:r>
+            <w:proofErr w:type="spellStart"/>
+            <w:r>
+              <w:rPr>
+                <w:lang w:val="en-US"/>
+              </w:rPr>
+              <w:t>topishga</w:t>
+            </w:r>
+            <w:proofErr w:type="spellEnd"/>
+            <w:r>
+              <w:rPr>
+                <w:lang w:val="en-US"/>
+              </w:rPr>
+              <w:t xml:space="preserve"> </w:t>
+            </w:r>
+            <w:proofErr w:type="spellStart"/>
+            <w:r>
+              <w:rPr>
+                <w:lang w:val="en-US"/>
+              </w:rPr>
+              <w:t>yordam</w:t>
+            </w:r>
+            <w:proofErr w:type="spellEnd"/>
+            <w:r>
+              <w:rPr>
+                <w:lang w:val="en-US"/>
+              </w:rPr>
+              <w:t xml:space="preserve"> </w:t>
+            </w:r>
+            <w:proofErr w:type="spellStart"/>
+            <w:r>
+              <w:rPr>
+                <w:lang w:val="en-US"/>
+              </w:rPr>
+              <w:t>beradi</w:t>
+            </w:r>
+            <w:proofErr w:type="spellEnd"/>
           </w:p>
         </w:tc>
       </w:tr>
@@ -1057,11 +4771,201 @@
           <w:lang w:val="en-US"/>
         </w:rPr>
       </w:pPr>
-      <w:r>
-        <w:rPr>
-          <w:lang w:val="en-US"/>
-        </w:rPr>
-        <w:t>Ular birgalikda ishlashi mumkin: DHCP kompyuterga qaysi DNS serverdan foydalanishni bildiradi, DNS esa domen nomini IP manzilga aniqlaydi.</w:t>
+      <w:proofErr w:type="spellStart"/>
+      <w:r>
+        <w:rPr>
+          <w:lang w:val="en-US"/>
+        </w:rPr>
+        <w:t>Ular</w:t>
+      </w:r>
+      <w:proofErr w:type="spellEnd"/>
+      <w:r>
+        <w:rPr>
+          <w:lang w:val="en-US"/>
+        </w:rPr>
+        <w:t xml:space="preserve"> </w:t>
+      </w:r>
+      <w:proofErr w:type="spellStart"/>
+      <w:r>
+        <w:rPr>
+          <w:lang w:val="en-US"/>
+        </w:rPr>
+        <w:t>birgalikda</w:t>
+      </w:r>
+      <w:proofErr w:type="spellEnd"/>
+      <w:r>
+        <w:rPr>
+          <w:lang w:val="en-US"/>
+        </w:rPr>
+        <w:t xml:space="preserve"> </w:t>
+      </w:r>
+      <w:proofErr w:type="spellStart"/>
+      <w:r>
+        <w:rPr>
+          <w:lang w:val="en-US"/>
+        </w:rPr>
+        <w:t>ishlashi</w:t>
+      </w:r>
+      <w:proofErr w:type="spellEnd"/>
+      <w:r>
+        <w:rPr>
+          <w:lang w:val="en-US"/>
+        </w:rPr>
+        <w:t xml:space="preserve"> </w:t>
+      </w:r>
+      <w:proofErr w:type="spellStart"/>
+      <w:r>
+        <w:rPr>
+          <w:lang w:val="en-US"/>
+        </w:rPr>
+        <w:t>mumkin</w:t>
+      </w:r>
+      <w:proofErr w:type="spellEnd"/>
+      <w:r>
+        <w:rPr>
+          <w:lang w:val="en-US"/>
+        </w:rPr>
+        <w:t xml:space="preserve">: DHCP </w:t>
+      </w:r>
+      <w:proofErr w:type="spellStart"/>
+      <w:r>
+        <w:rPr>
+          <w:lang w:val="en-US"/>
+        </w:rPr>
+        <w:t>kompyuterga</w:t>
+      </w:r>
+      <w:proofErr w:type="spellEnd"/>
+      <w:r>
+        <w:rPr>
+          <w:lang w:val="en-US"/>
+        </w:rPr>
+        <w:t xml:space="preserve"> </w:t>
+      </w:r>
+      <w:proofErr w:type="spellStart"/>
+      <w:r>
+        <w:rPr>
+          <w:lang w:val="en-US"/>
+        </w:rPr>
+        <w:t>qaysi</w:t>
+      </w:r>
+      <w:proofErr w:type="spellEnd"/>
+      <w:r>
+        <w:rPr>
+          <w:lang w:val="en-US"/>
+        </w:rPr>
+        <w:t xml:space="preserve"> DNS </w:t>
+      </w:r>
+      <w:proofErr w:type="spellStart"/>
+      <w:r>
+        <w:rPr>
+          <w:lang w:val="en-US"/>
+        </w:rPr>
+        <w:t>serverdan</w:t>
+      </w:r>
+      <w:proofErr w:type="spellEnd"/>
+      <w:r>
+        <w:rPr>
+          <w:lang w:val="en-US"/>
+        </w:rPr>
+        <w:t xml:space="preserve"> </w:t>
+      </w:r>
+      <w:proofErr w:type="spellStart"/>
+      <w:r>
+        <w:rPr>
+          <w:lang w:val="en-US"/>
+        </w:rPr>
+        <w:t>foydalanishni</w:t>
+      </w:r>
+      <w:proofErr w:type="spellEnd"/>
+      <w:r>
+        <w:rPr>
+          <w:lang w:val="en-US"/>
+        </w:rPr>
+        <w:t xml:space="preserve"> </w:t>
+      </w:r>
+      <w:proofErr w:type="spellStart"/>
+      <w:r>
+        <w:rPr>
+          <w:lang w:val="en-US"/>
+        </w:rPr>
+        <w:t>bildiradi</w:t>
+      </w:r>
+      <w:proofErr w:type="spellEnd"/>
+      <w:r>
+        <w:rPr>
+          <w:lang w:val="en-US"/>
+        </w:rPr>
+        <w:t xml:space="preserve">, DNS </w:t>
+      </w:r>
+      <w:proofErr w:type="spellStart"/>
+      <w:r>
+        <w:rPr>
+          <w:lang w:val="en-US"/>
+        </w:rPr>
+        <w:t>esa</w:t>
+      </w:r>
+      <w:proofErr w:type="spellEnd"/>
+      <w:r>
+        <w:rPr>
+          <w:lang w:val="en-US"/>
+        </w:rPr>
+        <w:t xml:space="preserve"> </w:t>
+      </w:r>
+      <w:proofErr w:type="spellStart"/>
+      <w:r>
+        <w:rPr>
+          <w:lang w:val="en-US"/>
+        </w:rPr>
+        <w:t>domen</w:t>
+      </w:r>
+      <w:proofErr w:type="spellEnd"/>
+      <w:r>
+        <w:rPr>
+          <w:lang w:val="en-US"/>
+        </w:rPr>
+        <w:t xml:space="preserve"> </w:t>
+      </w:r>
+      <w:proofErr w:type="spellStart"/>
+      <w:r>
+        <w:rPr>
+          <w:lang w:val="en-US"/>
+        </w:rPr>
+        <w:t>nomini</w:t>
+      </w:r>
+      <w:proofErr w:type="spellEnd"/>
+      <w:r>
+        <w:rPr>
+          <w:lang w:val="en-US"/>
+        </w:rPr>
+        <w:t xml:space="preserve"> IP </w:t>
+      </w:r>
+      <w:proofErr w:type="spellStart"/>
+      <w:r>
+        <w:rPr>
+          <w:lang w:val="en-US"/>
+        </w:rPr>
+        <w:t>manzilga</w:t>
+      </w:r>
+      <w:proofErr w:type="spellEnd"/>
+      <w:r>
+        <w:rPr>
+          <w:lang w:val="en-US"/>
+        </w:rPr>
+        <w:t xml:space="preserve"> </w:t>
+      </w:r>
+      <w:proofErr w:type="spellStart"/>
+      <w:r>
+        <w:rPr>
+          <w:lang w:val="en-US"/>
+        </w:rPr>
+        <w:t>aniqlaydi</w:t>
+      </w:r>
+      <w:proofErr w:type="spellEnd"/>
+      <w:r>
+        <w:rPr>
+          <w:lang w:val="en-US"/>
+        </w:rPr>
+        <w:t>.</w:t>
       </w:r>
     </w:p>
     <w:p>
@@ -1078,49 +4982,305 @@
           <w:bCs/>
           <w:lang w:val="en-US"/>
         </w:rPr>
-        <w:t>5. Packet Tracer laboratoriyasi — DNS Server</w:t>
-      </w:r>
-    </w:p>
-    <w:p>
-      <w:pPr>
-        <w:rPr>
-          <w:lang w:val="en-US"/>
-        </w:rPr>
-      </w:pPr>
-      <w:r>
-        <w:rPr>
-          <w:lang w:val="en-US"/>
-        </w:rPr>
-        <w:t>Hozircha mavjud DHCP Relay laboratoriyasini o‘zgartirmaymiz. Alohida, kichik DNS laboratoriyasini quramiz.</w:t>
-      </w:r>
-    </w:p>
-    <w:p>
-      <w:pPr>
-        <w:rPr>
-          <w:lang w:val="en-US"/>
-        </w:rPr>
-      </w:pPr>
-      <w:r>
-        <w:rPr>
-          <w:lang w:val="en-US"/>
-        </w:rPr>
-        <w:t>Maqsadimiz: PC domen nomi orqali serverni topa olishini tekshirish.</w:t>
-      </w:r>
-    </w:p>
-    <w:p>
-      <w:pPr>
+        <w:t xml:space="preserve">5. Packet Tracer </w:t>
+      </w:r>
+      <w:proofErr w:type="spellStart"/>
+      <w:r>
         <w:rPr>
           <w:b/>
           <w:bCs/>
-        </w:rPr>
-      </w:pPr>
+          <w:lang w:val="en-US"/>
+        </w:rPr>
+        <w:t>laboratoriyasi</w:t>
+      </w:r>
+      <w:proofErr w:type="spellEnd"/>
       <w:r>
         <w:rPr>
           <w:b/>
           <w:bCs/>
-        </w:rPr>
-        <w:t>Kerakli qurilmalar</w:t>
-      </w:r>
+          <w:lang w:val="en-US"/>
+        </w:rPr>
+        <w:t xml:space="preserve"> — DNS Server</w:t>
+      </w:r>
+    </w:p>
+    <w:p>
+      <w:pPr>
+        <w:rPr>
+          <w:lang w:val="en-US"/>
+        </w:rPr>
+      </w:pPr>
+      <w:proofErr w:type="spellStart"/>
+      <w:r>
+        <w:rPr>
+          <w:lang w:val="en-US"/>
+        </w:rPr>
+        <w:t>Hozircha</w:t>
+      </w:r>
+      <w:proofErr w:type="spellEnd"/>
+      <w:r>
+        <w:rPr>
+          <w:lang w:val="en-US"/>
+        </w:rPr>
+        <w:t xml:space="preserve"> </w:t>
+      </w:r>
+      <w:proofErr w:type="spellStart"/>
+      <w:r>
+        <w:rPr>
+          <w:lang w:val="en-US"/>
+        </w:rPr>
+        <w:t>mavjud</w:t>
+      </w:r>
+      <w:proofErr w:type="spellEnd"/>
+      <w:r>
+        <w:rPr>
+          <w:lang w:val="en-US"/>
+        </w:rPr>
+        <w:t xml:space="preserve"> DHCP Relay </w:t>
+      </w:r>
+      <w:proofErr w:type="spellStart"/>
+      <w:r>
+        <w:rPr>
+          <w:lang w:val="en-US"/>
+        </w:rPr>
+        <w:t>laboratoriyasini</w:t>
+      </w:r>
+      <w:proofErr w:type="spellEnd"/>
+      <w:r>
+        <w:rPr>
+          <w:lang w:val="en-US"/>
+        </w:rPr>
+        <w:t xml:space="preserve"> </w:t>
+      </w:r>
+      <w:proofErr w:type="spellStart"/>
+      <w:proofErr w:type="gramStart"/>
+      <w:r>
+        <w:rPr>
+          <w:lang w:val="en-US"/>
+        </w:rPr>
+        <w:t>o‘</w:t>
+      </w:r>
+      <w:proofErr w:type="gramEnd"/>
+      <w:r>
+        <w:rPr>
+          <w:lang w:val="en-US"/>
+        </w:rPr>
+        <w:t>zgartirmaymiz</w:t>
+      </w:r>
+      <w:proofErr w:type="spellEnd"/>
+      <w:r>
+        <w:rPr>
+          <w:lang w:val="en-US"/>
+        </w:rPr>
+        <w:t xml:space="preserve">. </w:t>
+      </w:r>
+      <w:proofErr w:type="spellStart"/>
+      <w:r>
+        <w:rPr>
+          <w:lang w:val="en-US"/>
+        </w:rPr>
+        <w:t>Alohida</w:t>
+      </w:r>
+      <w:proofErr w:type="spellEnd"/>
+      <w:r>
+        <w:rPr>
+          <w:lang w:val="en-US"/>
+        </w:rPr>
+        <w:t xml:space="preserve">, </w:t>
+      </w:r>
+      <w:proofErr w:type="spellStart"/>
+      <w:r>
+        <w:rPr>
+          <w:lang w:val="en-US"/>
+        </w:rPr>
+        <w:t>kichik</w:t>
+      </w:r>
+      <w:proofErr w:type="spellEnd"/>
+      <w:r>
+        <w:rPr>
+          <w:lang w:val="en-US"/>
+        </w:rPr>
+        <w:t xml:space="preserve"> DNS </w:t>
+      </w:r>
+      <w:proofErr w:type="spellStart"/>
+      <w:r>
+        <w:rPr>
+          <w:lang w:val="en-US"/>
+        </w:rPr>
+        <w:t>laboratoriyasini</w:t>
+      </w:r>
+      <w:proofErr w:type="spellEnd"/>
+      <w:r>
+        <w:rPr>
+          <w:lang w:val="en-US"/>
+        </w:rPr>
+        <w:t xml:space="preserve"> </w:t>
+      </w:r>
+      <w:proofErr w:type="spellStart"/>
+      <w:r>
+        <w:rPr>
+          <w:lang w:val="en-US"/>
+        </w:rPr>
+        <w:t>quramiz</w:t>
+      </w:r>
+      <w:proofErr w:type="spellEnd"/>
+      <w:r>
+        <w:rPr>
+          <w:lang w:val="en-US"/>
+        </w:rPr>
+        <w:t>.</w:t>
+      </w:r>
+    </w:p>
+    <w:p>
+      <w:pPr>
+        <w:rPr>
+          <w:lang w:val="en-US"/>
+        </w:rPr>
+      </w:pPr>
+      <w:proofErr w:type="spellStart"/>
+      <w:r>
+        <w:rPr>
+          <w:lang w:val="en-US"/>
+        </w:rPr>
+        <w:t>Maqsadimiz</w:t>
+      </w:r>
+      <w:proofErr w:type="spellEnd"/>
+      <w:r>
+        <w:rPr>
+          <w:lang w:val="en-US"/>
+        </w:rPr>
+        <w:t xml:space="preserve">: PC </w:t>
+      </w:r>
+      <w:proofErr w:type="spellStart"/>
+      <w:r>
+        <w:rPr>
+          <w:lang w:val="en-US"/>
+        </w:rPr>
+        <w:t>domen</w:t>
+      </w:r>
+      <w:proofErr w:type="spellEnd"/>
+      <w:r>
+        <w:rPr>
+          <w:lang w:val="en-US"/>
+        </w:rPr>
+        <w:t xml:space="preserve"> </w:t>
+      </w:r>
+      <w:proofErr w:type="spellStart"/>
+      <w:r>
+        <w:rPr>
+          <w:lang w:val="en-US"/>
+        </w:rPr>
+        <w:t>nomi</w:t>
+      </w:r>
+      <w:proofErr w:type="spellEnd"/>
+      <w:r>
+        <w:rPr>
+          <w:lang w:val="en-US"/>
+        </w:rPr>
+        <w:t xml:space="preserve"> </w:t>
+      </w:r>
+      <w:proofErr w:type="spellStart"/>
+      <w:r>
+        <w:rPr>
+          <w:lang w:val="en-US"/>
+        </w:rPr>
+        <w:t>orqali</w:t>
+      </w:r>
+      <w:proofErr w:type="spellEnd"/>
+      <w:r>
+        <w:rPr>
+          <w:lang w:val="en-US"/>
+        </w:rPr>
+        <w:t xml:space="preserve"> </w:t>
+      </w:r>
+      <w:proofErr w:type="spellStart"/>
+      <w:r>
+        <w:rPr>
+          <w:lang w:val="en-US"/>
+        </w:rPr>
+        <w:t>serverni</w:t>
+      </w:r>
+      <w:proofErr w:type="spellEnd"/>
+      <w:r>
+        <w:rPr>
+          <w:lang w:val="en-US"/>
+        </w:rPr>
+        <w:t xml:space="preserve"> </w:t>
+      </w:r>
+      <w:proofErr w:type="spellStart"/>
+      <w:r>
+        <w:rPr>
+          <w:lang w:val="en-US"/>
+        </w:rPr>
+        <w:t>topa</w:t>
+      </w:r>
+      <w:proofErr w:type="spellEnd"/>
+      <w:r>
+        <w:rPr>
+          <w:lang w:val="en-US"/>
+        </w:rPr>
+        <w:t xml:space="preserve"> </w:t>
+      </w:r>
+      <w:proofErr w:type="spellStart"/>
+      <w:r>
+        <w:rPr>
+          <w:lang w:val="en-US"/>
+        </w:rPr>
+        <w:t>olishini</w:t>
+      </w:r>
+      <w:proofErr w:type="spellEnd"/>
+      <w:r>
+        <w:rPr>
+          <w:lang w:val="en-US"/>
+        </w:rPr>
+        <w:t xml:space="preserve"> </w:t>
+      </w:r>
+      <w:proofErr w:type="spellStart"/>
+      <w:r>
+        <w:rPr>
+          <w:lang w:val="en-US"/>
+        </w:rPr>
+        <w:t>tekshirish</w:t>
+      </w:r>
+      <w:proofErr w:type="spellEnd"/>
+      <w:r>
+        <w:rPr>
+          <w:lang w:val="en-US"/>
+        </w:rPr>
+        <w:t>.</w:t>
+      </w:r>
+    </w:p>
+    <w:p>
+      <w:pPr>
+        <w:rPr>
+          <w:b/>
+          <w:bCs/>
+        </w:rPr>
+      </w:pPr>
+      <w:proofErr w:type="spellStart"/>
+      <w:r>
+        <w:rPr>
+          <w:b/>
+          <w:bCs/>
+        </w:rPr>
+        <w:t>Kerakli</w:t>
+      </w:r>
+      <w:proofErr w:type="spellEnd"/>
+      <w:r>
+        <w:rPr>
+          <w:b/>
+          <w:bCs/>
+        </w:rPr>
+        <w:t xml:space="preserve"> </w:t>
+      </w:r>
+      <w:proofErr w:type="spellStart"/>
+      <w:r>
+        <w:rPr>
+          <w:b/>
+          <w:bCs/>
+        </w:rPr>
+        <w:t>qurilmalar</w:t>
+      </w:r>
+      <w:proofErr w:type="spellEnd"/>
     </w:p>
     <w:p>
       <w:r>
@@ -1180,9 +5340,19 @@
       </w:r>
     </w:p>
     <w:p>
-      <w:r>
-        <w:t>Bitta kompyuter</w:t>
-      </w:r>
+      <w:proofErr w:type="spellStart"/>
+      <w:r>
+        <w:t>Bitta</w:t>
+      </w:r>
+      <w:proofErr w:type="spellEnd"/>
+      <w:r>
+        <w:t xml:space="preserve"> </w:t>
+      </w:r>
+      <w:proofErr w:type="spellStart"/>
+      <w:r>
+        <w:t>kompyuter</w:t>
+      </w:r>
+      <w:proofErr w:type="spellEnd"/>
     </w:p>
     <w:p>
       <w:r>
@@ -1244,8 +5414,13 @@
     </w:p>
     <w:p>
       <w:r>
-        <w:t>Layer 2 switch</w:t>
-      </w:r>
+        <w:t xml:space="preserve">Layer 2 </w:t>
+      </w:r>
+      <w:proofErr w:type="spellStart"/>
+      <w:r>
+        <w:t>switch</w:t>
+      </w:r>
+      <w:proofErr w:type="spellEnd"/>
     </w:p>
     <w:p>
       <w:r>
@@ -1322,20 +5497,184 @@
         <w:rPr>
           <w:lang w:val="en-US"/>
         </w:rPr>
-        <w:t>DNS xizmati ishlaydi</w:t>
-      </w:r>
-    </w:p>
-    <w:p>
-      <w:pPr>
-        <w:rPr>
-          <w:lang w:val="en-US"/>
-        </w:rPr>
-      </w:pPr>
-      <w:r>
-        <w:rPr>
-          <w:lang w:val="en-US"/>
-        </w:rPr>
-        <w:t>Ulanish: PC1 → SW1 → Server1. Hozircha router kerak emas, chunki barcha qurilmalar bitta subnetda bo‘ladi.</w:t>
+        <w:t xml:space="preserve">DNS </w:t>
+      </w:r>
+      <w:proofErr w:type="spellStart"/>
+      <w:r>
+        <w:rPr>
+          <w:lang w:val="en-US"/>
+        </w:rPr>
+        <w:t>xizmati</w:t>
+      </w:r>
+      <w:proofErr w:type="spellEnd"/>
+      <w:r>
+        <w:rPr>
+          <w:lang w:val="en-US"/>
+        </w:rPr>
+        <w:t xml:space="preserve"> </w:t>
+      </w:r>
+      <w:proofErr w:type="spellStart"/>
+      <w:r>
+        <w:rPr>
+          <w:lang w:val="en-US"/>
+        </w:rPr>
+        <w:t>ishlaydi</w:t>
+      </w:r>
+      <w:proofErr w:type="spellEnd"/>
+    </w:p>
+    <w:p>
+      <w:pPr>
+        <w:rPr>
+          <w:lang w:val="en-US"/>
+        </w:rPr>
+      </w:pPr>
+      <w:proofErr w:type="spellStart"/>
+      <w:r>
+        <w:rPr>
+          <w:lang w:val="en-US"/>
+        </w:rPr>
+        <w:t>Ulanish</w:t>
+      </w:r>
+      <w:proofErr w:type="spellEnd"/>
+      <w:r>
+        <w:rPr>
+          <w:lang w:val="en-US"/>
+        </w:rPr>
+        <w:t xml:space="preserve">: PC1 → SW1 → Server1. </w:t>
+      </w:r>
+      <w:proofErr w:type="spellStart"/>
+      <w:r>
+        <w:rPr>
+          <w:lang w:val="en-US"/>
+        </w:rPr>
+        <w:t>Hozircha</w:t>
+      </w:r>
+      <w:proofErr w:type="spellEnd"/>
+      <w:r>
+        <w:rPr>
+          <w:lang w:val="en-US"/>
+        </w:rPr>
+        <w:t xml:space="preserve"> router </w:t>
+      </w:r>
+      <w:proofErr w:type="spellStart"/>
+      <w:r>
+        <w:rPr>
+          <w:lang w:val="en-US"/>
+        </w:rPr>
+        <w:t>kerak</w:t>
+      </w:r>
+      <w:proofErr w:type="spellEnd"/>
+      <w:r>
+        <w:rPr>
+          <w:lang w:val="en-US"/>
+        </w:rPr>
+        <w:t xml:space="preserve"> </w:t>
+      </w:r>
+      <w:proofErr w:type="spellStart"/>
+      <w:r>
+        <w:rPr>
+          <w:lang w:val="en-US"/>
+        </w:rPr>
+        <w:t>emas</w:t>
+      </w:r>
+      <w:proofErr w:type="spellEnd"/>
+      <w:r>
+        <w:rPr>
+          <w:lang w:val="en-US"/>
+        </w:rPr>
+        <w:t xml:space="preserve">, </w:t>
+      </w:r>
+      <w:proofErr w:type="spellStart"/>
+      <w:r>
+        <w:rPr>
+          <w:lang w:val="en-US"/>
+        </w:rPr>
+        <w:t>chunki</w:t>
+      </w:r>
+      <w:proofErr w:type="spellEnd"/>
+      <w:r>
+        <w:rPr>
+          <w:lang w:val="en-US"/>
+        </w:rPr>
+        <w:t xml:space="preserve"> </w:t>
+      </w:r>
+      <w:proofErr w:type="spellStart"/>
+      <w:r>
+        <w:rPr>
+          <w:lang w:val="en-US"/>
+        </w:rPr>
+        <w:t>barcha</w:t>
+      </w:r>
+      <w:proofErr w:type="spellEnd"/>
+      <w:r>
+        <w:rPr>
+          <w:lang w:val="en-US"/>
+        </w:rPr>
+        <w:t xml:space="preserve"> </w:t>
+      </w:r>
+      <w:proofErr w:type="spellStart"/>
+      <w:r>
+        <w:rPr>
+          <w:lang w:val="en-US"/>
+        </w:rPr>
+        <w:t>qurilmalar</w:t>
+      </w:r>
+      <w:proofErr w:type="spellEnd"/>
+      <w:r>
+        <w:rPr>
+          <w:lang w:val="en-US"/>
+        </w:rPr>
+        <w:t xml:space="preserve"> </w:t>
+      </w:r>
+      <w:proofErr w:type="spellStart"/>
+      <w:r>
+        <w:rPr>
+          <w:lang w:val="en-US"/>
+        </w:rPr>
+        <w:t>bitta</w:t>
+      </w:r>
+      <w:proofErr w:type="spellEnd"/>
+      <w:r>
+        <w:rPr>
+          <w:lang w:val="en-US"/>
+        </w:rPr>
+        <w:t xml:space="preserve"> </w:t>
+      </w:r>
+      <w:proofErr w:type="spellStart"/>
+      <w:r>
+        <w:rPr>
+          <w:lang w:val="en-US"/>
+        </w:rPr>
+        <w:t>subnetda</w:t>
+      </w:r>
+      <w:proofErr w:type="spellEnd"/>
+      <w:r>
+        <w:rPr>
+          <w:lang w:val="en-US"/>
+        </w:rPr>
+        <w:t xml:space="preserve"> </w:t>
+      </w:r>
+      <w:proofErr w:type="spellStart"/>
+      <w:proofErr w:type="gramStart"/>
+      <w:r>
+        <w:rPr>
+          <w:lang w:val="en-US"/>
+        </w:rPr>
+        <w:t>bo‘</w:t>
+      </w:r>
+      <w:proofErr w:type="gramEnd"/>
+      <w:r>
+        <w:rPr>
+          <w:lang w:val="en-US"/>
+        </w:rPr>
+        <w:t>ladi</w:t>
+      </w:r>
+      <w:proofErr w:type="spellEnd"/>
+      <w:r>
+        <w:rPr>
+          <w:lang w:val="en-US"/>
+        </w:rPr>
+        <w:t>.</w:t>
       </w:r>
     </w:p>
     <w:p>
@@ -1352,20 +5691,200 @@
           <w:bCs/>
           <w:lang w:val="en-US"/>
         </w:rPr>
-        <w:t>1-qadam: Topologiyani qur va IP manzillarni sozla</w:t>
-      </w:r>
-    </w:p>
-    <w:p>
-      <w:pPr>
-        <w:rPr>
-          <w:lang w:val="en-US"/>
-        </w:rPr>
-      </w:pPr>
-      <w:r>
-        <w:rPr>
-          <w:lang w:val="en-US"/>
-        </w:rPr>
-        <w:t>Packet Tracer’da PC1, 2960 switch va Server1 joylashtir. Copper Straight-Through kabellari bilan quyidagicha ulagin:</w:t>
+        <w:t xml:space="preserve">1-qadam: </w:t>
+      </w:r>
+      <w:proofErr w:type="spellStart"/>
+      <w:r>
+        <w:rPr>
+          <w:b/>
+          <w:bCs/>
+          <w:lang w:val="en-US"/>
+        </w:rPr>
+        <w:t>Topologiyani</w:t>
+      </w:r>
+      <w:proofErr w:type="spellEnd"/>
+      <w:r>
+        <w:rPr>
+          <w:b/>
+          <w:bCs/>
+          <w:lang w:val="en-US"/>
+        </w:rPr>
+        <w:t xml:space="preserve"> </w:t>
+      </w:r>
+      <w:proofErr w:type="spellStart"/>
+      <w:r>
+        <w:rPr>
+          <w:b/>
+          <w:bCs/>
+          <w:lang w:val="en-US"/>
+        </w:rPr>
+        <w:t>qur</w:t>
+      </w:r>
+      <w:proofErr w:type="spellEnd"/>
+      <w:r>
+        <w:rPr>
+          <w:b/>
+          <w:bCs/>
+          <w:lang w:val="en-US"/>
+        </w:rPr>
+        <w:t xml:space="preserve"> </w:t>
+      </w:r>
+      <w:proofErr w:type="spellStart"/>
+      <w:r>
+        <w:rPr>
+          <w:b/>
+          <w:bCs/>
+          <w:lang w:val="en-US"/>
+        </w:rPr>
+        <w:t>va</w:t>
+      </w:r>
+      <w:proofErr w:type="spellEnd"/>
+      <w:r>
+        <w:rPr>
+          <w:b/>
+          <w:bCs/>
+          <w:lang w:val="en-US"/>
+        </w:rPr>
+        <w:t xml:space="preserve"> IP </w:t>
+      </w:r>
+      <w:proofErr w:type="spellStart"/>
+      <w:r>
+        <w:rPr>
+          <w:b/>
+          <w:bCs/>
+          <w:lang w:val="en-US"/>
+        </w:rPr>
+        <w:t>manzillarni</w:t>
+      </w:r>
+      <w:proofErr w:type="spellEnd"/>
+      <w:r>
+        <w:rPr>
+          <w:b/>
+          <w:bCs/>
+          <w:lang w:val="en-US"/>
+        </w:rPr>
+        <w:t xml:space="preserve"> </w:t>
+      </w:r>
+      <w:proofErr w:type="spellStart"/>
+      <w:r>
+        <w:rPr>
+          <w:b/>
+          <w:bCs/>
+          <w:lang w:val="en-US"/>
+        </w:rPr>
+        <w:t>sozla</w:t>
+      </w:r>
+      <w:proofErr w:type="spellEnd"/>
+    </w:p>
+    <w:p>
+      <w:pPr>
+        <w:rPr>
+          <w:lang w:val="en-US"/>
+        </w:rPr>
+      </w:pPr>
+      <w:r>
+        <w:rPr>
+          <w:lang w:val="en-US"/>
+        </w:rPr>
+        <w:t xml:space="preserve">Packet </w:t>
+      </w:r>
+      <w:proofErr w:type="spellStart"/>
+      <w:r>
+        <w:rPr>
+          <w:lang w:val="en-US"/>
+        </w:rPr>
+        <w:t>Tracer’da</w:t>
+      </w:r>
+      <w:proofErr w:type="spellEnd"/>
+      <w:r>
+        <w:rPr>
+          <w:lang w:val="en-US"/>
+        </w:rPr>
+        <w:t xml:space="preserve"> PC1, 2960 switch </w:t>
+      </w:r>
+      <w:proofErr w:type="spellStart"/>
+      <w:r>
+        <w:rPr>
+          <w:lang w:val="en-US"/>
+        </w:rPr>
+        <w:t>va</w:t>
+      </w:r>
+      <w:proofErr w:type="spellEnd"/>
+      <w:r>
+        <w:rPr>
+          <w:lang w:val="en-US"/>
+        </w:rPr>
+        <w:t xml:space="preserve"> Server1 </w:t>
+      </w:r>
+      <w:proofErr w:type="spellStart"/>
+      <w:r>
+        <w:rPr>
+          <w:lang w:val="en-US"/>
+        </w:rPr>
+        <w:t>joylashtir</w:t>
+      </w:r>
+      <w:proofErr w:type="spellEnd"/>
+      <w:r>
+        <w:rPr>
+          <w:lang w:val="en-US"/>
+        </w:rPr>
+        <w:t xml:space="preserve">. Copper Straight-Through </w:t>
+      </w:r>
+      <w:proofErr w:type="spellStart"/>
+      <w:r>
+        <w:rPr>
+          <w:lang w:val="en-US"/>
+        </w:rPr>
+        <w:t>kabellari</w:t>
+      </w:r>
+      <w:proofErr w:type="spellEnd"/>
+      <w:r>
+        <w:rPr>
+          <w:lang w:val="en-US"/>
+        </w:rPr>
+        <w:t xml:space="preserve"> </w:t>
+      </w:r>
+      <w:proofErr w:type="spellStart"/>
+      <w:r>
+        <w:rPr>
+          <w:lang w:val="en-US"/>
+        </w:rPr>
+        <w:t>bilan</w:t>
+      </w:r>
+      <w:proofErr w:type="spellEnd"/>
+      <w:r>
+        <w:rPr>
+          <w:lang w:val="en-US"/>
+        </w:rPr>
+        <w:t xml:space="preserve"> </w:t>
+      </w:r>
+      <w:proofErr w:type="spellStart"/>
+      <w:r>
+        <w:rPr>
+          <w:lang w:val="en-US"/>
+        </w:rPr>
+        <w:t>quyidagicha</w:t>
+      </w:r>
+      <w:proofErr w:type="spellEnd"/>
+      <w:r>
+        <w:rPr>
+          <w:lang w:val="en-US"/>
+        </w:rPr>
+        <w:t xml:space="preserve"> </w:t>
+      </w:r>
+      <w:proofErr w:type="spellStart"/>
+      <w:r>
+        <w:rPr>
+          <w:lang w:val="en-US"/>
+        </w:rPr>
+        <w:t>ulagin</w:t>
+      </w:r>
+      <w:proofErr w:type="spellEnd"/>
+      <w:r>
+        <w:rPr>
+          <w:lang w:val="en-US"/>
+        </w:rPr>
+        <w:t>:</w:t>
       </w:r>
     </w:p>
     <w:p>
@@ -1391,9 +5910,30 @@
       </w:r>
     </w:p>
     <w:p>
+      <w:proofErr w:type="spellStart"/>
       <w:r>
         <w:lastRenderedPageBreak/>
-        <w:t>Quyidagi IP rejasidan foydalanamiz:</w:t>
+        <w:t>Quyidagi</w:t>
+      </w:r>
+      <w:proofErr w:type="spellEnd"/>
+      <w:r>
+        <w:t xml:space="preserve"> IP </w:t>
+      </w:r>
+      <w:proofErr w:type="spellStart"/>
+      <w:r>
+        <w:t>rejasidan</w:t>
+      </w:r>
+      <w:proofErr w:type="spellEnd"/>
+      <w:r>
+        <w:t xml:space="preserve"> </w:t>
+      </w:r>
+      <w:proofErr w:type="spellStart"/>
+      <w:r>
+        <w:t>foydalanamiz</w:t>
+      </w:r>
+      <w:proofErr w:type="spellEnd"/>
+      <w:r>
+        <w:t>:</w:t>
       </w:r>
     </w:p>
     <w:tbl>
@@ -1430,6 +5970,7 @@
                 <w:bCs/>
               </w:rPr>
             </w:pPr>
+            <w:proofErr w:type="spellStart"/>
             <w:r>
               <w:rPr>
                 <w:b/>
@@ -1437,6 +5978,7 @@
               </w:rPr>
               <w:t>Qurilma</w:t>
             </w:r>
+            <w:proofErr w:type="spellEnd"/>
           </w:p>
         </w:tc>
         <w:tc>
@@ -1457,8 +5999,17 @@
                 <w:b/>
                 <w:bCs/>
               </w:rPr>
-              <w:t>IP manzil</w:t>
+              <w:t xml:space="preserve">IP </w:t>
             </w:r>
+            <w:proofErr w:type="spellStart"/>
+            <w:r>
+              <w:rPr>
+                <w:b/>
+                <w:bCs/>
+              </w:rPr>
+              <w:t>manzil</w:t>
+            </w:r>
+            <w:proofErr w:type="spellEnd"/>
           </w:p>
         </w:tc>
         <w:tc>
@@ -1474,13 +6025,31 @@
                 <w:bCs/>
               </w:rPr>
             </w:pPr>
+            <w:proofErr w:type="spellStart"/>
             <w:r>
               <w:rPr>
                 <w:b/>
                 <w:bCs/>
               </w:rPr>
-              <w:t>Subnet mask</w:t>
+              <w:t>Subnet</w:t>
             </w:r>
+            <w:proofErr w:type="spellEnd"/>
+            <w:r>
+              <w:rPr>
+                <w:b/>
+                <w:bCs/>
+              </w:rPr>
+              <w:t xml:space="preserve"> </w:t>
+            </w:r>
+            <w:proofErr w:type="spellStart"/>
+            <w:r>
+              <w:rPr>
+                <w:b/>
+                <w:bCs/>
+              </w:rPr>
+              <w:t>mask</w:t>
+            </w:r>
+            <w:proofErr w:type="spellEnd"/>
           </w:p>
         </w:tc>
       </w:tr>
@@ -1577,12 +6146,126 @@
         <w:rPr>
           <w:lang w:val="en-US"/>
         </w:rPr>
-        <w:t>Gateway hozircha bo‘sh qolishi mumkin — qurilmalar bitta subnetda.</w:t>
-      </w:r>
-    </w:p>
-    <w:p>
-      <w:r>
-        <w:t>PC1 sozlash:</w:t>
+        <w:t xml:space="preserve">Gateway </w:t>
+      </w:r>
+      <w:proofErr w:type="spellStart"/>
+      <w:r>
+        <w:rPr>
+          <w:lang w:val="en-US"/>
+        </w:rPr>
+        <w:t>hozircha</w:t>
+      </w:r>
+      <w:proofErr w:type="spellEnd"/>
+      <w:r>
+        <w:rPr>
+          <w:lang w:val="en-US"/>
+        </w:rPr>
+        <w:t xml:space="preserve"> </w:t>
+      </w:r>
+      <w:proofErr w:type="spellStart"/>
+      <w:proofErr w:type="gramStart"/>
+      <w:r>
+        <w:rPr>
+          <w:lang w:val="en-US"/>
+        </w:rPr>
+        <w:t>bo‘</w:t>
+      </w:r>
+      <w:proofErr w:type="gramEnd"/>
+      <w:r>
+        <w:rPr>
+          <w:lang w:val="en-US"/>
+        </w:rPr>
+        <w:t>sh</w:t>
+      </w:r>
+      <w:proofErr w:type="spellEnd"/>
+      <w:r>
+        <w:rPr>
+          <w:lang w:val="en-US"/>
+        </w:rPr>
+        <w:t xml:space="preserve"> </w:t>
+      </w:r>
+      <w:proofErr w:type="spellStart"/>
+      <w:r>
+        <w:rPr>
+          <w:lang w:val="en-US"/>
+        </w:rPr>
+        <w:t>qolishi</w:t>
+      </w:r>
+      <w:proofErr w:type="spellEnd"/>
+      <w:r>
+        <w:rPr>
+          <w:lang w:val="en-US"/>
+        </w:rPr>
+        <w:t xml:space="preserve"> </w:t>
+      </w:r>
+      <w:proofErr w:type="spellStart"/>
+      <w:r>
+        <w:rPr>
+          <w:lang w:val="en-US"/>
+        </w:rPr>
+        <w:t>mumkin</w:t>
+      </w:r>
+      <w:proofErr w:type="spellEnd"/>
+      <w:r>
+        <w:rPr>
+          <w:lang w:val="en-US"/>
+        </w:rPr>
+        <w:t xml:space="preserve"> — </w:t>
+      </w:r>
+      <w:proofErr w:type="spellStart"/>
+      <w:r>
+        <w:rPr>
+          <w:lang w:val="en-US"/>
+        </w:rPr>
+        <w:t>qurilmalar</w:t>
+      </w:r>
+      <w:proofErr w:type="spellEnd"/>
+      <w:r>
+        <w:rPr>
+          <w:lang w:val="en-US"/>
+        </w:rPr>
+        <w:t xml:space="preserve"> </w:t>
+      </w:r>
+      <w:proofErr w:type="spellStart"/>
+      <w:r>
+        <w:rPr>
+          <w:lang w:val="en-US"/>
+        </w:rPr>
+        <w:t>bitta</w:t>
+      </w:r>
+      <w:proofErr w:type="spellEnd"/>
+      <w:r>
+        <w:rPr>
+          <w:lang w:val="en-US"/>
+        </w:rPr>
+        <w:t xml:space="preserve"> </w:t>
+      </w:r>
+      <w:proofErr w:type="spellStart"/>
+      <w:r>
+        <w:rPr>
+          <w:lang w:val="en-US"/>
+        </w:rPr>
+        <w:t>subnetda</w:t>
+      </w:r>
+      <w:proofErr w:type="spellEnd"/>
+      <w:r>
+        <w:rPr>
+          <w:lang w:val="en-US"/>
+        </w:rPr>
+        <w:t>.</w:t>
+      </w:r>
+    </w:p>
+    <w:p>
+      <w:r>
+        <w:t xml:space="preserve">PC1 </w:t>
+      </w:r>
+      <w:proofErr w:type="spellStart"/>
+      <w:r>
+        <w:t>sozlash</w:t>
+      </w:r>
+      <w:proofErr w:type="spellEnd"/>
+      <w:r>
+        <w:t>:</w:t>
       </w:r>
     </w:p>
     <w:p>
@@ -1593,7 +6276,23 @@
         </w:numPr>
       </w:pPr>
       <w:r>
-        <w:t>PC1 ustiga bos.</w:t>
+        <w:t xml:space="preserve">PC1 </w:t>
+      </w:r>
+      <w:proofErr w:type="spellStart"/>
+      <w:r>
+        <w:t>ustiga</w:t>
+      </w:r>
+      <w:proofErr w:type="spellEnd"/>
+      <w:r>
+        <w:t xml:space="preserve"> </w:t>
+      </w:r>
+      <w:proofErr w:type="spellStart"/>
+      <w:r>
+        <w:t>bos</w:t>
+      </w:r>
+      <w:proofErr w:type="spellEnd"/>
+      <w:r>
+        <w:t>.</w:t>
       </w:r>
     </w:p>
     <w:p>
@@ -1610,7 +6309,29 @@
         <w:rPr>
           <w:lang w:val="en-US"/>
         </w:rPr>
-        <w:t>Desktop → IP Configuration bo‘limiga kir.</w:t>
+        <w:t xml:space="preserve">Desktop → IP Configuration </w:t>
+      </w:r>
+      <w:proofErr w:type="spellStart"/>
+      <w:proofErr w:type="gramStart"/>
+      <w:r>
+        <w:rPr>
+          <w:lang w:val="en-US"/>
+        </w:rPr>
+        <w:t>bo‘</w:t>
+      </w:r>
+      <w:proofErr w:type="gramEnd"/>
+      <w:r>
+        <w:rPr>
+          <w:lang w:val="en-US"/>
+        </w:rPr>
+        <w:t>limiga</w:t>
+      </w:r>
+      <w:proofErr w:type="spellEnd"/>
+      <w:r>
+        <w:rPr>
+          <w:lang w:val="en-US"/>
+        </w:rPr>
+        <w:t xml:space="preserve"> kir.</w:t>
       </w:r>
     </w:p>
     <w:p>
@@ -1620,8 +6341,29 @@
           <w:numId w:val="4"/>
         </w:numPr>
       </w:pPr>
-      <w:r>
-        <w:t>Static ni tanla.</w:t>
+      <w:proofErr w:type="spellStart"/>
+      <w:r>
+        <w:t>Static</w:t>
+      </w:r>
+      <w:proofErr w:type="spellEnd"/>
+      <w:r>
+        <w:t xml:space="preserve"> </w:t>
+      </w:r>
+      <w:proofErr w:type="spellStart"/>
+      <w:r>
+        <w:t>ni</w:t>
+      </w:r>
+      <w:proofErr w:type="spellEnd"/>
+      <w:r>
+        <w:t xml:space="preserve"> </w:t>
+      </w:r>
+      <w:proofErr w:type="spellStart"/>
+      <w:r>
+        <w:t>tanla</w:t>
+      </w:r>
+      <w:proofErr w:type="spellEnd"/>
+      <w:r>
+        <w:t>.</w:t>
       </w:r>
     </w:p>
     <w:p>
@@ -1642,13 +6384,34 @@
           <w:numId w:val="4"/>
         </w:numPr>
       </w:pPr>
-      <w:r>
-        <w:t>Subnet Mask: 255.255.255.0</w:t>
-      </w:r>
-    </w:p>
-    <w:p>
-      <w:r>
-        <w:t>Server1 sozlash:</w:t>
+      <w:proofErr w:type="spellStart"/>
+      <w:r>
+        <w:t>Subnet</w:t>
+      </w:r>
+      <w:proofErr w:type="spellEnd"/>
+      <w:r>
+        <w:t xml:space="preserve"> </w:t>
+      </w:r>
+      <w:proofErr w:type="spellStart"/>
+      <w:r>
+        <w:t>Mask</w:t>
+      </w:r>
+      <w:proofErr w:type="spellEnd"/>
+      <w:r>
+        <w:t>: 255.255.255.0</w:t>
+      </w:r>
+    </w:p>
+    <w:p>
+      <w:r>
+        <w:t xml:space="preserve">Server1 </w:t>
+      </w:r>
+      <w:proofErr w:type="spellStart"/>
+      <w:r>
+        <w:t>sozlash</w:t>
+      </w:r>
+      <w:proofErr w:type="spellEnd"/>
+      <w:r>
+        <w:t>:</w:t>
       </w:r>
     </w:p>
     <w:p>
@@ -1659,7 +6422,23 @@
         </w:numPr>
       </w:pPr>
       <w:r>
-        <w:t>Server1 ustiga bos.</w:t>
+        <w:t xml:space="preserve">Server1 </w:t>
+      </w:r>
+      <w:proofErr w:type="spellStart"/>
+      <w:r>
+        <w:t>ustiga</w:t>
+      </w:r>
+      <w:proofErr w:type="spellEnd"/>
+      <w:r>
+        <w:t xml:space="preserve"> </w:t>
+      </w:r>
+      <w:proofErr w:type="spellStart"/>
+      <w:r>
+        <w:t>bos</w:t>
+      </w:r>
+      <w:proofErr w:type="spellEnd"/>
+      <w:r>
+        <w:t>.</w:t>
       </w:r>
     </w:p>
     <w:p>
@@ -1676,7 +6455,29 @@
         <w:rPr>
           <w:lang w:val="en-US"/>
         </w:rPr>
-        <w:t>Desktop → IP Configuration bo‘limiga kir.</w:t>
+        <w:t xml:space="preserve">Desktop → IP Configuration </w:t>
+      </w:r>
+      <w:proofErr w:type="spellStart"/>
+      <w:proofErr w:type="gramStart"/>
+      <w:r>
+        <w:rPr>
+          <w:lang w:val="en-US"/>
+        </w:rPr>
+        <w:t>bo‘</w:t>
+      </w:r>
+      <w:proofErr w:type="gramEnd"/>
+      <w:r>
+        <w:rPr>
+          <w:lang w:val="en-US"/>
+        </w:rPr>
+        <w:t>limiga</w:t>
+      </w:r>
+      <w:proofErr w:type="spellEnd"/>
+      <w:r>
+        <w:rPr>
+          <w:lang w:val="en-US"/>
+        </w:rPr>
+        <w:t xml:space="preserve"> kir.</w:t>
       </w:r>
     </w:p>
     <w:p>
@@ -1697,21 +6498,118 @@
           <w:numId w:val="5"/>
         </w:numPr>
       </w:pPr>
-      <w:r>
-        <w:t>Subnet Mask: 255.255.255.0</w:t>
-      </w:r>
-    </w:p>
-    <w:p>
-      <w:pPr>
-        <w:rPr>
-          <w:lang w:val="en-US"/>
-        </w:rPr>
-      </w:pPr>
-      <w:r>
-        <w:rPr>
-          <w:lang w:val="en-US"/>
-        </w:rPr>
-        <w:t>DNS Server xizmatini hali yoqma — keyingi qadamda sozlaymiz.</w:t>
+      <w:proofErr w:type="spellStart"/>
+      <w:r>
+        <w:t>Subnet</w:t>
+      </w:r>
+      <w:proofErr w:type="spellEnd"/>
+      <w:r>
+        <w:t xml:space="preserve"> </w:t>
+      </w:r>
+      <w:proofErr w:type="spellStart"/>
+      <w:r>
+        <w:t>Mask</w:t>
+      </w:r>
+      <w:proofErr w:type="spellEnd"/>
+      <w:r>
+        <w:t>: 255.255.255.0</w:t>
+      </w:r>
+    </w:p>
+    <w:p>
+      <w:pPr>
+        <w:rPr>
+          <w:lang w:val="en-US"/>
+        </w:rPr>
+      </w:pPr>
+      <w:r>
+        <w:rPr>
+          <w:lang w:val="en-US"/>
+        </w:rPr>
+        <w:t xml:space="preserve">DNS Server </w:t>
+      </w:r>
+      <w:proofErr w:type="spellStart"/>
+      <w:r>
+        <w:rPr>
+          <w:lang w:val="en-US"/>
+        </w:rPr>
+        <w:t>xizmatini</w:t>
+      </w:r>
+      <w:proofErr w:type="spellEnd"/>
+      <w:r>
+        <w:rPr>
+          <w:lang w:val="en-US"/>
+        </w:rPr>
+        <w:t xml:space="preserve"> </w:t>
+      </w:r>
+      <w:proofErr w:type="spellStart"/>
+      <w:r>
+        <w:rPr>
+          <w:lang w:val="en-US"/>
+        </w:rPr>
+        <w:t>hali</w:t>
+      </w:r>
+      <w:proofErr w:type="spellEnd"/>
+      <w:r>
+        <w:rPr>
+          <w:lang w:val="en-US"/>
+        </w:rPr>
+        <w:t xml:space="preserve"> </w:t>
+      </w:r>
+      <w:proofErr w:type="spellStart"/>
+      <w:r>
+        <w:rPr>
+          <w:lang w:val="en-US"/>
+        </w:rPr>
+        <w:t>yoqma</w:t>
+      </w:r>
+      <w:proofErr w:type="spellEnd"/>
+      <w:r>
+        <w:rPr>
+          <w:lang w:val="en-US"/>
+        </w:rPr>
+        <w:t xml:space="preserve"> — </w:t>
+      </w:r>
+      <w:proofErr w:type="spellStart"/>
+      <w:r>
+        <w:rPr>
+          <w:lang w:val="en-US"/>
+        </w:rPr>
+        <w:t>keyingi</w:t>
+      </w:r>
+      <w:proofErr w:type="spellEnd"/>
+      <w:r>
+        <w:rPr>
+          <w:lang w:val="en-US"/>
+        </w:rPr>
+        <w:t xml:space="preserve"> </w:t>
+      </w:r>
+      <w:proofErr w:type="spellStart"/>
+      <w:r>
+        <w:rPr>
+          <w:lang w:val="en-US"/>
+        </w:rPr>
+        <w:t>qadamda</w:t>
+      </w:r>
+      <w:proofErr w:type="spellEnd"/>
+      <w:r>
+        <w:rPr>
+          <w:lang w:val="en-US"/>
+        </w:rPr>
+        <w:t xml:space="preserve"> </w:t>
+      </w:r>
+      <w:proofErr w:type="spellStart"/>
+      <w:r>
+        <w:rPr>
+          <w:lang w:val="en-US"/>
+        </w:rPr>
+        <w:t>sozlaymiz</w:t>
+      </w:r>
+      <w:proofErr w:type="spellEnd"/>
+      <w:r>
+        <w:rPr>
+          <w:lang w:val="en-US"/>
+        </w:rPr>
+        <w:t>.</w:t>
       </w:r>
     </w:p>
     <w:p>
@@ -1749,20 +6647,90 @@
           <w:bCs/>
           <w:lang w:val="en-US"/>
         </w:rPr>
-        <w:t>2-qadam: Server1’da DNS xizmatini sozlash</w:t>
-      </w:r>
-    </w:p>
-    <w:p>
-      <w:pPr>
-        <w:rPr>
-          <w:lang w:val="en-US"/>
-        </w:rPr>
-      </w:pPr>
-      <w:r>
-        <w:rPr>
-          <w:lang w:val="en-US"/>
-        </w:rPr>
-        <w:t>Packet Tracer’da Server1 ustiga bos.</w:t>
+        <w:t xml:space="preserve">2-qadam: Server1’da DNS </w:t>
+      </w:r>
+      <w:proofErr w:type="spellStart"/>
+      <w:r>
+        <w:rPr>
+          <w:b/>
+          <w:bCs/>
+          <w:lang w:val="en-US"/>
+        </w:rPr>
+        <w:t>xizmatini</w:t>
+      </w:r>
+      <w:proofErr w:type="spellEnd"/>
+      <w:r>
+        <w:rPr>
+          <w:b/>
+          <w:bCs/>
+          <w:lang w:val="en-US"/>
+        </w:rPr>
+        <w:t xml:space="preserve"> </w:t>
+      </w:r>
+      <w:proofErr w:type="spellStart"/>
+      <w:r>
+        <w:rPr>
+          <w:b/>
+          <w:bCs/>
+          <w:lang w:val="en-US"/>
+        </w:rPr>
+        <w:t>sozlash</w:t>
+      </w:r>
+      <w:proofErr w:type="spellEnd"/>
+    </w:p>
+    <w:p>
+      <w:pPr>
+        <w:rPr>
+          <w:lang w:val="en-US"/>
+        </w:rPr>
+      </w:pPr>
+      <w:r>
+        <w:rPr>
+          <w:lang w:val="en-US"/>
+        </w:rPr>
+        <w:t xml:space="preserve">Packet </w:t>
+      </w:r>
+      <w:proofErr w:type="spellStart"/>
+      <w:r>
+        <w:rPr>
+          <w:lang w:val="en-US"/>
+        </w:rPr>
+        <w:t>Tracer’da</w:t>
+      </w:r>
+      <w:proofErr w:type="spellEnd"/>
+      <w:r>
+        <w:rPr>
+          <w:lang w:val="en-US"/>
+        </w:rPr>
+        <w:t xml:space="preserve"> Server1 </w:t>
+      </w:r>
+      <w:proofErr w:type="spellStart"/>
+      <w:r>
+        <w:rPr>
+          <w:lang w:val="en-US"/>
+        </w:rPr>
+        <w:t>ustiga</w:t>
+      </w:r>
+      <w:proofErr w:type="spellEnd"/>
+      <w:r>
+        <w:rPr>
+          <w:lang w:val="en-US"/>
+        </w:rPr>
+        <w:t xml:space="preserve"> </w:t>
+      </w:r>
+      <w:proofErr w:type="spellStart"/>
+      <w:r>
+        <w:rPr>
+          <w:lang w:val="en-US"/>
+        </w:rPr>
+        <w:t>bos</w:t>
+      </w:r>
+      <w:proofErr w:type="spellEnd"/>
+      <w:r>
+        <w:rPr>
+          <w:lang w:val="en-US"/>
+        </w:rPr>
+        <w:t>.</w:t>
       </w:r>
     </w:p>
     <w:p>
@@ -1773,7 +6741,23 @@
         </w:numPr>
       </w:pPr>
       <w:r>
-        <w:t>Services bo‘limiga kir.</w:t>
+        <w:t xml:space="preserve">Services </w:t>
+      </w:r>
+      <w:proofErr w:type="spellStart"/>
+      <w:r>
+        <w:t>bo‘limiga</w:t>
+      </w:r>
+      <w:proofErr w:type="spellEnd"/>
+      <w:r>
+        <w:t xml:space="preserve"> </w:t>
+      </w:r>
+      <w:proofErr w:type="spellStart"/>
+      <w:r>
+        <w:t>kir</w:t>
+      </w:r>
+      <w:proofErr w:type="spellEnd"/>
+      <w:r>
+        <w:t>.</w:t>
       </w:r>
     </w:p>
     <w:p>
@@ -1790,7 +6774,49 @@
         <w:rPr>
           <w:lang w:val="en-US"/>
         </w:rPr>
-        <w:t>Chap tomondan DNS ni tanla.</w:t>
+        <w:t xml:space="preserve">Chap </w:t>
+      </w:r>
+      <w:proofErr w:type="spellStart"/>
+      <w:r>
+        <w:rPr>
+          <w:lang w:val="en-US"/>
+        </w:rPr>
+        <w:t>tomondan</w:t>
+      </w:r>
+      <w:proofErr w:type="spellEnd"/>
+      <w:r>
+        <w:rPr>
+          <w:lang w:val="en-US"/>
+        </w:rPr>
+        <w:t xml:space="preserve"> DNS </w:t>
+      </w:r>
+      <w:proofErr w:type="spellStart"/>
+      <w:r>
+        <w:rPr>
+          <w:lang w:val="en-US"/>
+        </w:rPr>
+        <w:t>ni</w:t>
+      </w:r>
+      <w:proofErr w:type="spellEnd"/>
+      <w:r>
+        <w:rPr>
+          <w:lang w:val="en-US"/>
+        </w:rPr>
+        <w:t xml:space="preserve"> </w:t>
+      </w:r>
+      <w:proofErr w:type="spellStart"/>
+      <w:r>
+        <w:rPr>
+          <w:lang w:val="en-US"/>
+        </w:rPr>
+        <w:t>tanla</w:t>
+      </w:r>
+      <w:proofErr w:type="spellEnd"/>
+      <w:r>
+        <w:rPr>
+          <w:lang w:val="en-US"/>
+        </w:rPr>
+        <w:t>.</w:t>
       </w:r>
     </w:p>
     <w:p>
@@ -1807,7 +6833,49 @@
         <w:rPr>
           <w:lang w:val="en-US"/>
         </w:rPr>
-        <w:t>DNS Service holatini On qil.</w:t>
+        <w:t xml:space="preserve">DNS Service </w:t>
+      </w:r>
+      <w:proofErr w:type="spellStart"/>
+      <w:r>
+        <w:rPr>
+          <w:lang w:val="en-US"/>
+        </w:rPr>
+        <w:t>holatini</w:t>
+      </w:r>
+      <w:proofErr w:type="spellEnd"/>
+      <w:r>
+        <w:rPr>
+          <w:lang w:val="en-US"/>
+        </w:rPr>
+        <w:t xml:space="preserve"> </w:t>
+      </w:r>
+      <w:proofErr w:type="gramStart"/>
+      <w:r>
+        <w:rPr>
+          <w:lang w:val="en-US"/>
+        </w:rPr>
+        <w:t>On</w:t>
+      </w:r>
+      <w:proofErr w:type="gramEnd"/>
+      <w:r>
+        <w:rPr>
+          <w:lang w:val="en-US"/>
+        </w:rPr>
+        <w:t xml:space="preserve"> </w:t>
+      </w:r>
+      <w:proofErr w:type="spellStart"/>
+      <w:r>
+        <w:rPr>
+          <w:lang w:val="en-US"/>
+        </w:rPr>
+        <w:t>qil</w:t>
+      </w:r>
+      <w:proofErr w:type="spellEnd"/>
+      <w:r>
+        <w:rPr>
+          <w:lang w:val="en-US"/>
+        </w:rPr>
+        <w:t>.</w:t>
       </w:r>
     </w:p>
     <w:p>
@@ -1817,8 +6885,29 @@
           <w:numId w:val="6"/>
         </w:numPr>
       </w:pPr>
-      <w:r>
-        <w:t>Quyidagi ma’lumotlarni kirit:</w:t>
+      <w:proofErr w:type="spellStart"/>
+      <w:r>
+        <w:t>Quyidagi</w:t>
+      </w:r>
+      <w:proofErr w:type="spellEnd"/>
+      <w:r>
+        <w:t xml:space="preserve"> </w:t>
+      </w:r>
+      <w:proofErr w:type="spellStart"/>
+      <w:r>
+        <w:t>ma’lumotlarni</w:t>
+      </w:r>
+      <w:proofErr w:type="spellEnd"/>
+      <w:r>
+        <w:t xml:space="preserve"> </w:t>
+      </w:r>
+      <w:proofErr w:type="spellStart"/>
+      <w:r>
+        <w:t>kirit</w:t>
+      </w:r>
+      <w:proofErr w:type="spellEnd"/>
+      <w:r>
+        <w:t>:</w:t>
       </w:r>
     </w:p>
     <w:p>
@@ -1827,9 +6916,16 @@
       </w:r>
     </w:p>
     <w:p>
-      <w:r>
-        <w:t>server.company.local</w:t>
-      </w:r>
+      <w:proofErr w:type="spellStart"/>
+      <w:proofErr w:type="gramStart"/>
+      <w:r>
+        <w:t>server.company</w:t>
+      </w:r>
+      <w:proofErr w:type="gramEnd"/>
+      <w:r>
+        <w:t>.local</w:t>
+      </w:r>
+      <w:proofErr w:type="spellEnd"/>
     </w:p>
     <w:p>
       <w:r>
@@ -1839,8 +6935,13 @@
     <w:p>
       <w:r>
         <w:lastRenderedPageBreak/>
-        <w:t>A Record</w:t>
-      </w:r>
+        <w:t xml:space="preserve">A </w:t>
+      </w:r>
+      <w:proofErr w:type="spellStart"/>
+      <w:r>
+        <w:t>Record</w:t>
+      </w:r>
+      <w:proofErr w:type="spellEnd"/>
     </w:p>
     <w:p>
       <w:r>
@@ -1854,36 +6955,302 @@
     </w:p>
     <w:p>
       <w:r>
-        <w:t>5. Add tugmasini bos.</w:t>
-      </w:r>
-    </w:p>
-    <w:p>
-      <w:r>
-        <w:t>Nima uchun bunday qilyapmiz?</w:t>
-      </w:r>
-    </w:p>
-    <w:p>
-      <w:pPr>
-        <w:rPr>
-          <w:lang w:val="en-US"/>
-        </w:rPr>
-      </w:pPr>
-      <w:r>
-        <w:rPr>
-          <w:lang w:val="en-US"/>
-        </w:rPr>
-        <w:t>Biz DNS serverga server.company.local nomi 192.168.50.53 IP manziliga mos kelishini o‘rgatyapmiz. Bu DNS’ning A record yozuvi hisoblanadi.</w:t>
-      </w:r>
-    </w:p>
-    <w:p>
-      <w:r>
-        <w:rPr>
-          <w:lang w:val="en-US"/>
-        </w:rPr>
-        <w:t xml:space="preserve">Hozircha PC1’da DNS server manzilini sozlamadik. </w:t>
-      </w:r>
-      <w:r>
-        <w:t>Uni keyingi qadamda bajaramiz.</w:t>
+        <w:t xml:space="preserve">5. </w:t>
+      </w:r>
+      <w:proofErr w:type="spellStart"/>
+      <w:r>
+        <w:t>Add</w:t>
+      </w:r>
+      <w:proofErr w:type="spellEnd"/>
+      <w:r>
+        <w:t xml:space="preserve"> </w:t>
+      </w:r>
+      <w:proofErr w:type="spellStart"/>
+      <w:r>
+        <w:t>tugmasini</w:t>
+      </w:r>
+      <w:proofErr w:type="spellEnd"/>
+      <w:r>
+        <w:t xml:space="preserve"> </w:t>
+      </w:r>
+      <w:proofErr w:type="spellStart"/>
+      <w:r>
+        <w:t>bos</w:t>
+      </w:r>
+      <w:proofErr w:type="spellEnd"/>
+      <w:r>
+        <w:t>.</w:t>
+      </w:r>
+    </w:p>
+    <w:p>
+      <w:proofErr w:type="spellStart"/>
+      <w:r>
+        <w:t>Nima</w:t>
+      </w:r>
+      <w:proofErr w:type="spellEnd"/>
+      <w:r>
+        <w:t xml:space="preserve"> </w:t>
+      </w:r>
+      <w:proofErr w:type="spellStart"/>
+      <w:r>
+        <w:t>uchun</w:t>
+      </w:r>
+      <w:proofErr w:type="spellEnd"/>
+      <w:r>
+        <w:t xml:space="preserve"> </w:t>
+      </w:r>
+      <w:proofErr w:type="spellStart"/>
+      <w:r>
+        <w:t>bunday</w:t>
+      </w:r>
+      <w:proofErr w:type="spellEnd"/>
+      <w:r>
+        <w:t xml:space="preserve"> </w:t>
+      </w:r>
+      <w:proofErr w:type="spellStart"/>
+      <w:r>
+        <w:t>qilyapmiz</w:t>
+      </w:r>
+      <w:proofErr w:type="spellEnd"/>
+      <w:r>
+        <w:t>?</w:t>
+      </w:r>
+    </w:p>
+    <w:p>
+      <w:pPr>
+        <w:rPr>
+          <w:lang w:val="en-US"/>
+        </w:rPr>
+      </w:pPr>
+      <w:r>
+        <w:rPr>
+          <w:lang w:val="en-US"/>
+        </w:rPr>
+        <w:t xml:space="preserve">Biz DNS </w:t>
+      </w:r>
+      <w:proofErr w:type="spellStart"/>
+      <w:r>
+        <w:rPr>
+          <w:lang w:val="en-US"/>
+        </w:rPr>
+        <w:t>serverga</w:t>
+      </w:r>
+      <w:proofErr w:type="spellEnd"/>
+      <w:r>
+        <w:rPr>
+          <w:lang w:val="en-US"/>
+        </w:rPr>
+        <w:t xml:space="preserve"> </w:t>
+      </w:r>
+      <w:proofErr w:type="spellStart"/>
+      <w:proofErr w:type="gramStart"/>
+      <w:r>
+        <w:rPr>
+          <w:lang w:val="en-US"/>
+        </w:rPr>
+        <w:t>server.company</w:t>
+      </w:r>
+      <w:proofErr w:type="gramEnd"/>
+      <w:r>
+        <w:rPr>
+          <w:lang w:val="en-US"/>
+        </w:rPr>
+        <w:t>.local</w:t>
+      </w:r>
+      <w:proofErr w:type="spellEnd"/>
+      <w:r>
+        <w:rPr>
+          <w:lang w:val="en-US"/>
+        </w:rPr>
+        <w:t xml:space="preserve"> </w:t>
+      </w:r>
+      <w:proofErr w:type="spellStart"/>
+      <w:r>
+        <w:rPr>
+          <w:lang w:val="en-US"/>
+        </w:rPr>
+        <w:t>nomi</w:t>
+      </w:r>
+      <w:proofErr w:type="spellEnd"/>
+      <w:r>
+        <w:rPr>
+          <w:lang w:val="en-US"/>
+        </w:rPr>
+        <w:t xml:space="preserve"> 192.168.50.53 IP </w:t>
+      </w:r>
+      <w:proofErr w:type="spellStart"/>
+      <w:r>
+        <w:rPr>
+          <w:lang w:val="en-US"/>
+        </w:rPr>
+        <w:t>manziliga</w:t>
+      </w:r>
+      <w:proofErr w:type="spellEnd"/>
+      <w:r>
+        <w:rPr>
+          <w:lang w:val="en-US"/>
+        </w:rPr>
+        <w:t xml:space="preserve"> </w:t>
+      </w:r>
+      <w:proofErr w:type="spellStart"/>
+      <w:r>
+        <w:rPr>
+          <w:lang w:val="en-US"/>
+        </w:rPr>
+        <w:t>mos</w:t>
+      </w:r>
+      <w:proofErr w:type="spellEnd"/>
+      <w:r>
+        <w:rPr>
+          <w:lang w:val="en-US"/>
+        </w:rPr>
+        <w:t xml:space="preserve"> </w:t>
+      </w:r>
+      <w:proofErr w:type="spellStart"/>
+      <w:r>
+        <w:rPr>
+          <w:lang w:val="en-US"/>
+        </w:rPr>
+        <w:t>kelishini</w:t>
+      </w:r>
+      <w:proofErr w:type="spellEnd"/>
+      <w:r>
+        <w:rPr>
+          <w:lang w:val="en-US"/>
+        </w:rPr>
+        <w:t xml:space="preserve"> </w:t>
+      </w:r>
+      <w:proofErr w:type="spellStart"/>
+      <w:r>
+        <w:rPr>
+          <w:lang w:val="en-US"/>
+        </w:rPr>
+        <w:t>o‘rgatyapmiz</w:t>
+      </w:r>
+      <w:proofErr w:type="spellEnd"/>
+      <w:r>
+        <w:rPr>
+          <w:lang w:val="en-US"/>
+        </w:rPr>
+        <w:t xml:space="preserve">. Bu </w:t>
+      </w:r>
+      <w:proofErr w:type="spellStart"/>
+      <w:r>
+        <w:rPr>
+          <w:lang w:val="en-US"/>
+        </w:rPr>
+        <w:t>DNS’ning</w:t>
+      </w:r>
+      <w:proofErr w:type="spellEnd"/>
+      <w:r>
+        <w:rPr>
+          <w:lang w:val="en-US"/>
+        </w:rPr>
+        <w:t xml:space="preserve"> A record </w:t>
+      </w:r>
+      <w:proofErr w:type="spellStart"/>
+      <w:r>
+        <w:rPr>
+          <w:lang w:val="en-US"/>
+        </w:rPr>
+        <w:t>yozuvi</w:t>
+      </w:r>
+      <w:proofErr w:type="spellEnd"/>
+      <w:r>
+        <w:rPr>
+          <w:lang w:val="en-US"/>
+        </w:rPr>
+        <w:t xml:space="preserve"> </w:t>
+      </w:r>
+      <w:proofErr w:type="spellStart"/>
+      <w:r>
+        <w:rPr>
+          <w:lang w:val="en-US"/>
+        </w:rPr>
+        <w:t>hisoblanadi</w:t>
+      </w:r>
+      <w:proofErr w:type="spellEnd"/>
+      <w:r>
+        <w:rPr>
+          <w:lang w:val="en-US"/>
+        </w:rPr>
+        <w:t>.</w:t>
+      </w:r>
+    </w:p>
+    <w:p>
+      <w:proofErr w:type="spellStart"/>
+      <w:r>
+        <w:rPr>
+          <w:lang w:val="en-US"/>
+        </w:rPr>
+        <w:t>Hozircha</w:t>
+      </w:r>
+      <w:proofErr w:type="spellEnd"/>
+      <w:r>
+        <w:rPr>
+          <w:lang w:val="en-US"/>
+        </w:rPr>
+        <w:t xml:space="preserve"> PC1’da DNS server </w:t>
+      </w:r>
+      <w:proofErr w:type="spellStart"/>
+      <w:r>
+        <w:rPr>
+          <w:lang w:val="en-US"/>
+        </w:rPr>
+        <w:t>manzilini</w:t>
+      </w:r>
+      <w:proofErr w:type="spellEnd"/>
+      <w:r>
+        <w:rPr>
+          <w:lang w:val="en-US"/>
+        </w:rPr>
+        <w:t xml:space="preserve"> </w:t>
+      </w:r>
+      <w:proofErr w:type="spellStart"/>
+      <w:r>
+        <w:rPr>
+          <w:lang w:val="en-US"/>
+        </w:rPr>
+        <w:t>sozlamadik</w:t>
+      </w:r>
+      <w:proofErr w:type="spellEnd"/>
+      <w:r>
+        <w:rPr>
+          <w:lang w:val="en-US"/>
+        </w:rPr>
+        <w:t xml:space="preserve">. </w:t>
+      </w:r>
+      <w:proofErr w:type="spellStart"/>
+      <w:r>
+        <w:t>Uni</w:t>
+      </w:r>
+      <w:proofErr w:type="spellEnd"/>
+      <w:r>
+        <w:t xml:space="preserve"> </w:t>
+      </w:r>
+      <w:proofErr w:type="spellStart"/>
+      <w:r>
+        <w:t>keyingi</w:t>
+      </w:r>
+      <w:proofErr w:type="spellEnd"/>
+      <w:r>
+        <w:t xml:space="preserve"> </w:t>
+      </w:r>
+      <w:proofErr w:type="spellStart"/>
+      <w:r>
+        <w:t>qadamda</w:t>
+      </w:r>
+      <w:proofErr w:type="spellEnd"/>
+      <w:r>
+        <w:t xml:space="preserve"> </w:t>
+      </w:r>
+      <w:proofErr w:type="spellStart"/>
+      <w:r>
+        <w:t>bajaramiz</w:t>
+      </w:r>
+      <w:proofErr w:type="spellEnd"/>
+      <w:r>
+        <w:t>.</w:t>
       </w:r>
     </w:p>
     <w:p>
@@ -1921,8 +7288,36 @@
           <w:bCs/>
           <w:lang w:val="en-US"/>
         </w:rPr>
-        <w:t>3-qadam: PC1’da DNS server manzilini sozlash</w:t>
-      </w:r>
+        <w:t xml:space="preserve">3-qadam: PC1’da DNS server </w:t>
+      </w:r>
+      <w:proofErr w:type="spellStart"/>
+      <w:r>
+        <w:rPr>
+          <w:b/>
+          <w:bCs/>
+          <w:lang w:val="en-US"/>
+        </w:rPr>
+        <w:t>manzilini</w:t>
+      </w:r>
+      <w:proofErr w:type="spellEnd"/>
+      <w:r>
+        <w:rPr>
+          <w:b/>
+          <w:bCs/>
+          <w:lang w:val="en-US"/>
+        </w:rPr>
+        <w:t xml:space="preserve"> </w:t>
+      </w:r>
+      <w:proofErr w:type="spellStart"/>
+      <w:r>
+        <w:rPr>
+          <w:b/>
+          <w:bCs/>
+          <w:lang w:val="en-US"/>
+        </w:rPr>
+        <w:t>sozlash</w:t>
+      </w:r>
+      <w:proofErr w:type="spellEnd"/>
     </w:p>
     <w:p>
       <w:pPr>
@@ -1932,7 +7327,23 @@
         </w:numPr>
       </w:pPr>
       <w:r>
-        <w:t>PC1 ustiga bos.</w:t>
+        <w:t xml:space="preserve">PC1 </w:t>
+      </w:r>
+      <w:proofErr w:type="spellStart"/>
+      <w:r>
+        <w:t>ustiga</w:t>
+      </w:r>
+      <w:proofErr w:type="spellEnd"/>
+      <w:r>
+        <w:t xml:space="preserve"> </w:t>
+      </w:r>
+      <w:proofErr w:type="spellStart"/>
+      <w:r>
+        <w:t>bos</w:t>
+      </w:r>
+      <w:proofErr w:type="spellEnd"/>
+      <w:r>
+        <w:t>.</w:t>
       </w:r>
     </w:p>
     <w:p>
@@ -1941,9 +7352,37 @@
           <w:ilvl w:val="0"/>
           <w:numId w:val="7"/>
         </w:numPr>
-      </w:pPr>
-      <w:r>
-        <w:t>Desktop → IP Configuration bo‘limiga kir.</w:t>
+        <w:rPr>
+          <w:lang w:val="en-US"/>
+        </w:rPr>
+      </w:pPr>
+      <w:r>
+        <w:rPr>
+          <w:lang w:val="en-US"/>
+        </w:rPr>
+        <w:t xml:space="preserve">Desktop → IP Configuration </w:t>
+      </w:r>
+      <w:proofErr w:type="spellStart"/>
+      <w:proofErr w:type="gramStart"/>
+      <w:r>
+        <w:rPr>
+          <w:lang w:val="en-US"/>
+        </w:rPr>
+        <w:t>bo‘</w:t>
+      </w:r>
+      <w:proofErr w:type="gramEnd"/>
+      <w:r>
+        <w:rPr>
+          <w:lang w:val="en-US"/>
+        </w:rPr>
+        <w:t>limiga</w:t>
+      </w:r>
+      <w:proofErr w:type="spellEnd"/>
+      <w:r>
+        <w:rPr>
+          <w:lang w:val="en-US"/>
+        </w:rPr>
+        <w:t xml:space="preserve"> kir.</w:t>
       </w:r>
     </w:p>
     <w:p>
@@ -1952,13 +7391,83 @@
           <w:ilvl w:val="0"/>
           <w:numId w:val="7"/>
         </w:numPr>
-      </w:pPr>
-      <w:r>
-        <w:t>DNS Server maydoniga quyidagi manzilni yoz:</w:t>
-      </w:r>
-    </w:p>
-    <w:p>
-      <w:r>
+        <w:rPr>
+          <w:lang w:val="en-US"/>
+        </w:rPr>
+      </w:pPr>
+      <w:r>
+        <w:rPr>
+          <w:lang w:val="en-US"/>
+        </w:rPr>
+        <w:t xml:space="preserve">DNS Server </w:t>
+      </w:r>
+      <w:proofErr w:type="spellStart"/>
+      <w:r>
+        <w:rPr>
+          <w:lang w:val="en-US"/>
+        </w:rPr>
+        <w:t>maydoniga</w:t>
+      </w:r>
+      <w:proofErr w:type="spellEnd"/>
+      <w:r>
+        <w:rPr>
+          <w:lang w:val="en-US"/>
+        </w:rPr>
+        <w:t xml:space="preserve"> </w:t>
+      </w:r>
+      <w:proofErr w:type="spellStart"/>
+      <w:r>
+        <w:rPr>
+          <w:lang w:val="en-US"/>
+        </w:rPr>
+        <w:t>quyidagi</w:t>
+      </w:r>
+      <w:proofErr w:type="spellEnd"/>
+      <w:r>
+        <w:rPr>
+          <w:lang w:val="en-US"/>
+        </w:rPr>
+        <w:t xml:space="preserve"> </w:t>
+      </w:r>
+      <w:proofErr w:type="spellStart"/>
+      <w:r>
+        <w:rPr>
+          <w:lang w:val="en-US"/>
+        </w:rPr>
+        <w:t>manzilni</w:t>
+      </w:r>
+      <w:proofErr w:type="spellEnd"/>
+      <w:r>
+        <w:rPr>
+          <w:lang w:val="en-US"/>
+        </w:rPr>
+        <w:t xml:space="preserve"> </w:t>
+      </w:r>
+      <w:proofErr w:type="spellStart"/>
+      <w:r>
+        <w:rPr>
+          <w:lang w:val="en-US"/>
+        </w:rPr>
+        <w:t>yoz</w:t>
+      </w:r>
+      <w:proofErr w:type="spellEnd"/>
+      <w:r>
+        <w:rPr>
+          <w:lang w:val="en-US"/>
+        </w:rPr>
+        <w:t>:</w:t>
+      </w:r>
+    </w:p>
+    <w:p>
+      <w:pPr>
+        <w:rPr>
+          <w:lang w:val="en-US"/>
+        </w:rPr>
+      </w:pPr>
+      <w:r>
+        <w:rPr>
+          <w:lang w:val="en-US"/>
+        </w:rPr>
         <w:t>DNS Server</w:t>
       </w:r>
     </w:p>
@@ -1967,39 +7476,350 @@
         <w:rPr>
           <w:b/>
           <w:bCs/>
+          <w:lang w:val="en-US"/>
         </w:rPr>
       </w:pPr>
       <w:r>
         <w:rPr>
           <w:b/>
           <w:bCs/>
+          <w:lang w:val="en-US"/>
         </w:rPr>
         <w:t>192.168.50.53</w:t>
       </w:r>
     </w:p>
     <w:p>
-      <w:r>
+      <w:pPr>
+        <w:rPr>
+          <w:lang w:val="en-US"/>
+        </w:rPr>
+      </w:pPr>
+      <w:proofErr w:type="spellStart"/>
+      <w:r>
+        <w:rPr>
+          <w:lang w:val="en-US"/>
+        </w:rPr>
         <w:t>Nusxalash</w:t>
       </w:r>
-    </w:p>
-    <w:p>
-      <w:r>
-        <w:t>PC1’ning boshqa sozlamalarini o‘zgartirma.</w:t>
-      </w:r>
-    </w:p>
-    <w:p>
-      <w:r>
-        <w:t>Nima uchun bu kerak?</w:t>
-      </w:r>
-    </w:p>
-    <w:p>
-      <w:r>
-        <w:t>Server1’da DNS yozuvini yaratganimizning o‘zi yetarli emas. PC1 ham DNS so‘rovlarini qaysi serverga yuborishni bilishi kerak.</w:t>
-      </w:r>
-    </w:p>
-    <w:p>
-      <w:r>
-        <w:t>Bizning holatimizda:</w:t>
+      <w:proofErr w:type="spellEnd"/>
+    </w:p>
+    <w:p>
+      <w:pPr>
+        <w:rPr>
+          <w:lang w:val="en-US"/>
+        </w:rPr>
+      </w:pPr>
+      <w:r>
+        <w:rPr>
+          <w:lang w:val="en-US"/>
+        </w:rPr>
+        <w:t xml:space="preserve">PC1’ning </w:t>
+      </w:r>
+      <w:proofErr w:type="spellStart"/>
+      <w:r>
+        <w:rPr>
+          <w:lang w:val="en-US"/>
+        </w:rPr>
+        <w:t>boshqa</w:t>
+      </w:r>
+      <w:proofErr w:type="spellEnd"/>
+      <w:r>
+        <w:rPr>
+          <w:lang w:val="en-US"/>
+        </w:rPr>
+        <w:t xml:space="preserve"> </w:t>
+      </w:r>
+      <w:proofErr w:type="spellStart"/>
+      <w:r>
+        <w:rPr>
+          <w:lang w:val="en-US"/>
+        </w:rPr>
+        <w:t>sozlamalarini</w:t>
+      </w:r>
+      <w:proofErr w:type="spellEnd"/>
+      <w:r>
+        <w:rPr>
+          <w:lang w:val="en-US"/>
+        </w:rPr>
+        <w:t xml:space="preserve"> </w:t>
+      </w:r>
+      <w:proofErr w:type="spellStart"/>
+      <w:proofErr w:type="gramStart"/>
+      <w:r>
+        <w:rPr>
+          <w:lang w:val="en-US"/>
+        </w:rPr>
+        <w:t>o‘</w:t>
+      </w:r>
+      <w:proofErr w:type="gramEnd"/>
+      <w:r>
+        <w:rPr>
+          <w:lang w:val="en-US"/>
+        </w:rPr>
+        <w:t>zgartirma</w:t>
+      </w:r>
+      <w:proofErr w:type="spellEnd"/>
+      <w:r>
+        <w:rPr>
+          <w:lang w:val="en-US"/>
+        </w:rPr>
+        <w:t>.</w:t>
+      </w:r>
+    </w:p>
+    <w:p>
+      <w:pPr>
+        <w:rPr>
+          <w:lang w:val="en-US"/>
+        </w:rPr>
+      </w:pPr>
+      <w:r>
+        <w:rPr>
+          <w:lang w:val="en-US"/>
+        </w:rPr>
+        <w:t xml:space="preserve">Nima </w:t>
+      </w:r>
+      <w:proofErr w:type="spellStart"/>
+      <w:r>
+        <w:rPr>
+          <w:lang w:val="en-US"/>
+        </w:rPr>
+        <w:t>uchun</w:t>
+      </w:r>
+      <w:proofErr w:type="spellEnd"/>
+      <w:r>
+        <w:rPr>
+          <w:lang w:val="en-US"/>
+        </w:rPr>
+        <w:t xml:space="preserve"> </w:t>
+      </w:r>
+      <w:proofErr w:type="spellStart"/>
+      <w:r>
+        <w:rPr>
+          <w:lang w:val="en-US"/>
+        </w:rPr>
+        <w:t>bu</w:t>
+      </w:r>
+      <w:proofErr w:type="spellEnd"/>
+      <w:r>
+        <w:rPr>
+          <w:lang w:val="en-US"/>
+        </w:rPr>
+        <w:t xml:space="preserve"> </w:t>
+      </w:r>
+      <w:proofErr w:type="spellStart"/>
+      <w:r>
+        <w:rPr>
+          <w:lang w:val="en-US"/>
+        </w:rPr>
+        <w:t>kerak</w:t>
+      </w:r>
+      <w:proofErr w:type="spellEnd"/>
+      <w:r>
+        <w:rPr>
+          <w:lang w:val="en-US"/>
+        </w:rPr>
+        <w:t>?</w:t>
+      </w:r>
+    </w:p>
+    <w:p>
+      <w:pPr>
+        <w:rPr>
+          <w:lang w:val="en-US"/>
+        </w:rPr>
+      </w:pPr>
+      <w:r>
+        <w:rPr>
+          <w:lang w:val="en-US"/>
+        </w:rPr>
+        <w:t xml:space="preserve">Server1’da DNS </w:t>
+      </w:r>
+      <w:proofErr w:type="spellStart"/>
+      <w:r>
+        <w:rPr>
+          <w:lang w:val="en-US"/>
+        </w:rPr>
+        <w:t>yozuvini</w:t>
+      </w:r>
+      <w:proofErr w:type="spellEnd"/>
+      <w:r>
+        <w:rPr>
+          <w:lang w:val="en-US"/>
+        </w:rPr>
+        <w:t xml:space="preserve"> </w:t>
+      </w:r>
+      <w:proofErr w:type="spellStart"/>
+      <w:r>
+        <w:rPr>
+          <w:lang w:val="en-US"/>
+        </w:rPr>
+        <w:t>yaratganimizning</w:t>
+      </w:r>
+      <w:proofErr w:type="spellEnd"/>
+      <w:r>
+        <w:rPr>
+          <w:lang w:val="en-US"/>
+        </w:rPr>
+        <w:t xml:space="preserve"> </w:t>
+      </w:r>
+      <w:proofErr w:type="spellStart"/>
+      <w:proofErr w:type="gramStart"/>
+      <w:r>
+        <w:rPr>
+          <w:lang w:val="en-US"/>
+        </w:rPr>
+        <w:t>o‘</w:t>
+      </w:r>
+      <w:proofErr w:type="gramEnd"/>
+      <w:r>
+        <w:rPr>
+          <w:lang w:val="en-US"/>
+        </w:rPr>
+        <w:t>zi</w:t>
+      </w:r>
+      <w:proofErr w:type="spellEnd"/>
+      <w:r>
+        <w:rPr>
+          <w:lang w:val="en-US"/>
+        </w:rPr>
+        <w:t xml:space="preserve"> </w:t>
+      </w:r>
+      <w:proofErr w:type="spellStart"/>
+      <w:r>
+        <w:rPr>
+          <w:lang w:val="en-US"/>
+        </w:rPr>
+        <w:t>yetarli</w:t>
+      </w:r>
+      <w:proofErr w:type="spellEnd"/>
+      <w:r>
+        <w:rPr>
+          <w:lang w:val="en-US"/>
+        </w:rPr>
+        <w:t xml:space="preserve"> </w:t>
+      </w:r>
+      <w:proofErr w:type="spellStart"/>
+      <w:r>
+        <w:rPr>
+          <w:lang w:val="en-US"/>
+        </w:rPr>
+        <w:t>emas</w:t>
+      </w:r>
+      <w:proofErr w:type="spellEnd"/>
+      <w:r>
+        <w:rPr>
+          <w:lang w:val="en-US"/>
+        </w:rPr>
+        <w:t xml:space="preserve">. PC1 ham DNS </w:t>
+      </w:r>
+      <w:proofErr w:type="spellStart"/>
+      <w:proofErr w:type="gramStart"/>
+      <w:r>
+        <w:rPr>
+          <w:lang w:val="en-US"/>
+        </w:rPr>
+        <w:t>so‘</w:t>
+      </w:r>
+      <w:proofErr w:type="gramEnd"/>
+      <w:r>
+        <w:rPr>
+          <w:lang w:val="en-US"/>
+        </w:rPr>
+        <w:t>rovlarini</w:t>
+      </w:r>
+      <w:proofErr w:type="spellEnd"/>
+      <w:r>
+        <w:rPr>
+          <w:lang w:val="en-US"/>
+        </w:rPr>
+        <w:t xml:space="preserve"> </w:t>
+      </w:r>
+      <w:proofErr w:type="spellStart"/>
+      <w:r>
+        <w:rPr>
+          <w:lang w:val="en-US"/>
+        </w:rPr>
+        <w:t>qaysi</w:t>
+      </w:r>
+      <w:proofErr w:type="spellEnd"/>
+      <w:r>
+        <w:rPr>
+          <w:lang w:val="en-US"/>
+        </w:rPr>
+        <w:t xml:space="preserve"> </w:t>
+      </w:r>
+      <w:proofErr w:type="spellStart"/>
+      <w:r>
+        <w:rPr>
+          <w:lang w:val="en-US"/>
+        </w:rPr>
+        <w:t>serverga</w:t>
+      </w:r>
+      <w:proofErr w:type="spellEnd"/>
+      <w:r>
+        <w:rPr>
+          <w:lang w:val="en-US"/>
+        </w:rPr>
+        <w:t xml:space="preserve"> </w:t>
+      </w:r>
+      <w:proofErr w:type="spellStart"/>
+      <w:r>
+        <w:rPr>
+          <w:lang w:val="en-US"/>
+        </w:rPr>
+        <w:t>yuborishni</w:t>
+      </w:r>
+      <w:proofErr w:type="spellEnd"/>
+      <w:r>
+        <w:rPr>
+          <w:lang w:val="en-US"/>
+        </w:rPr>
+        <w:t xml:space="preserve"> </w:t>
+      </w:r>
+      <w:proofErr w:type="spellStart"/>
+      <w:r>
+        <w:rPr>
+          <w:lang w:val="en-US"/>
+        </w:rPr>
+        <w:t>bilishi</w:t>
+      </w:r>
+      <w:proofErr w:type="spellEnd"/>
+      <w:r>
+        <w:rPr>
+          <w:lang w:val="en-US"/>
+        </w:rPr>
+        <w:t xml:space="preserve"> </w:t>
+      </w:r>
+      <w:proofErr w:type="spellStart"/>
+      <w:r>
+        <w:rPr>
+          <w:lang w:val="en-US"/>
+        </w:rPr>
+        <w:t>kerak</w:t>
+      </w:r>
+      <w:proofErr w:type="spellEnd"/>
+      <w:r>
+        <w:rPr>
+          <w:lang w:val="en-US"/>
+        </w:rPr>
+        <w:t>.</w:t>
+      </w:r>
+    </w:p>
+    <w:p>
+      <w:proofErr w:type="spellStart"/>
+      <w:r>
+        <w:t>Bizning</w:t>
+      </w:r>
+      <w:proofErr w:type="spellEnd"/>
+      <w:r>
+        <w:t xml:space="preserve"> </w:t>
+      </w:r>
+      <w:proofErr w:type="spellStart"/>
+      <w:r>
+        <w:t>holatimizda</w:t>
+      </w:r>
+      <w:proofErr w:type="spellEnd"/>
+      <w:r>
+        <w:t>:</w:t>
       </w:r>
     </w:p>
     <w:p>
@@ -2031,14 +7851,1905 @@
           <w:numId w:val="8"/>
         </w:numPr>
       </w:pPr>
-      <w:r>
-        <w:t>Domen: server.company.local</w:t>
-      </w:r>
-    </w:p>
-    <w:p>
-      <w:r>
-        <w:t>Keyingi qadamda DNS ishlashini IP manzil orqali emas, aynan domen nomi orqali tekshiramiz.</w:t>
-      </w:r>
+      <w:proofErr w:type="spellStart"/>
+      <w:r>
+        <w:t>Domen</w:t>
+      </w:r>
+      <w:proofErr w:type="spellEnd"/>
+      <w:r>
+        <w:t xml:space="preserve">: </w:t>
+      </w:r>
+      <w:proofErr w:type="spellStart"/>
+      <w:proofErr w:type="gramStart"/>
+      <w:r>
+        <w:t>server.company</w:t>
+      </w:r>
+      <w:proofErr w:type="gramEnd"/>
+      <w:r>
+        <w:t>.local</w:t>
+      </w:r>
+      <w:proofErr w:type="spellEnd"/>
+    </w:p>
+    <w:p>
+      <w:pPr>
+        <w:rPr>
+          <w:lang w:val="en-US"/>
+        </w:rPr>
+      </w:pPr>
+      <w:proofErr w:type="spellStart"/>
+      <w:r>
+        <w:rPr>
+          <w:lang w:val="en-US"/>
+        </w:rPr>
+        <w:t>Keyingi</w:t>
+      </w:r>
+      <w:proofErr w:type="spellEnd"/>
+      <w:r>
+        <w:rPr>
+          <w:lang w:val="en-US"/>
+        </w:rPr>
+        <w:t xml:space="preserve"> </w:t>
+      </w:r>
+      <w:proofErr w:type="spellStart"/>
+      <w:r>
+        <w:rPr>
+          <w:lang w:val="en-US"/>
+        </w:rPr>
+        <w:t>qadamda</w:t>
+      </w:r>
+      <w:proofErr w:type="spellEnd"/>
+      <w:r>
+        <w:rPr>
+          <w:lang w:val="en-US"/>
+        </w:rPr>
+        <w:t xml:space="preserve"> DNS </w:t>
+      </w:r>
+      <w:proofErr w:type="spellStart"/>
+      <w:r>
+        <w:rPr>
+          <w:lang w:val="en-US"/>
+        </w:rPr>
+        <w:t>ishlashini</w:t>
+      </w:r>
+      <w:proofErr w:type="spellEnd"/>
+      <w:r>
+        <w:rPr>
+          <w:lang w:val="en-US"/>
+        </w:rPr>
+        <w:t xml:space="preserve"> IP manzil </w:t>
+      </w:r>
+      <w:proofErr w:type="spellStart"/>
+      <w:r>
+        <w:rPr>
+          <w:lang w:val="en-US"/>
+        </w:rPr>
+        <w:t>orqali</w:t>
+      </w:r>
+      <w:proofErr w:type="spellEnd"/>
+      <w:r>
+        <w:rPr>
+          <w:lang w:val="en-US"/>
+        </w:rPr>
+        <w:t xml:space="preserve"> </w:t>
+      </w:r>
+      <w:proofErr w:type="spellStart"/>
+      <w:r>
+        <w:rPr>
+          <w:lang w:val="en-US"/>
+        </w:rPr>
+        <w:t>emas</w:t>
+      </w:r>
+      <w:proofErr w:type="spellEnd"/>
+      <w:r>
+        <w:rPr>
+          <w:lang w:val="en-US"/>
+        </w:rPr>
+        <w:t xml:space="preserve">, </w:t>
+      </w:r>
+      <w:proofErr w:type="spellStart"/>
+      <w:r>
+        <w:rPr>
+          <w:lang w:val="en-US"/>
+        </w:rPr>
+        <w:t>aynan</w:t>
+      </w:r>
+      <w:proofErr w:type="spellEnd"/>
+      <w:r>
+        <w:rPr>
+          <w:lang w:val="en-US"/>
+        </w:rPr>
+        <w:t xml:space="preserve"> </w:t>
+      </w:r>
+      <w:proofErr w:type="spellStart"/>
+      <w:r>
+        <w:rPr>
+          <w:lang w:val="en-US"/>
+        </w:rPr>
+        <w:t>domen</w:t>
+      </w:r>
+      <w:proofErr w:type="spellEnd"/>
+      <w:r>
+        <w:rPr>
+          <w:lang w:val="en-US"/>
+        </w:rPr>
+        <w:t xml:space="preserve"> </w:t>
+      </w:r>
+      <w:proofErr w:type="spellStart"/>
+      <w:r>
+        <w:rPr>
+          <w:lang w:val="en-US"/>
+        </w:rPr>
+        <w:t>nomi</w:t>
+      </w:r>
+      <w:proofErr w:type="spellEnd"/>
+      <w:r>
+        <w:rPr>
+          <w:lang w:val="en-US"/>
+        </w:rPr>
+        <w:t xml:space="preserve"> </w:t>
+      </w:r>
+      <w:proofErr w:type="spellStart"/>
+      <w:r>
+        <w:rPr>
+          <w:lang w:val="en-US"/>
+        </w:rPr>
+        <w:t>orqali</w:t>
+      </w:r>
+      <w:proofErr w:type="spellEnd"/>
+      <w:r>
+        <w:rPr>
+          <w:lang w:val="en-US"/>
+        </w:rPr>
+        <w:t xml:space="preserve"> </w:t>
+      </w:r>
+      <w:proofErr w:type="spellStart"/>
+      <w:r>
+        <w:rPr>
+          <w:lang w:val="en-US"/>
+        </w:rPr>
+        <w:t>tekshiramiz</w:t>
+      </w:r>
+      <w:proofErr w:type="spellEnd"/>
+      <w:r>
+        <w:rPr>
+          <w:lang w:val="en-US"/>
+        </w:rPr>
+        <w:t>.</w:t>
+      </w:r>
+    </w:p>
+    <w:p>
+      <w:pPr>
+        <w:rPr>
+          <w:lang w:val="en-US"/>
+        </w:rPr>
+      </w:pPr>
+    </w:p>
+    <w:p>
+      <w:pPr>
+        <w:rPr>
+          <w:lang w:val="en-US"/>
+        </w:rPr>
+      </w:pPr>
+    </w:p>
+    <w:p>
+      <w:pPr>
+        <w:rPr>
+          <w:b/>
+          <w:bCs/>
+          <w:lang w:val="en-US"/>
+        </w:rPr>
+      </w:pPr>
+      <w:r>
+        <w:rPr>
+          <w:b/>
+          <w:bCs/>
+          <w:lang w:val="en-US"/>
+        </w:rPr>
+        <w:lastRenderedPageBreak/>
+        <w:t xml:space="preserve">4-qadam: </w:t>
+      </w:r>
+      <w:proofErr w:type="spellStart"/>
+      <w:r>
+        <w:rPr>
+          <w:b/>
+          <w:bCs/>
+          <w:lang w:val="en-US"/>
+        </w:rPr>
+        <w:t>DNS’ni</w:t>
+      </w:r>
+      <w:proofErr w:type="spellEnd"/>
+      <w:r>
+        <w:rPr>
+          <w:b/>
+          <w:bCs/>
+          <w:lang w:val="en-US"/>
+        </w:rPr>
+        <w:t xml:space="preserve"> test </w:t>
+      </w:r>
+      <w:proofErr w:type="spellStart"/>
+      <w:r>
+        <w:rPr>
+          <w:b/>
+          <w:bCs/>
+          <w:lang w:val="en-US"/>
+        </w:rPr>
+        <w:t>qilish</w:t>
+      </w:r>
+      <w:proofErr w:type="spellEnd"/>
+    </w:p>
+    <w:p>
+      <w:pPr>
+        <w:rPr>
+          <w:lang w:val="en-US"/>
+        </w:rPr>
+      </w:pPr>
+      <w:r>
+        <w:rPr>
+          <w:lang w:val="en-US"/>
+        </w:rPr>
+        <w:t xml:space="preserve">PC1 </w:t>
+      </w:r>
+      <w:proofErr w:type="spellStart"/>
+      <w:r>
+        <w:rPr>
+          <w:lang w:val="en-US"/>
+        </w:rPr>
+        <w:t>ustiga</w:t>
+      </w:r>
+      <w:proofErr w:type="spellEnd"/>
+      <w:r>
+        <w:rPr>
+          <w:lang w:val="en-US"/>
+        </w:rPr>
+        <w:t xml:space="preserve"> </w:t>
+      </w:r>
+      <w:proofErr w:type="spellStart"/>
+      <w:r>
+        <w:rPr>
+          <w:lang w:val="en-US"/>
+        </w:rPr>
+        <w:t>bos</w:t>
+      </w:r>
+      <w:proofErr w:type="spellEnd"/>
+      <w:r>
+        <w:rPr>
+          <w:lang w:val="en-US"/>
+        </w:rPr>
+        <w:t xml:space="preserve"> </w:t>
+      </w:r>
+      <w:proofErr w:type="spellStart"/>
+      <w:r>
+        <w:rPr>
+          <w:lang w:val="en-US"/>
+        </w:rPr>
+        <w:t>va</w:t>
+      </w:r>
+      <w:proofErr w:type="spellEnd"/>
+      <w:r>
+        <w:rPr>
+          <w:lang w:val="en-US"/>
+        </w:rPr>
+        <w:t xml:space="preserve"> Desktop → Command Prompt </w:t>
+      </w:r>
+      <w:proofErr w:type="spellStart"/>
+      <w:proofErr w:type="gramStart"/>
+      <w:r>
+        <w:rPr>
+          <w:lang w:val="en-US"/>
+        </w:rPr>
+        <w:t>bo‘</w:t>
+      </w:r>
+      <w:proofErr w:type="gramEnd"/>
+      <w:r>
+        <w:rPr>
+          <w:lang w:val="en-US"/>
+        </w:rPr>
+        <w:t>limini</w:t>
+      </w:r>
+      <w:proofErr w:type="spellEnd"/>
+      <w:r>
+        <w:rPr>
+          <w:lang w:val="en-US"/>
+        </w:rPr>
+        <w:t xml:space="preserve"> </w:t>
+      </w:r>
+      <w:proofErr w:type="spellStart"/>
+      <w:r>
+        <w:rPr>
+          <w:lang w:val="en-US"/>
+        </w:rPr>
+        <w:t>och</w:t>
+      </w:r>
+      <w:proofErr w:type="spellEnd"/>
+      <w:r>
+        <w:rPr>
+          <w:lang w:val="en-US"/>
+        </w:rPr>
+        <w:t>.</w:t>
+      </w:r>
+    </w:p>
+    <w:p>
+      <w:pPr>
+        <w:rPr>
+          <w:lang w:val="en-US"/>
+        </w:rPr>
+      </w:pPr>
+      <w:proofErr w:type="spellStart"/>
+      <w:r>
+        <w:rPr>
+          <w:lang w:val="en-US"/>
+        </w:rPr>
+        <w:t>Quyidagi</w:t>
+      </w:r>
+      <w:proofErr w:type="spellEnd"/>
+      <w:r>
+        <w:rPr>
+          <w:lang w:val="en-US"/>
+        </w:rPr>
+        <w:t xml:space="preserve"> </w:t>
+      </w:r>
+      <w:proofErr w:type="spellStart"/>
+      <w:r>
+        <w:rPr>
+          <w:lang w:val="en-US"/>
+        </w:rPr>
+        <w:t>buyruqni</w:t>
+      </w:r>
+      <w:proofErr w:type="spellEnd"/>
+      <w:r>
+        <w:rPr>
+          <w:lang w:val="en-US"/>
+        </w:rPr>
+        <w:t xml:space="preserve"> </w:t>
+      </w:r>
+      <w:proofErr w:type="spellStart"/>
+      <w:r>
+        <w:rPr>
+          <w:lang w:val="en-US"/>
+        </w:rPr>
+        <w:t>bajar</w:t>
+      </w:r>
+      <w:proofErr w:type="spellEnd"/>
+      <w:r>
+        <w:rPr>
+          <w:lang w:val="en-US"/>
+        </w:rPr>
+        <w:t>:</w:t>
+      </w:r>
+    </w:p>
+    <w:p>
+      <w:pPr>
+        <w:rPr>
+          <w:lang w:val="en-US"/>
+        </w:rPr>
+      </w:pPr>
+      <w:r>
+        <w:rPr>
+          <w:lang w:val="en-US"/>
+        </w:rPr>
+        <w:t xml:space="preserve">ping </w:t>
+      </w:r>
+      <w:proofErr w:type="spellStart"/>
+      <w:proofErr w:type="gramStart"/>
+      <w:r>
+        <w:rPr>
+          <w:lang w:val="en-US"/>
+        </w:rPr>
+        <w:t>server.company</w:t>
+      </w:r>
+      <w:proofErr w:type="gramEnd"/>
+      <w:r>
+        <w:rPr>
+          <w:lang w:val="en-US"/>
+        </w:rPr>
+        <w:t>.local</w:t>
+      </w:r>
+      <w:proofErr w:type="spellEnd"/>
+    </w:p>
+    <w:p>
+      <w:proofErr w:type="spellStart"/>
+      <w:r>
+        <w:t>Bu</w:t>
+      </w:r>
+      <w:proofErr w:type="spellEnd"/>
+      <w:r>
+        <w:t xml:space="preserve"> </w:t>
+      </w:r>
+      <w:proofErr w:type="spellStart"/>
+      <w:r>
+        <w:t>buyruq</w:t>
+      </w:r>
+      <w:proofErr w:type="spellEnd"/>
+      <w:r>
+        <w:t xml:space="preserve"> </w:t>
+      </w:r>
+      <w:proofErr w:type="spellStart"/>
+      <w:r>
+        <w:t>nima</w:t>
+      </w:r>
+      <w:proofErr w:type="spellEnd"/>
+      <w:r>
+        <w:t xml:space="preserve"> </w:t>
+      </w:r>
+      <w:proofErr w:type="spellStart"/>
+      <w:r>
+        <w:t>qiladi</w:t>
+      </w:r>
+      <w:proofErr w:type="spellEnd"/>
+      <w:r>
+        <w:t>?</w:t>
+      </w:r>
+    </w:p>
+    <w:p>
+      <w:pPr>
+        <w:numPr>
+          <w:ilvl w:val="0"/>
+          <w:numId w:val="9"/>
+        </w:numPr>
+        <w:rPr>
+          <w:lang w:val="en-US"/>
+        </w:rPr>
+      </w:pPr>
+      <w:proofErr w:type="spellStart"/>
+      <w:proofErr w:type="gramStart"/>
+      <w:r>
+        <w:rPr>
+          <w:lang w:val="en-US"/>
+        </w:rPr>
+        <w:t>server.company</w:t>
+      </w:r>
+      <w:proofErr w:type="gramEnd"/>
+      <w:r>
+        <w:rPr>
+          <w:lang w:val="en-US"/>
+        </w:rPr>
+        <w:t>.local</w:t>
+      </w:r>
+      <w:proofErr w:type="spellEnd"/>
+      <w:r>
+        <w:rPr>
+          <w:lang w:val="en-US"/>
+        </w:rPr>
+        <w:t xml:space="preserve"> — biz DNS </w:t>
+      </w:r>
+      <w:proofErr w:type="spellStart"/>
+      <w:r>
+        <w:rPr>
+          <w:lang w:val="en-US"/>
+        </w:rPr>
+        <w:t>serverda</w:t>
+      </w:r>
+      <w:proofErr w:type="spellEnd"/>
+      <w:r>
+        <w:rPr>
+          <w:lang w:val="en-US"/>
+        </w:rPr>
+        <w:t xml:space="preserve"> </w:t>
+      </w:r>
+      <w:proofErr w:type="spellStart"/>
+      <w:r>
+        <w:rPr>
+          <w:lang w:val="en-US"/>
+        </w:rPr>
+        <w:t>yaratgan</w:t>
+      </w:r>
+      <w:proofErr w:type="spellEnd"/>
+      <w:r>
+        <w:rPr>
+          <w:lang w:val="en-US"/>
+        </w:rPr>
+        <w:t xml:space="preserve"> </w:t>
+      </w:r>
+      <w:proofErr w:type="spellStart"/>
+      <w:r>
+        <w:rPr>
+          <w:lang w:val="en-US"/>
+        </w:rPr>
+        <w:t>domen</w:t>
+      </w:r>
+      <w:proofErr w:type="spellEnd"/>
+      <w:r>
+        <w:rPr>
+          <w:lang w:val="en-US"/>
+        </w:rPr>
+        <w:t xml:space="preserve"> </w:t>
+      </w:r>
+      <w:proofErr w:type="spellStart"/>
+      <w:r>
+        <w:rPr>
+          <w:lang w:val="en-US"/>
+        </w:rPr>
+        <w:t>nomi</w:t>
+      </w:r>
+      <w:proofErr w:type="spellEnd"/>
+      <w:r>
+        <w:rPr>
+          <w:lang w:val="en-US"/>
+        </w:rPr>
+        <w:t>.</w:t>
+      </w:r>
+    </w:p>
+    <w:p>
+      <w:pPr>
+        <w:numPr>
+          <w:ilvl w:val="0"/>
+          <w:numId w:val="9"/>
+        </w:numPr>
+        <w:rPr>
+          <w:lang w:val="en-US"/>
+        </w:rPr>
+      </w:pPr>
+      <w:r>
+        <w:rPr>
+          <w:lang w:val="en-US"/>
+        </w:rPr>
+        <w:t xml:space="preserve">PC1 </w:t>
+      </w:r>
+      <w:proofErr w:type="spellStart"/>
+      <w:r>
+        <w:rPr>
+          <w:lang w:val="en-US"/>
+        </w:rPr>
+        <w:t>ushbu</w:t>
+      </w:r>
+      <w:proofErr w:type="spellEnd"/>
+      <w:r>
+        <w:rPr>
+          <w:lang w:val="en-US"/>
+        </w:rPr>
+        <w:t xml:space="preserve"> </w:t>
+      </w:r>
+      <w:proofErr w:type="spellStart"/>
+      <w:r>
+        <w:rPr>
+          <w:lang w:val="en-US"/>
+        </w:rPr>
+        <w:t>nomning</w:t>
+      </w:r>
+      <w:proofErr w:type="spellEnd"/>
+      <w:r>
+        <w:rPr>
+          <w:lang w:val="en-US"/>
+        </w:rPr>
+        <w:t xml:space="preserve"> IP </w:t>
+      </w:r>
+      <w:proofErr w:type="spellStart"/>
+      <w:r>
+        <w:rPr>
+          <w:lang w:val="en-US"/>
+        </w:rPr>
+        <w:t>manzilini</w:t>
+      </w:r>
+      <w:proofErr w:type="spellEnd"/>
+      <w:r>
+        <w:rPr>
+          <w:lang w:val="en-US"/>
+        </w:rPr>
+        <w:t xml:space="preserve"> DNS </w:t>
+      </w:r>
+      <w:proofErr w:type="spellStart"/>
+      <w:r>
+        <w:rPr>
+          <w:lang w:val="en-US"/>
+        </w:rPr>
+        <w:t>orqali</w:t>
+      </w:r>
+      <w:proofErr w:type="spellEnd"/>
+      <w:r>
+        <w:rPr>
+          <w:lang w:val="en-US"/>
+        </w:rPr>
+        <w:t xml:space="preserve"> </w:t>
+      </w:r>
+      <w:proofErr w:type="spellStart"/>
+      <w:r>
+        <w:rPr>
+          <w:lang w:val="en-US"/>
+        </w:rPr>
+        <w:t>aniqlashga</w:t>
+      </w:r>
+      <w:proofErr w:type="spellEnd"/>
+      <w:r>
+        <w:rPr>
+          <w:lang w:val="en-US"/>
+        </w:rPr>
+        <w:t xml:space="preserve"> harakat </w:t>
+      </w:r>
+      <w:proofErr w:type="spellStart"/>
+      <w:r>
+        <w:rPr>
+          <w:lang w:val="en-US"/>
+        </w:rPr>
+        <w:t>qiladi</w:t>
+      </w:r>
+      <w:proofErr w:type="spellEnd"/>
+      <w:r>
+        <w:rPr>
+          <w:lang w:val="en-US"/>
+        </w:rPr>
+        <w:t>.</w:t>
+      </w:r>
+    </w:p>
+    <w:p>
+      <w:pPr>
+        <w:numPr>
+          <w:ilvl w:val="0"/>
+          <w:numId w:val="9"/>
+        </w:numPr>
+        <w:rPr>
+          <w:lang w:val="en-US"/>
+        </w:rPr>
+      </w:pPr>
+      <w:r>
+        <w:rPr>
+          <w:lang w:val="en-US"/>
+        </w:rPr>
+        <w:t xml:space="preserve">IP manzil </w:t>
+      </w:r>
+      <w:proofErr w:type="spellStart"/>
+      <w:r>
+        <w:rPr>
+          <w:lang w:val="en-US"/>
+        </w:rPr>
+        <w:t>topilsa</w:t>
+      </w:r>
+      <w:proofErr w:type="spellEnd"/>
+      <w:r>
+        <w:rPr>
+          <w:lang w:val="en-US"/>
+        </w:rPr>
+        <w:t xml:space="preserve">, PC1 </w:t>
+      </w:r>
+      <w:proofErr w:type="spellStart"/>
+      <w:r>
+        <w:rPr>
+          <w:lang w:val="en-US"/>
+        </w:rPr>
+        <w:t>serverga</w:t>
+      </w:r>
+      <w:proofErr w:type="spellEnd"/>
+      <w:r>
+        <w:rPr>
+          <w:lang w:val="en-US"/>
+        </w:rPr>
+        <w:t xml:space="preserve"> ICMP ping </w:t>
+      </w:r>
+      <w:proofErr w:type="spellStart"/>
+      <w:r>
+        <w:rPr>
+          <w:lang w:val="en-US"/>
+        </w:rPr>
+        <w:t>paketlarini</w:t>
+      </w:r>
+      <w:proofErr w:type="spellEnd"/>
+      <w:r>
+        <w:rPr>
+          <w:lang w:val="en-US"/>
+        </w:rPr>
+        <w:t xml:space="preserve"> </w:t>
+      </w:r>
+      <w:proofErr w:type="spellStart"/>
+      <w:r>
+        <w:rPr>
+          <w:lang w:val="en-US"/>
+        </w:rPr>
+        <w:t>yuboradi</w:t>
+      </w:r>
+      <w:proofErr w:type="spellEnd"/>
+      <w:r>
+        <w:rPr>
+          <w:lang w:val="en-US"/>
+        </w:rPr>
+        <w:t>.</w:t>
+      </w:r>
+    </w:p>
+    <w:p>
+      <w:pPr>
+        <w:rPr>
+          <w:lang w:val="en-US"/>
+        </w:rPr>
+      </w:pPr>
+      <w:proofErr w:type="spellStart"/>
+      <w:r>
+        <w:rPr>
+          <w:lang w:val="en-US"/>
+        </w:rPr>
+        <w:t>Kutilayotgan</w:t>
+      </w:r>
+      <w:proofErr w:type="spellEnd"/>
+      <w:r>
+        <w:rPr>
+          <w:lang w:val="en-US"/>
+        </w:rPr>
+        <w:t xml:space="preserve"> </w:t>
+      </w:r>
+      <w:proofErr w:type="spellStart"/>
+      <w:r>
+        <w:rPr>
+          <w:lang w:val="en-US"/>
+        </w:rPr>
+        <w:t>natija</w:t>
+      </w:r>
+      <w:proofErr w:type="spellEnd"/>
+      <w:r>
+        <w:rPr>
+          <w:lang w:val="en-US"/>
+        </w:rPr>
+        <w:t xml:space="preserve"> </w:t>
+      </w:r>
+      <w:proofErr w:type="spellStart"/>
+      <w:r>
+        <w:rPr>
+          <w:lang w:val="en-US"/>
+        </w:rPr>
+        <w:t>taxminan</w:t>
+      </w:r>
+      <w:proofErr w:type="spellEnd"/>
+      <w:r>
+        <w:rPr>
+          <w:lang w:val="en-US"/>
+        </w:rPr>
+        <w:t xml:space="preserve"> </w:t>
+      </w:r>
+      <w:proofErr w:type="spellStart"/>
+      <w:r>
+        <w:rPr>
+          <w:lang w:val="en-US"/>
+        </w:rPr>
+        <w:t>shunday</w:t>
+      </w:r>
+      <w:proofErr w:type="spellEnd"/>
+      <w:r>
+        <w:rPr>
+          <w:lang w:val="en-US"/>
+        </w:rPr>
+        <w:t xml:space="preserve"> </w:t>
+      </w:r>
+      <w:proofErr w:type="spellStart"/>
+      <w:proofErr w:type="gramStart"/>
+      <w:r>
+        <w:rPr>
+          <w:lang w:val="en-US"/>
+        </w:rPr>
+        <w:t>bo‘</w:t>
+      </w:r>
+      <w:proofErr w:type="gramEnd"/>
+      <w:r>
+        <w:rPr>
+          <w:lang w:val="en-US"/>
+        </w:rPr>
+        <w:t>lishi</w:t>
+      </w:r>
+      <w:proofErr w:type="spellEnd"/>
+      <w:r>
+        <w:rPr>
+          <w:lang w:val="en-US"/>
+        </w:rPr>
+        <w:t xml:space="preserve"> </w:t>
+      </w:r>
+      <w:proofErr w:type="spellStart"/>
+      <w:r>
+        <w:rPr>
+          <w:lang w:val="en-US"/>
+        </w:rPr>
+        <w:t>mumkin</w:t>
+      </w:r>
+      <w:proofErr w:type="spellEnd"/>
+      <w:r>
+        <w:rPr>
+          <w:lang w:val="en-US"/>
+        </w:rPr>
+        <w:t>:</w:t>
+      </w:r>
+    </w:p>
+    <w:p>
+      <w:pPr>
+        <w:rPr>
+          <w:lang w:val="en-US"/>
+        </w:rPr>
+      </w:pPr>
+      <w:r>
+        <w:rPr>
+          <w:lang w:val="en-US"/>
+        </w:rPr>
+        <w:t>Pinging 192.168.50.53 with 32 bytes of data:</w:t>
+      </w:r>
+    </w:p>
+    <w:p>
+      <w:pPr>
+        <w:rPr>
+          <w:lang w:val="en-US"/>
+        </w:rPr>
+      </w:pPr>
+    </w:p>
+    <w:p>
+      <w:pPr>
+        <w:rPr>
+          <w:lang w:val="en-US"/>
+        </w:rPr>
+      </w:pPr>
+      <w:r>
+        <w:rPr>
+          <w:lang w:val="en-US"/>
+        </w:rPr>
+        <w:t>Reply from 192.168.50.53: bytes=32 time&lt;1ms TTL=128</w:t>
+      </w:r>
+    </w:p>
+    <w:p>
+      <w:pPr>
+        <w:rPr>
+          <w:lang w:val="en-US"/>
+        </w:rPr>
+      </w:pPr>
+      <w:proofErr w:type="spellStart"/>
+      <w:r>
+        <w:rPr>
+          <w:lang w:val="en-US"/>
+        </w:rPr>
+        <w:t>Birinchi</w:t>
+      </w:r>
+      <w:proofErr w:type="spellEnd"/>
+      <w:r>
+        <w:rPr>
+          <w:lang w:val="en-US"/>
+        </w:rPr>
+        <w:t xml:space="preserve"> </w:t>
+      </w:r>
+      <w:proofErr w:type="spellStart"/>
+      <w:r>
+        <w:rPr>
+          <w:lang w:val="en-US"/>
+        </w:rPr>
+        <w:t>pingda</w:t>
+      </w:r>
+      <w:proofErr w:type="spellEnd"/>
+      <w:r>
+        <w:rPr>
+          <w:lang w:val="en-US"/>
+        </w:rPr>
+        <w:t xml:space="preserve"> </w:t>
+      </w:r>
+      <w:proofErr w:type="spellStart"/>
+      <w:r>
+        <w:rPr>
+          <w:lang w:val="en-US"/>
+        </w:rPr>
+        <w:t>javob</w:t>
+      </w:r>
+      <w:proofErr w:type="spellEnd"/>
+      <w:r>
+        <w:rPr>
+          <w:lang w:val="en-US"/>
+        </w:rPr>
+        <w:t xml:space="preserve"> </w:t>
+      </w:r>
+      <w:proofErr w:type="spellStart"/>
+      <w:r>
+        <w:rPr>
+          <w:lang w:val="en-US"/>
+        </w:rPr>
+        <w:t>kelmasligi</w:t>
+      </w:r>
+      <w:proofErr w:type="spellEnd"/>
+      <w:r>
+        <w:rPr>
+          <w:lang w:val="en-US"/>
+        </w:rPr>
+        <w:t xml:space="preserve"> </w:t>
+      </w:r>
+      <w:proofErr w:type="spellStart"/>
+      <w:r>
+        <w:rPr>
+          <w:lang w:val="en-US"/>
+        </w:rPr>
+        <w:t>mumkin</w:t>
+      </w:r>
+      <w:proofErr w:type="spellEnd"/>
+      <w:r>
+        <w:rPr>
+          <w:lang w:val="en-US"/>
+        </w:rPr>
+        <w:t xml:space="preserve">, </w:t>
+      </w:r>
+      <w:proofErr w:type="spellStart"/>
+      <w:r>
+        <w:rPr>
+          <w:lang w:val="en-US"/>
+        </w:rPr>
+        <w:t>shuning</w:t>
+      </w:r>
+      <w:proofErr w:type="spellEnd"/>
+      <w:r>
+        <w:rPr>
+          <w:lang w:val="en-US"/>
+        </w:rPr>
+        <w:t xml:space="preserve"> </w:t>
+      </w:r>
+      <w:proofErr w:type="spellStart"/>
+      <w:r>
+        <w:rPr>
+          <w:lang w:val="en-US"/>
+        </w:rPr>
+        <w:t>uchun</w:t>
+      </w:r>
+      <w:proofErr w:type="spellEnd"/>
+      <w:r>
+        <w:rPr>
+          <w:lang w:val="en-US"/>
+        </w:rPr>
+        <w:t xml:space="preserve"> </w:t>
+      </w:r>
+      <w:proofErr w:type="spellStart"/>
+      <w:r>
+        <w:rPr>
+          <w:lang w:val="en-US"/>
+        </w:rPr>
+        <w:t>natijani</w:t>
+      </w:r>
+      <w:proofErr w:type="spellEnd"/>
+      <w:r>
+        <w:rPr>
+          <w:lang w:val="en-US"/>
+        </w:rPr>
+        <w:t xml:space="preserve"> </w:t>
+      </w:r>
+      <w:proofErr w:type="spellStart"/>
+      <w:proofErr w:type="gramStart"/>
+      <w:r>
+        <w:rPr>
+          <w:lang w:val="en-US"/>
+        </w:rPr>
+        <w:t>to‘</w:t>
+      </w:r>
+      <w:proofErr w:type="gramEnd"/>
+      <w:r>
+        <w:rPr>
+          <w:lang w:val="en-US"/>
+        </w:rPr>
+        <w:t>liq</w:t>
+      </w:r>
+      <w:proofErr w:type="spellEnd"/>
+      <w:r>
+        <w:rPr>
+          <w:lang w:val="en-US"/>
+        </w:rPr>
+        <w:t xml:space="preserve"> </w:t>
+      </w:r>
+      <w:proofErr w:type="spellStart"/>
+      <w:r>
+        <w:rPr>
+          <w:lang w:val="en-US"/>
+        </w:rPr>
+        <w:t>kuzat</w:t>
+      </w:r>
+      <w:proofErr w:type="spellEnd"/>
+      <w:r>
+        <w:rPr>
+          <w:lang w:val="en-US"/>
+        </w:rPr>
+        <w:t>.</w:t>
+      </w:r>
+    </w:p>
+    <w:p>
+      <w:pPr>
+        <w:rPr>
+          <w:lang w:val="en-US"/>
+        </w:rPr>
+      </w:pPr>
+    </w:p>
+    <w:p>
+      <w:pPr>
+        <w:rPr>
+          <w:lang w:val="en-US"/>
+        </w:rPr>
+      </w:pPr>
+    </w:p>
+    <w:p>
+      <w:pPr>
+        <w:rPr>
+          <w:lang w:val="en-US"/>
+        </w:rPr>
+      </w:pPr>
+    </w:p>
+    <w:p>
+      <w:pPr>
+        <w:rPr>
+          <w:lang w:val="en-US"/>
+        </w:rPr>
+      </w:pPr>
+      <w:r>
+        <w:rPr>
+          <w:lang w:val="en-US"/>
+        </w:rPr>
+        <w:t xml:space="preserve">C:\&gt;ping </w:t>
+      </w:r>
+      <w:proofErr w:type="spellStart"/>
+      <w:proofErr w:type="gramStart"/>
+      <w:r>
+        <w:rPr>
+          <w:lang w:val="en-US"/>
+        </w:rPr>
+        <w:t>server.company</w:t>
+      </w:r>
+      <w:proofErr w:type="gramEnd"/>
+      <w:r>
+        <w:rPr>
+          <w:lang w:val="en-US"/>
+        </w:rPr>
+        <w:t>.local</w:t>
+      </w:r>
+      <w:proofErr w:type="spellEnd"/>
+    </w:p>
+    <w:p>
+      <w:pPr>
+        <w:rPr>
+          <w:lang w:val="en-US"/>
+        </w:rPr>
+      </w:pPr>
+    </w:p>
+    <w:p>
+      <w:pPr>
+        <w:rPr>
+          <w:lang w:val="en-US"/>
+        </w:rPr>
+      </w:pPr>
+      <w:r>
+        <w:rPr>
+          <w:lang w:val="en-US"/>
+        </w:rPr>
+        <w:t>Pinging 192.168.50.53 with 32 bytes of data:</w:t>
+      </w:r>
+    </w:p>
+    <w:p>
+      <w:pPr>
+        <w:rPr>
+          <w:lang w:val="en-US"/>
+        </w:rPr>
+      </w:pPr>
+    </w:p>
+    <w:p>
+      <w:pPr>
+        <w:rPr>
+          <w:lang w:val="en-US"/>
+        </w:rPr>
+      </w:pPr>
+      <w:r>
+        <w:rPr>
+          <w:lang w:val="en-US"/>
+        </w:rPr>
+        <w:t>Reply from 192.168.50.53: bytes=32 time=1ms TTL=128</w:t>
+      </w:r>
+    </w:p>
+    <w:p>
+      <w:pPr>
+        <w:rPr>
+          <w:lang w:val="en-US"/>
+        </w:rPr>
+      </w:pPr>
+      <w:r>
+        <w:rPr>
+          <w:lang w:val="en-US"/>
+        </w:rPr>
+        <w:t>Reply from 192.168.50.53: bytes=32 time&lt;1ms TTL=128</w:t>
+      </w:r>
+    </w:p>
+    <w:p>
+      <w:pPr>
+        <w:rPr>
+          <w:lang w:val="en-US"/>
+        </w:rPr>
+      </w:pPr>
+      <w:r>
+        <w:rPr>
+          <w:lang w:val="en-US"/>
+        </w:rPr>
+        <w:t>Reply from 192.168.50.53: bytes=32 time&lt;1ms TTL=128</w:t>
+      </w:r>
+    </w:p>
+    <w:p>
+      <w:pPr>
+        <w:rPr>
+          <w:lang w:val="en-US"/>
+        </w:rPr>
+      </w:pPr>
+      <w:r>
+        <w:rPr>
+          <w:lang w:val="en-US"/>
+        </w:rPr>
+        <w:t>Reply from 192.168.50.53: bytes=32 time&lt;1ms TTL=128</w:t>
+      </w:r>
+    </w:p>
+    <w:p>
+      <w:pPr>
+        <w:rPr>
+          <w:lang w:val="en-US"/>
+        </w:rPr>
+      </w:pPr>
+    </w:p>
+    <w:p>
+      <w:pPr>
+        <w:rPr>
+          <w:lang w:val="en-US"/>
+        </w:rPr>
+      </w:pPr>
+      <w:r>
+        <w:rPr>
+          <w:lang w:val="en-US"/>
+        </w:rPr>
+        <w:t>Ping statistics for 192.168.50.53:</w:t>
+      </w:r>
+    </w:p>
+    <w:p>
+      <w:pPr>
+        <w:rPr>
+          <w:lang w:val="en-US"/>
+        </w:rPr>
+      </w:pPr>
+      <w:r>
+        <w:rPr>
+          <w:lang w:val="en-US"/>
+        </w:rPr>
+        <w:t>Packets: Sent = 4, Received = 4, Lost = 0 (0% loss),</w:t>
+      </w:r>
+    </w:p>
+    <w:p>
+      <w:pPr>
+        <w:rPr>
+          <w:lang w:val="en-US"/>
+        </w:rPr>
+      </w:pPr>
+      <w:r>
+        <w:rPr>
+          <w:lang w:val="en-US"/>
+        </w:rPr>
+        <w:t>Approximate round trip times in milli-seconds:</w:t>
+      </w:r>
+    </w:p>
+    <w:p>
+      <w:pPr>
+        <w:rPr>
+          <w:lang w:val="en-US"/>
+        </w:rPr>
+      </w:pPr>
+      <w:r>
+        <w:rPr>
+          <w:lang w:val="en-US"/>
+        </w:rPr>
+        <w:t>Minimum = 0ms, Maximum = 1ms, Average = 0ms</w:t>
+      </w:r>
+    </w:p>
+    <w:p>
+      <w:pPr>
+        <w:rPr>
+          <w:lang w:val="en-US"/>
+        </w:rPr>
+      </w:pPr>
+    </w:p>
+    <w:p>
+      <w:pPr>
+        <w:rPr>
+          <w:lang w:val="en-US"/>
+        </w:rPr>
+      </w:pPr>
+    </w:p>
+    <w:p>
+      <w:pPr>
+        <w:rPr>
+          <w:b/>
+          <w:bCs/>
+          <w:lang w:val="en-US"/>
+        </w:rPr>
+      </w:pPr>
+      <w:proofErr w:type="spellStart"/>
+      <w:r>
+        <w:rPr>
+          <w:b/>
+          <w:bCs/>
+          <w:lang w:val="en-US"/>
+        </w:rPr>
+        <w:t>Keyingi</w:t>
+      </w:r>
+      <w:proofErr w:type="spellEnd"/>
+      <w:r>
+        <w:rPr>
+          <w:b/>
+          <w:bCs/>
+          <w:lang w:val="en-US"/>
+        </w:rPr>
+        <w:t xml:space="preserve"> </w:t>
+      </w:r>
+      <w:proofErr w:type="spellStart"/>
+      <w:r>
+        <w:rPr>
+          <w:b/>
+          <w:bCs/>
+          <w:lang w:val="en-US"/>
+        </w:rPr>
+        <w:t>qadam</w:t>
+      </w:r>
+      <w:proofErr w:type="spellEnd"/>
+      <w:r>
+        <w:rPr>
+          <w:b/>
+          <w:bCs/>
+          <w:lang w:val="en-US"/>
+        </w:rPr>
+        <w:t>: DNS troubleshooting</w:t>
+      </w:r>
+    </w:p>
+    <w:p>
+      <w:pPr>
+        <w:rPr>
+          <w:lang w:val="en-US"/>
+        </w:rPr>
+      </w:pPr>
+      <w:proofErr w:type="spellStart"/>
+      <w:r>
+        <w:rPr>
+          <w:lang w:val="en-US"/>
+        </w:rPr>
+        <w:t>Endi</w:t>
+      </w:r>
+      <w:proofErr w:type="spellEnd"/>
+      <w:r>
+        <w:rPr>
+          <w:lang w:val="en-US"/>
+        </w:rPr>
+        <w:t xml:space="preserve"> </w:t>
+      </w:r>
+      <w:proofErr w:type="spellStart"/>
+      <w:r>
+        <w:rPr>
+          <w:lang w:val="en-US"/>
+        </w:rPr>
+        <w:t>kichik</w:t>
+      </w:r>
+      <w:proofErr w:type="spellEnd"/>
+      <w:r>
+        <w:rPr>
+          <w:lang w:val="en-US"/>
+        </w:rPr>
+        <w:t xml:space="preserve"> </w:t>
+      </w:r>
+      <w:proofErr w:type="spellStart"/>
+      <w:r>
+        <w:rPr>
+          <w:lang w:val="en-US"/>
+        </w:rPr>
+        <w:t>amaliy</w:t>
+      </w:r>
+      <w:proofErr w:type="spellEnd"/>
+      <w:r>
+        <w:rPr>
+          <w:lang w:val="en-US"/>
+        </w:rPr>
+        <w:t xml:space="preserve"> test </w:t>
+      </w:r>
+      <w:proofErr w:type="spellStart"/>
+      <w:r>
+        <w:rPr>
+          <w:lang w:val="en-US"/>
+        </w:rPr>
+        <w:t>qilamiz</w:t>
+      </w:r>
+      <w:proofErr w:type="spellEnd"/>
+      <w:r>
+        <w:rPr>
+          <w:lang w:val="en-US"/>
+        </w:rPr>
+        <w:t>.</w:t>
+      </w:r>
+    </w:p>
+    <w:p>
+      <w:pPr>
+        <w:rPr>
+          <w:lang w:val="en-US"/>
+        </w:rPr>
+      </w:pPr>
+      <w:r>
+        <w:rPr>
+          <w:lang w:val="en-US"/>
+        </w:rPr>
+        <w:t xml:space="preserve">PC1’da Desktop → IP Configuration </w:t>
+      </w:r>
+      <w:proofErr w:type="spellStart"/>
+      <w:proofErr w:type="gramStart"/>
+      <w:r>
+        <w:rPr>
+          <w:lang w:val="en-US"/>
+        </w:rPr>
+        <w:t>bo‘</w:t>
+      </w:r>
+      <w:proofErr w:type="gramEnd"/>
+      <w:r>
+        <w:rPr>
+          <w:lang w:val="en-US"/>
+        </w:rPr>
+        <w:t>limiga</w:t>
+      </w:r>
+      <w:proofErr w:type="spellEnd"/>
+      <w:r>
+        <w:rPr>
+          <w:lang w:val="en-US"/>
+        </w:rPr>
+        <w:t xml:space="preserve"> </w:t>
+      </w:r>
+      <w:proofErr w:type="spellStart"/>
+      <w:r>
+        <w:rPr>
+          <w:lang w:val="en-US"/>
+        </w:rPr>
+        <w:t>kirib</w:t>
+      </w:r>
+      <w:proofErr w:type="spellEnd"/>
+      <w:r>
+        <w:rPr>
+          <w:lang w:val="en-US"/>
+        </w:rPr>
+        <w:t xml:space="preserve">, DNS Server </w:t>
+      </w:r>
+      <w:proofErr w:type="spellStart"/>
+      <w:r>
+        <w:rPr>
+          <w:lang w:val="en-US"/>
+        </w:rPr>
+        <w:t>manzilini</w:t>
+      </w:r>
+      <w:proofErr w:type="spellEnd"/>
+      <w:r>
+        <w:rPr>
+          <w:lang w:val="en-US"/>
+        </w:rPr>
+        <w:t xml:space="preserve"> </w:t>
+      </w:r>
+      <w:proofErr w:type="spellStart"/>
+      <w:r>
+        <w:rPr>
+          <w:lang w:val="en-US"/>
+        </w:rPr>
+        <w:t>vaqtincha</w:t>
+      </w:r>
+      <w:proofErr w:type="spellEnd"/>
+      <w:r>
+        <w:rPr>
+          <w:lang w:val="en-US"/>
+        </w:rPr>
+        <w:t xml:space="preserve"> 192.168.50.99 </w:t>
+      </w:r>
+      <w:proofErr w:type="spellStart"/>
+      <w:r>
+        <w:rPr>
+          <w:lang w:val="en-US"/>
+        </w:rPr>
+        <w:t>qilib</w:t>
+      </w:r>
+      <w:proofErr w:type="spellEnd"/>
+      <w:r>
+        <w:rPr>
+          <w:lang w:val="en-US"/>
+        </w:rPr>
+        <w:t xml:space="preserve"> </w:t>
+      </w:r>
+      <w:proofErr w:type="spellStart"/>
+      <w:r>
+        <w:rPr>
+          <w:lang w:val="en-US"/>
+        </w:rPr>
+        <w:t>o‘zgartir</w:t>
+      </w:r>
+      <w:proofErr w:type="spellEnd"/>
+      <w:r>
+        <w:rPr>
+          <w:lang w:val="en-US"/>
+        </w:rPr>
+        <w:t>.</w:t>
+      </w:r>
+    </w:p>
+    <w:p>
+      <w:pPr>
+        <w:rPr>
+          <w:lang w:val="en-US"/>
+        </w:rPr>
+      </w:pPr>
+      <w:proofErr w:type="spellStart"/>
+      <w:proofErr w:type="gramStart"/>
+      <w:r>
+        <w:rPr>
+          <w:lang w:val="en-US"/>
+        </w:rPr>
+        <w:t>So‘</w:t>
+      </w:r>
+      <w:proofErr w:type="gramEnd"/>
+      <w:r>
+        <w:rPr>
+          <w:lang w:val="en-US"/>
+        </w:rPr>
+        <w:t>ng</w:t>
+      </w:r>
+      <w:proofErr w:type="spellEnd"/>
+      <w:r>
+        <w:rPr>
+          <w:lang w:val="en-US"/>
+        </w:rPr>
+        <w:t xml:space="preserve"> Desktop → Command Prompt </w:t>
+      </w:r>
+      <w:proofErr w:type="spellStart"/>
+      <w:r>
+        <w:rPr>
+          <w:lang w:val="en-US"/>
+        </w:rPr>
+        <w:t>ichida</w:t>
+      </w:r>
+      <w:proofErr w:type="spellEnd"/>
+      <w:r>
+        <w:rPr>
+          <w:lang w:val="en-US"/>
+        </w:rPr>
+        <w:t xml:space="preserve"> </w:t>
+      </w:r>
+      <w:proofErr w:type="spellStart"/>
+      <w:r>
+        <w:rPr>
+          <w:lang w:val="en-US"/>
+        </w:rPr>
+        <w:t>quyidagini</w:t>
+      </w:r>
+      <w:proofErr w:type="spellEnd"/>
+      <w:r>
+        <w:rPr>
+          <w:lang w:val="en-US"/>
+        </w:rPr>
+        <w:t xml:space="preserve"> </w:t>
+      </w:r>
+      <w:proofErr w:type="spellStart"/>
+      <w:r>
+        <w:rPr>
+          <w:lang w:val="en-US"/>
+        </w:rPr>
+        <w:t>bajar</w:t>
+      </w:r>
+      <w:proofErr w:type="spellEnd"/>
+      <w:r>
+        <w:rPr>
+          <w:lang w:val="en-US"/>
+        </w:rPr>
+        <w:t>:</w:t>
+      </w:r>
+    </w:p>
+    <w:p>
+      <w:proofErr w:type="spellStart"/>
+      <w:r>
+        <w:t>ping</w:t>
+      </w:r>
+      <w:proofErr w:type="spellEnd"/>
+      <w:r>
+        <w:t xml:space="preserve"> </w:t>
+      </w:r>
+      <w:proofErr w:type="spellStart"/>
+      <w:proofErr w:type="gramStart"/>
+      <w:r>
+        <w:t>server.company</w:t>
+      </w:r>
+      <w:proofErr w:type="gramEnd"/>
+      <w:r>
+        <w:t>.local</w:t>
+      </w:r>
+      <w:proofErr w:type="spellEnd"/>
+    </w:p>
+    <w:p>
+      <w:pPr>
+        <w:rPr>
+          <w:lang w:val="en-US"/>
+        </w:rPr>
+      </w:pPr>
+    </w:p>
+    <w:p>
+      <w:pPr>
+        <w:rPr>
+          <w:lang w:val="en-US"/>
+        </w:rPr>
+      </w:pPr>
+    </w:p>
+    <w:p>
+      <w:pPr>
+        <w:rPr>
+          <w:lang w:val="en-US"/>
+        </w:rPr>
+      </w:pPr>
+    </w:p>
+    <w:p>
+      <w:pPr>
+        <w:rPr>
+          <w:lang w:val="en-US"/>
+        </w:rPr>
+      </w:pPr>
+      <w:r>
+        <w:rPr>
+          <w:lang w:val="en-US"/>
+        </w:rPr>
+        <w:t xml:space="preserve">C:\&gt;ping </w:t>
+      </w:r>
+      <w:proofErr w:type="spellStart"/>
+      <w:proofErr w:type="gramStart"/>
+      <w:r>
+        <w:rPr>
+          <w:lang w:val="en-US"/>
+        </w:rPr>
+        <w:t>server.company</w:t>
+      </w:r>
+      <w:proofErr w:type="gramEnd"/>
+      <w:r>
+        <w:rPr>
+          <w:lang w:val="en-US"/>
+        </w:rPr>
+        <w:t>.local</w:t>
+      </w:r>
+      <w:proofErr w:type="spellEnd"/>
+      <w:r>
+        <w:rPr>
+          <w:lang w:val="en-US"/>
+        </w:rPr>
+        <w:t xml:space="preserve"> Ping request could not find host </w:t>
+      </w:r>
+      <w:proofErr w:type="spellStart"/>
+      <w:r>
+        <w:rPr>
+          <w:lang w:val="en-US"/>
+        </w:rPr>
+        <w:t>server.company.local</w:t>
+      </w:r>
+      <w:proofErr w:type="spellEnd"/>
+      <w:r>
+        <w:rPr>
+          <w:lang w:val="en-US"/>
+        </w:rPr>
+        <w:t>. Please check the name and try again.</w:t>
+      </w:r>
+      <w:r>
+        <w:rPr>
+          <w:lang w:val="en-US"/>
+        </w:rPr>
+        <w:t>\</w:t>
+      </w:r>
+    </w:p>
+    <w:p>
+      <w:pPr>
+        <w:rPr>
+          <w:lang w:val="en-US"/>
+        </w:rPr>
+      </w:pPr>
+    </w:p>
+    <w:p>
+      <w:pPr>
+        <w:rPr>
+          <w:lang w:val="en-US"/>
+        </w:rPr>
+      </w:pPr>
+      <w:r>
+        <w:rPr>
+          <w:lang w:val="en-US"/>
+        </w:rPr>
+        <w:t>Yaxshi, bu natija bizga kerakli ma’lumotni berdi. Bu safar DNS nomni IP manzilga aniqlay olmadi.</w:t>
+      </w:r>
+    </w:p>
+    <w:p>
+      <w:pPr>
+        <w:rPr>
+          <w:lang w:val="en-US"/>
+        </w:rPr>
+      </w:pPr>
+      <w:r>
+        <w:rPr>
+          <w:lang w:val="en-US"/>
+        </w:rPr>
+        <w:t xml:space="preserve">Ping request could not find host </w:t>
+      </w:r>
+      <w:proofErr w:type="gramStart"/>
+      <w:r>
+        <w:rPr>
+          <w:lang w:val="en-US"/>
+        </w:rPr>
+        <w:t>server.company</w:t>
+      </w:r>
+      <w:proofErr w:type="gramEnd"/>
+      <w:r>
+        <w:rPr>
+          <w:lang w:val="en-US"/>
+        </w:rPr>
+        <w:t>.local.</w:t>
+      </w:r>
+    </w:p>
+    <w:p>
+      <w:pPr>
+        <w:rPr>
+          <w:lang w:val="en-US"/>
+        </w:rPr>
+      </w:pPr>
+      <w:r>
+        <w:rPr>
+          <w:lang w:val="en-US"/>
+        </w:rPr>
+        <w:t xml:space="preserve">Bu xabar serverga ping yetib bormaganini emas, balki kompyuter </w:t>
+      </w:r>
+      <w:proofErr w:type="gramStart"/>
+      <w:r>
+        <w:rPr>
+          <w:lang w:val="en-US"/>
+        </w:rPr>
+        <w:t>server.company</w:t>
+      </w:r>
+      <w:proofErr w:type="gramEnd"/>
+      <w:r>
+        <w:rPr>
+          <w:lang w:val="en-US"/>
+        </w:rPr>
+        <w:t>.local nomini aniqlay olmaganini bildiradi.</w:t>
+      </w:r>
+    </w:p>
+    <w:p>
+      <w:pPr>
+        <w:rPr>
+          <w:b/>
+          <w:bCs/>
+          <w:lang w:val="en-US"/>
+        </w:rPr>
+      </w:pPr>
+      <w:r>
+        <w:rPr>
+          <w:b/>
+          <w:bCs/>
+          <w:lang w:val="en-US"/>
+        </w:rPr>
+        <w:t>Keyingi qadam: DNS sozlamasini tiklaymiz</w:t>
+      </w:r>
+    </w:p>
+    <w:p>
+      <w:pPr>
+        <w:rPr>
+          <w:lang w:val="en-US"/>
+        </w:rPr>
+      </w:pPr>
+      <w:r>
+        <w:rPr>
+          <w:lang w:val="en-US"/>
+        </w:rPr>
+        <w:t xml:space="preserve">Biz DNS Server manzilini ataylab </w:t>
+      </w:r>
+      <w:proofErr w:type="gramStart"/>
+      <w:r>
+        <w:rPr>
+          <w:lang w:val="en-US"/>
+        </w:rPr>
+        <w:t>noto‘</w:t>
+      </w:r>
+      <w:proofErr w:type="gramEnd"/>
+      <w:r>
+        <w:rPr>
+          <w:lang w:val="en-US"/>
+        </w:rPr>
+        <w:t>g‘ri qilib, 192.168.50.99 ga o‘zgartirgan edik.</w:t>
+      </w:r>
+    </w:p>
+    <w:p>
+      <w:pPr>
+        <w:numPr>
+          <w:ilvl w:val="0"/>
+          <w:numId w:val="10"/>
+        </w:numPr>
+        <w:rPr>
+          <w:lang w:val="en-US"/>
+        </w:rPr>
+      </w:pPr>
+      <w:r>
+        <w:rPr>
+          <w:lang w:val="en-US"/>
+        </w:rPr>
+        <w:t xml:space="preserve">PC1 → Desktop → IP Configuration </w:t>
+      </w:r>
+      <w:proofErr w:type="gramStart"/>
+      <w:r>
+        <w:rPr>
+          <w:lang w:val="en-US"/>
+        </w:rPr>
+        <w:t>bo‘</w:t>
+      </w:r>
+      <w:proofErr w:type="gramEnd"/>
+      <w:r>
+        <w:rPr>
+          <w:lang w:val="en-US"/>
+        </w:rPr>
+        <w:t>limiga kir.</w:t>
+      </w:r>
+    </w:p>
+    <w:p>
+      <w:pPr>
+        <w:numPr>
+          <w:ilvl w:val="0"/>
+          <w:numId w:val="10"/>
+        </w:numPr>
+        <w:rPr>
+          <w:lang w:val="en-US"/>
+        </w:rPr>
+      </w:pPr>
+      <w:r>
+        <w:rPr>
+          <w:lang w:val="en-US"/>
+        </w:rPr>
+        <w:t xml:space="preserve">DNS Server maydonini yana quyidagiga </w:t>
+      </w:r>
+      <w:proofErr w:type="gramStart"/>
+      <w:r>
+        <w:rPr>
+          <w:lang w:val="en-US"/>
+        </w:rPr>
+        <w:t>o‘</w:t>
+      </w:r>
+      <w:proofErr w:type="gramEnd"/>
+      <w:r>
+        <w:rPr>
+          <w:lang w:val="en-US"/>
+        </w:rPr>
+        <w:t>zgartir:</w:t>
+      </w:r>
+    </w:p>
+    <w:p>
+      <w:pPr>
+        <w:rPr>
+          <w:lang w:val="en-US"/>
+        </w:rPr>
+      </w:pPr>
+      <w:r>
+        <w:rPr>
+          <w:lang w:val="en-US"/>
+        </w:rPr>
+        <w:t>192.168.50.53</w:t>
+      </w:r>
+    </w:p>
+    <w:p>
+      <w:pPr>
+        <w:rPr>
+          <w:lang w:val="en-US"/>
+        </w:rPr>
+      </w:pPr>
+      <w:r>
+        <w:rPr>
+          <w:lang w:val="en-US"/>
+        </w:rPr>
+        <w:t xml:space="preserve">3. </w:t>
+      </w:r>
+      <w:proofErr w:type="gramStart"/>
+      <w:r>
+        <w:rPr>
+          <w:lang w:val="en-US"/>
+        </w:rPr>
+        <w:t>So‘</w:t>
+      </w:r>
+      <w:proofErr w:type="gramEnd"/>
+      <w:r>
+        <w:rPr>
+          <w:lang w:val="en-US"/>
+        </w:rPr>
+        <w:t>ng Desktop → Command Prompt oynasiga qaytib, quyidagini bajar:</w:t>
+      </w:r>
+    </w:p>
+    <w:p>
+      <w:pPr>
+        <w:rPr>
+          <w:lang w:val="en-US"/>
+        </w:rPr>
+      </w:pPr>
+      <w:r>
+        <w:rPr>
+          <w:lang w:val="en-US"/>
+        </w:rPr>
+        <w:t xml:space="preserve">ping </w:t>
+      </w:r>
+      <w:proofErr w:type="gramStart"/>
+      <w:r>
+        <w:rPr>
+          <w:lang w:val="en-US"/>
+        </w:rPr>
+        <w:t>server.company</w:t>
+      </w:r>
+      <w:proofErr w:type="gramEnd"/>
+      <w:r>
+        <w:rPr>
+          <w:lang w:val="en-US"/>
+        </w:rPr>
+        <w:t>.local</w:t>
+      </w:r>
+    </w:p>
+    <w:p>
+      <w:r>
+        <w:rPr>
+          <w:lang w:val="en-US"/>
+        </w:rPr>
+        <w:t xml:space="preserve">Nima uchun? PC1 yana </w:t>
+      </w:r>
+      <w:proofErr w:type="gramStart"/>
+      <w:r>
+        <w:rPr>
+          <w:lang w:val="en-US"/>
+        </w:rPr>
+        <w:t>to‘</w:t>
+      </w:r>
+      <w:proofErr w:type="gramEnd"/>
+      <w:r>
+        <w:rPr>
+          <w:lang w:val="en-US"/>
+        </w:rPr>
+        <w:t xml:space="preserve">g‘ri DNS serverga so‘rov yuborishi kerak. </w:t>
+      </w:r>
+      <w:proofErr w:type="spellStart"/>
+      <w:r>
+        <w:t>Shu</w:t>
+      </w:r>
+      <w:proofErr w:type="spellEnd"/>
+      <w:r>
+        <w:t xml:space="preserve"> </w:t>
+      </w:r>
+      <w:proofErr w:type="spellStart"/>
+      <w:r>
+        <w:t>orqali</w:t>
+      </w:r>
+      <w:proofErr w:type="spellEnd"/>
+      <w:r>
+        <w:t xml:space="preserve"> </w:t>
+      </w:r>
+      <w:proofErr w:type="spellStart"/>
+      <w:r>
+        <w:t>domen</w:t>
+      </w:r>
+      <w:proofErr w:type="spellEnd"/>
+      <w:r>
+        <w:t xml:space="preserve"> </w:t>
+      </w:r>
+      <w:proofErr w:type="spellStart"/>
+      <w:r>
+        <w:t>nomi</w:t>
+      </w:r>
+      <w:proofErr w:type="spellEnd"/>
+      <w:r>
+        <w:t xml:space="preserve"> </w:t>
+      </w:r>
+      <w:proofErr w:type="spellStart"/>
+      <w:r>
+        <w:t>qayta</w:t>
+      </w:r>
+      <w:proofErr w:type="spellEnd"/>
+      <w:r>
+        <w:t xml:space="preserve"> </w:t>
+      </w:r>
+      <w:proofErr w:type="spellStart"/>
+      <w:r>
+        <w:t>aniqlanishini</w:t>
+      </w:r>
+      <w:proofErr w:type="spellEnd"/>
+      <w:r>
+        <w:t xml:space="preserve"> </w:t>
+      </w:r>
+      <w:proofErr w:type="spellStart"/>
+      <w:r>
+        <w:t>tekshiramiz</w:t>
+      </w:r>
+      <w:proofErr w:type="spellEnd"/>
+      <w:r>
+        <w:t>.</w:t>
+      </w:r>
+    </w:p>
+    <w:p>
+      <w:pPr>
+        <w:rPr>
+          <w:lang w:val="en-US"/>
+        </w:rPr>
+      </w:pPr>
+    </w:p>
+    <w:p>
+      <w:pPr>
+        <w:rPr>
+          <w:lang w:val="en-US"/>
+        </w:rPr>
+      </w:pPr>
     </w:p>
     <w:p>
       <w:pPr>
@@ -2322,6 +10033,119 @@
     </w:lvl>
   </w:abstractNum>
   <w:abstractNum w:abstractNumId="2" w15:restartNumberingAfterBreak="0">
+    <w:nsid w:val="300C6953"/>
+    <w:multiLevelType w:val="multilevel"/>
+    <w:tmpl w:val="CDD64610"/>
+    <w:lvl w:ilvl="0">
+      <w:start w:val="1"/>
+      <w:numFmt w:val="decimal"/>
+      <w:lvlText w:val="%1."/>
+      <w:lvlJc w:val="left"/>
+      <w:pPr>
+        <w:tabs>
+          <w:tab w:val="num" w:pos="720"/>
+        </w:tabs>
+        <w:ind w:left="720" w:hanging="360"/>
+      </w:pPr>
+    </w:lvl>
+    <w:lvl w:ilvl="1" w:tentative="1">
+      <w:start w:val="1"/>
+      <w:numFmt w:val="decimal"/>
+      <w:lvlText w:val="%2."/>
+      <w:lvlJc w:val="left"/>
+      <w:pPr>
+        <w:tabs>
+          <w:tab w:val="num" w:pos="1440"/>
+        </w:tabs>
+        <w:ind w:left="1440" w:hanging="360"/>
+      </w:pPr>
+    </w:lvl>
+    <w:lvl w:ilvl="2" w:tentative="1">
+      <w:start w:val="1"/>
+      <w:numFmt w:val="decimal"/>
+      <w:lvlText w:val="%3."/>
+      <w:lvlJc w:val="left"/>
+      <w:pPr>
+        <w:tabs>
+          <w:tab w:val="num" w:pos="2160"/>
+        </w:tabs>
+        <w:ind w:left="2160" w:hanging="360"/>
+      </w:pPr>
+    </w:lvl>
+    <w:lvl w:ilvl="3" w:tentative="1">
+      <w:start w:val="1"/>
+      <w:numFmt w:val="decimal"/>
+      <w:lvlText w:val="%4."/>
+      <w:lvlJc w:val="left"/>
+      <w:pPr>
+        <w:tabs>
+          <w:tab w:val="num" w:pos="2880"/>
+        </w:tabs>
+        <w:ind w:left="2880" w:hanging="360"/>
+      </w:pPr>
+    </w:lvl>
+    <w:lvl w:ilvl="4" w:tentative="1">
+      <w:start w:val="1"/>
+      <w:numFmt w:val="decimal"/>
+      <w:lvlText w:val="%5."/>
+      <w:lvlJc w:val="left"/>
+      <w:pPr>
+        <w:tabs>
+          <w:tab w:val="num" w:pos="3600"/>
+        </w:tabs>
+        <w:ind w:left="3600" w:hanging="360"/>
+      </w:pPr>
+    </w:lvl>
+    <w:lvl w:ilvl="5" w:tentative="1">
+      <w:start w:val="1"/>
+      <w:numFmt w:val="decimal"/>
+      <w:lvlText w:val="%6."/>
+      <w:lvlJc w:val="left"/>
+      <w:pPr>
+        <w:tabs>
+          <w:tab w:val="num" w:pos="4320"/>
+        </w:tabs>
+        <w:ind w:left="4320" w:hanging="360"/>
+      </w:pPr>
+    </w:lvl>
+    <w:lvl w:ilvl="6" w:tentative="1">
+      <w:start w:val="1"/>
+      <w:numFmt w:val="decimal"/>
+      <w:lvlText w:val="%7."/>
+      <w:lvlJc w:val="left"/>
+      <w:pPr>
+        <w:tabs>
+          <w:tab w:val="num" w:pos="5040"/>
+        </w:tabs>
+        <w:ind w:left="5040" w:hanging="360"/>
+      </w:pPr>
+    </w:lvl>
+    <w:lvl w:ilvl="7" w:tentative="1">
+      <w:start w:val="1"/>
+      <w:numFmt w:val="decimal"/>
+      <w:lvlText w:val="%8."/>
+      <w:lvlJc w:val="left"/>
+      <w:pPr>
+        <w:tabs>
+          <w:tab w:val="num" w:pos="5760"/>
+        </w:tabs>
+        <w:ind w:left="5760" w:hanging="360"/>
+      </w:pPr>
+    </w:lvl>
+    <w:lvl w:ilvl="8" w:tentative="1">
+      <w:start w:val="1"/>
+      <w:numFmt w:val="decimal"/>
+      <w:lvlText w:val="%9."/>
+      <w:lvlJc w:val="left"/>
+      <w:pPr>
+        <w:tabs>
+          <w:tab w:val="num" w:pos="6480"/>
+        </w:tabs>
+        <w:ind w:left="6480" w:hanging="360"/>
+      </w:pPr>
+    </w:lvl>
+  </w:abstractNum>
+  <w:abstractNum w:abstractNumId="3" w15:restartNumberingAfterBreak="0">
     <w:nsid w:val="355711E7"/>
     <w:multiLevelType w:val="multilevel"/>
     <w:tmpl w:val="1362E24E"/>
@@ -2470,7 +10294,7 @@
       </w:rPr>
     </w:lvl>
   </w:abstractNum>
-  <w:abstractNum w:abstractNumId="3" w15:restartNumberingAfterBreak="0">
+  <w:abstractNum w:abstractNumId="4" w15:restartNumberingAfterBreak="0">
     <w:nsid w:val="445A6174"/>
     <w:multiLevelType w:val="multilevel"/>
     <w:tmpl w:val="B07610D6"/>
@@ -2583,7 +10407,7 @@
       </w:pPr>
     </w:lvl>
   </w:abstractNum>
-  <w:abstractNum w:abstractNumId="4" w15:restartNumberingAfterBreak="0">
+  <w:abstractNum w:abstractNumId="5" w15:restartNumberingAfterBreak="0">
     <w:nsid w:val="49F56D8D"/>
     <w:multiLevelType w:val="multilevel"/>
     <w:tmpl w:val="FD00AF02"/>
@@ -2732,7 +10556,7 @@
       </w:rPr>
     </w:lvl>
   </w:abstractNum>
-  <w:abstractNum w:abstractNumId="5" w15:restartNumberingAfterBreak="0">
+  <w:abstractNum w:abstractNumId="6" w15:restartNumberingAfterBreak="0">
     <w:nsid w:val="531C1F89"/>
     <w:multiLevelType w:val="multilevel"/>
     <w:tmpl w:val="E7CAE490"/>
@@ -2845,7 +10669,7 @@
       </w:pPr>
     </w:lvl>
   </w:abstractNum>
-  <w:abstractNum w:abstractNumId="6" w15:restartNumberingAfterBreak="0">
+  <w:abstractNum w:abstractNumId="7" w15:restartNumberingAfterBreak="0">
     <w:nsid w:val="640860DB"/>
     <w:multiLevelType w:val="multilevel"/>
     <w:tmpl w:val="F604C120"/>
@@ -2958,7 +10782,156 @@
       </w:pPr>
     </w:lvl>
   </w:abstractNum>
-  <w:abstractNum w:abstractNumId="7" w15:restartNumberingAfterBreak="0">
+  <w:abstractNum w:abstractNumId="8" w15:restartNumberingAfterBreak="0">
+    <w:nsid w:val="6F5721EC"/>
+    <w:multiLevelType w:val="multilevel"/>
+    <w:tmpl w:val="370AF578"/>
+    <w:lvl w:ilvl="0">
+      <w:start w:val="1"/>
+      <w:numFmt w:val="bullet"/>
+      <w:lvlText w:val=""/>
+      <w:lvlJc w:val="left"/>
+      <w:pPr>
+        <w:tabs>
+          <w:tab w:val="num" w:pos="720"/>
+        </w:tabs>
+        <w:ind w:left="720" w:hanging="360"/>
+      </w:pPr>
+      <w:rPr>
+        <w:rFonts w:ascii="Symbol" w:hAnsi="Symbol" w:hint="default"/>
+        <w:sz w:val="20"/>
+      </w:rPr>
+    </w:lvl>
+    <w:lvl w:ilvl="1" w:tentative="1">
+      <w:start w:val="1"/>
+      <w:numFmt w:val="bullet"/>
+      <w:lvlText w:val="o"/>
+      <w:lvlJc w:val="left"/>
+      <w:pPr>
+        <w:tabs>
+          <w:tab w:val="num" w:pos="1440"/>
+        </w:tabs>
+        <w:ind w:left="1440" w:hanging="360"/>
+      </w:pPr>
+      <w:rPr>
+        <w:rFonts w:ascii="Courier New" w:hAnsi="Courier New" w:hint="default"/>
+        <w:sz w:val="20"/>
+      </w:rPr>
+    </w:lvl>
+    <w:lvl w:ilvl="2" w:tentative="1">
+      <w:start w:val="1"/>
+      <w:numFmt w:val="bullet"/>
+      <w:lvlText w:val=""/>
+      <w:lvlJc w:val="left"/>
+      <w:pPr>
+        <w:tabs>
+          <w:tab w:val="num" w:pos="2160"/>
+        </w:tabs>
+        <w:ind w:left="2160" w:hanging="360"/>
+      </w:pPr>
+      <w:rPr>
+        <w:rFonts w:ascii="Wingdings" w:hAnsi="Wingdings" w:hint="default"/>
+        <w:sz w:val="20"/>
+      </w:rPr>
+    </w:lvl>
+    <w:lvl w:ilvl="3" w:tentative="1">
+      <w:start w:val="1"/>
+      <w:numFmt w:val="bullet"/>
+      <w:lvlText w:val=""/>
+      <w:lvlJc w:val="left"/>
+      <w:pPr>
+        <w:tabs>
+          <w:tab w:val="num" w:pos="2880"/>
+        </w:tabs>
+        <w:ind w:left="2880" w:hanging="360"/>
+      </w:pPr>
+      <w:rPr>
+        <w:rFonts w:ascii="Wingdings" w:hAnsi="Wingdings" w:hint="default"/>
+        <w:sz w:val="20"/>
+      </w:rPr>
+    </w:lvl>
+    <w:lvl w:ilvl="4" w:tentative="1">
+      <w:start w:val="1"/>
+      <w:numFmt w:val="bullet"/>
+      <w:lvlText w:val=""/>
+      <w:lvlJc w:val="left"/>
+      <w:pPr>
+        <w:tabs>
+          <w:tab w:val="num" w:pos="3600"/>
+        </w:tabs>
+        <w:ind w:left="3600" w:hanging="360"/>
+      </w:pPr>
+      <w:rPr>
+        <w:rFonts w:ascii="Wingdings" w:hAnsi="Wingdings" w:hint="default"/>
+        <w:sz w:val="20"/>
+      </w:rPr>
+    </w:lvl>
+    <w:lvl w:ilvl="5" w:tentative="1">
+      <w:start w:val="1"/>
+      <w:numFmt w:val="bullet"/>
+      <w:lvlText w:val=""/>
+      <w:lvlJc w:val="left"/>
+      <w:pPr>
+        <w:tabs>
+          <w:tab w:val="num" w:pos="4320"/>
+        </w:tabs>
+        <w:ind w:left="4320" w:hanging="360"/>
+      </w:pPr>
+      <w:rPr>
+        <w:rFonts w:ascii="Wingdings" w:hAnsi="Wingdings" w:hint="default"/>
+        <w:sz w:val="20"/>
+      </w:rPr>
+    </w:lvl>
+    <w:lvl w:ilvl="6" w:tentative="1">
+      <w:start w:val="1"/>
+      <w:numFmt w:val="bullet"/>
+      <w:lvlText w:val=""/>
+      <w:lvlJc w:val="left"/>
+      <w:pPr>
+        <w:tabs>
+          <w:tab w:val="num" w:pos="5040"/>
+        </w:tabs>
+        <w:ind w:left="5040" w:hanging="360"/>
+      </w:pPr>
+      <w:rPr>
+        <w:rFonts w:ascii="Wingdings" w:hAnsi="Wingdings" w:hint="default"/>
+        <w:sz w:val="20"/>
+      </w:rPr>
+    </w:lvl>
+    <w:lvl w:ilvl="7" w:tentative="1">
+      <w:start w:val="1"/>
+      <w:numFmt w:val="bullet"/>
+      <w:lvlText w:val=""/>
+      <w:lvlJc w:val="left"/>
+      <w:pPr>
+        <w:tabs>
+          <w:tab w:val="num" w:pos="5760"/>
+        </w:tabs>
+        <w:ind w:left="5760" w:hanging="360"/>
+      </w:pPr>
+      <w:rPr>
+        <w:rFonts w:ascii="Wingdings" w:hAnsi="Wingdings" w:hint="default"/>
+        <w:sz w:val="20"/>
+      </w:rPr>
+    </w:lvl>
+    <w:lvl w:ilvl="8" w:tentative="1">
+      <w:start w:val="1"/>
+      <w:numFmt w:val="bullet"/>
+      <w:lvlText w:val=""/>
+      <w:lvlJc w:val="left"/>
+      <w:pPr>
+        <w:tabs>
+          <w:tab w:val="num" w:pos="6480"/>
+        </w:tabs>
+        <w:ind w:left="6480" w:hanging="360"/>
+      </w:pPr>
+      <w:rPr>
+        <w:rFonts w:ascii="Wingdings" w:hAnsi="Wingdings" w:hint="default"/>
+        <w:sz w:val="20"/>
+      </w:rPr>
+    </w:lvl>
+  </w:abstractNum>
+  <w:abstractNum w:abstractNumId="9" w15:restartNumberingAfterBreak="0">
     <w:nsid w:val="78DE1CFB"/>
     <w:multiLevelType w:val="multilevel"/>
     <w:tmpl w:val="0ED2F4CE"/>
@@ -3072,27 +11045,33 @@
     </w:lvl>
   </w:abstractNum>
   <w:num w:numId="1" w16cid:durableId="1129934430">
-    <w:abstractNumId w:val="4"/>
+    <w:abstractNumId w:val="5"/>
   </w:num>
   <w:num w:numId="2" w16cid:durableId="1172064470">
-    <w:abstractNumId w:val="6"/>
+    <w:abstractNumId w:val="7"/>
   </w:num>
   <w:num w:numId="3" w16cid:durableId="1160150624">
     <w:abstractNumId w:val="1"/>
   </w:num>
   <w:num w:numId="4" w16cid:durableId="2062752693">
-    <w:abstractNumId w:val="5"/>
+    <w:abstractNumId w:val="6"/>
   </w:num>
   <w:num w:numId="5" w16cid:durableId="433088392">
-    <w:abstractNumId w:val="3"/>
+    <w:abstractNumId w:val="4"/>
   </w:num>
   <w:num w:numId="6" w16cid:durableId="649676015">
-    <w:abstractNumId w:val="7"/>
+    <w:abstractNumId w:val="9"/>
   </w:num>
   <w:num w:numId="7" w16cid:durableId="842359491">
     <w:abstractNumId w:val="0"/>
   </w:num>
   <w:num w:numId="8" w16cid:durableId="1065296765">
+    <w:abstractNumId w:val="3"/>
+  </w:num>
+  <w:num w:numId="9" w16cid:durableId="1520460727">
+    <w:abstractNumId w:val="8"/>
+  </w:num>
+  <w:num w:numId="10" w16cid:durableId="871260840">
     <w:abstractNumId w:val="2"/>
   </w:num>
 </w:numbering>

--- a/Domain Name System.docx
+++ b/Domain Name System.docx
@@ -12758,20 +12758,132 @@
           <w:bCs/>
           <w:lang w:val="en-US"/>
         </w:rPr>
-        <w:t>3-qadam: IP manzillarni sozlash</w:t>
-      </w:r>
-    </w:p>
-    <w:p>
-      <w:pPr>
-        <w:rPr>
-          <w:lang w:val="en-US"/>
-        </w:rPr>
-      </w:pPr>
-      <w:r>
-        <w:rPr>
-          <w:lang w:val="en-US"/>
-        </w:rPr>
-        <w:t>Biz NTP laboratoriyasi uchun alohida kichik tarmoqdan foydalanamiz:</w:t>
+        <w:t xml:space="preserve">3-qadam: IP </w:t>
+      </w:r>
+      <w:proofErr w:type="spellStart"/>
+      <w:r>
+        <w:rPr>
+          <w:b/>
+          <w:bCs/>
+          <w:lang w:val="en-US"/>
+        </w:rPr>
+        <w:t>manzillarni</w:t>
+      </w:r>
+      <w:proofErr w:type="spellEnd"/>
+      <w:r>
+        <w:rPr>
+          <w:b/>
+          <w:bCs/>
+          <w:lang w:val="en-US"/>
+        </w:rPr>
+        <w:t xml:space="preserve"> </w:t>
+      </w:r>
+      <w:proofErr w:type="spellStart"/>
+      <w:r>
+        <w:rPr>
+          <w:b/>
+          <w:bCs/>
+          <w:lang w:val="en-US"/>
+        </w:rPr>
+        <w:t>sozlash</w:t>
+      </w:r>
+      <w:proofErr w:type="spellEnd"/>
+    </w:p>
+    <w:p>
+      <w:pPr>
+        <w:rPr>
+          <w:lang w:val="en-US"/>
+        </w:rPr>
+      </w:pPr>
+      <w:r>
+        <w:rPr>
+          <w:lang w:val="en-US"/>
+        </w:rPr>
+        <w:t xml:space="preserve">Biz NTP </w:t>
+      </w:r>
+      <w:proofErr w:type="spellStart"/>
+      <w:r>
+        <w:rPr>
+          <w:lang w:val="en-US"/>
+        </w:rPr>
+        <w:t>laboratoriyasi</w:t>
+      </w:r>
+      <w:proofErr w:type="spellEnd"/>
+      <w:r>
+        <w:rPr>
+          <w:lang w:val="en-US"/>
+        </w:rPr>
+        <w:t xml:space="preserve"> </w:t>
+      </w:r>
+      <w:proofErr w:type="spellStart"/>
+      <w:r>
+        <w:rPr>
+          <w:lang w:val="en-US"/>
+        </w:rPr>
+        <w:t>uchun</w:t>
+      </w:r>
+      <w:proofErr w:type="spellEnd"/>
+      <w:r>
+        <w:rPr>
+          <w:lang w:val="en-US"/>
+        </w:rPr>
+        <w:t xml:space="preserve"> </w:t>
+      </w:r>
+      <w:proofErr w:type="spellStart"/>
+      <w:r>
+        <w:rPr>
+          <w:lang w:val="en-US"/>
+        </w:rPr>
+        <w:t>alohida</w:t>
+      </w:r>
+      <w:proofErr w:type="spellEnd"/>
+      <w:r>
+        <w:rPr>
+          <w:lang w:val="en-US"/>
+        </w:rPr>
+        <w:t xml:space="preserve"> </w:t>
+      </w:r>
+      <w:proofErr w:type="spellStart"/>
+      <w:r>
+        <w:rPr>
+          <w:lang w:val="en-US"/>
+        </w:rPr>
+        <w:t>kichik</w:t>
+      </w:r>
+      <w:proofErr w:type="spellEnd"/>
+      <w:r>
+        <w:rPr>
+          <w:lang w:val="en-US"/>
+        </w:rPr>
+        <w:t xml:space="preserve"> </w:t>
+      </w:r>
+      <w:proofErr w:type="spellStart"/>
+      <w:r>
+        <w:rPr>
+          <w:lang w:val="en-US"/>
+        </w:rPr>
+        <w:t>tarmoqdan</w:t>
+      </w:r>
+      <w:proofErr w:type="spellEnd"/>
+      <w:r>
+        <w:rPr>
+          <w:lang w:val="en-US"/>
+        </w:rPr>
+        <w:t xml:space="preserve"> </w:t>
+      </w:r>
+      <w:proofErr w:type="spellStart"/>
+      <w:r>
+        <w:rPr>
+          <w:lang w:val="en-US"/>
+        </w:rPr>
+        <w:t>foydalanamiz</w:t>
+      </w:r>
+      <w:proofErr w:type="spellEnd"/>
+      <w:r>
+        <w:rPr>
+          <w:lang w:val="en-US"/>
+        </w:rPr>
+        <w:t>:</w:t>
       </w:r>
     </w:p>
     <w:tbl>
@@ -13033,7 +13145,189 @@
         <w:rPr>
           <w:lang w:val="en-US"/>
         </w:rPr>
-        <w:t>Bu manzillar DNS laboratoriyasidagi 192.168.50.0/24 tarmog‘idan farq qiladi. Lekin R1 va R2 hozir bitta switch orqali bir subnetda bo‘ladi.</w:t>
+        <w:t xml:space="preserve">Bu </w:t>
+      </w:r>
+      <w:proofErr w:type="spellStart"/>
+      <w:r>
+        <w:rPr>
+          <w:lang w:val="en-US"/>
+        </w:rPr>
+        <w:t>manzillar</w:t>
+      </w:r>
+      <w:proofErr w:type="spellEnd"/>
+      <w:r>
+        <w:rPr>
+          <w:lang w:val="en-US"/>
+        </w:rPr>
+        <w:t xml:space="preserve"> DNS </w:t>
+      </w:r>
+      <w:proofErr w:type="spellStart"/>
+      <w:r>
+        <w:rPr>
+          <w:lang w:val="en-US"/>
+        </w:rPr>
+        <w:t>laboratoriyasidagi</w:t>
+      </w:r>
+      <w:proofErr w:type="spellEnd"/>
+      <w:r>
+        <w:rPr>
+          <w:lang w:val="en-US"/>
+        </w:rPr>
+        <w:t xml:space="preserve"> 192.168.50.0/24 </w:t>
+      </w:r>
+      <w:proofErr w:type="spellStart"/>
+      <w:r>
+        <w:rPr>
+          <w:lang w:val="en-US"/>
+        </w:rPr>
+        <w:t>tarmog‘idan</w:t>
+      </w:r>
+      <w:proofErr w:type="spellEnd"/>
+      <w:r>
+        <w:rPr>
+          <w:lang w:val="en-US"/>
+        </w:rPr>
+        <w:t xml:space="preserve"> </w:t>
+      </w:r>
+      <w:proofErr w:type="spellStart"/>
+      <w:r>
+        <w:rPr>
+          <w:lang w:val="en-US"/>
+        </w:rPr>
+        <w:t>farq</w:t>
+      </w:r>
+      <w:proofErr w:type="spellEnd"/>
+      <w:r>
+        <w:rPr>
+          <w:lang w:val="en-US"/>
+        </w:rPr>
+        <w:t xml:space="preserve"> </w:t>
+      </w:r>
+      <w:proofErr w:type="spellStart"/>
+      <w:r>
+        <w:rPr>
+          <w:lang w:val="en-US"/>
+        </w:rPr>
+        <w:t>qiladi</w:t>
+      </w:r>
+      <w:proofErr w:type="spellEnd"/>
+      <w:r>
+        <w:rPr>
+          <w:lang w:val="en-US"/>
+        </w:rPr>
+        <w:t xml:space="preserve">. </w:t>
+      </w:r>
+      <w:proofErr w:type="spellStart"/>
+      <w:r>
+        <w:rPr>
+          <w:lang w:val="en-US"/>
+        </w:rPr>
+        <w:t>Lekin</w:t>
+      </w:r>
+      <w:proofErr w:type="spellEnd"/>
+      <w:r>
+        <w:rPr>
+          <w:lang w:val="en-US"/>
+        </w:rPr>
+        <w:t xml:space="preserve"> R1 </w:t>
+      </w:r>
+      <w:proofErr w:type="spellStart"/>
+      <w:r>
+        <w:rPr>
+          <w:lang w:val="en-US"/>
+        </w:rPr>
+        <w:t>va</w:t>
+      </w:r>
+      <w:proofErr w:type="spellEnd"/>
+      <w:r>
+        <w:rPr>
+          <w:lang w:val="en-US"/>
+        </w:rPr>
+        <w:t xml:space="preserve"> R2 </w:t>
+      </w:r>
+      <w:proofErr w:type="spellStart"/>
+      <w:r>
+        <w:rPr>
+          <w:lang w:val="en-US"/>
+        </w:rPr>
+        <w:t>hozir</w:t>
+      </w:r>
+      <w:proofErr w:type="spellEnd"/>
+      <w:r>
+        <w:rPr>
+          <w:lang w:val="en-US"/>
+        </w:rPr>
+        <w:t xml:space="preserve"> </w:t>
+      </w:r>
+      <w:proofErr w:type="spellStart"/>
+      <w:r>
+        <w:rPr>
+          <w:lang w:val="en-US"/>
+        </w:rPr>
+        <w:t>bitta</w:t>
+      </w:r>
+      <w:proofErr w:type="spellEnd"/>
+      <w:r>
+        <w:rPr>
+          <w:lang w:val="en-US"/>
+        </w:rPr>
+        <w:t xml:space="preserve"> switch </w:t>
+      </w:r>
+      <w:proofErr w:type="spellStart"/>
+      <w:r>
+        <w:rPr>
+          <w:lang w:val="en-US"/>
+        </w:rPr>
+        <w:t>orqali</w:t>
+      </w:r>
+      <w:proofErr w:type="spellEnd"/>
+      <w:r>
+        <w:rPr>
+          <w:lang w:val="en-US"/>
+        </w:rPr>
+        <w:t xml:space="preserve"> </w:t>
+      </w:r>
+      <w:proofErr w:type="spellStart"/>
+      <w:r>
+        <w:rPr>
+          <w:lang w:val="en-US"/>
+        </w:rPr>
+        <w:t>bir</w:t>
+      </w:r>
+      <w:proofErr w:type="spellEnd"/>
+      <w:r>
+        <w:rPr>
+          <w:lang w:val="en-US"/>
+        </w:rPr>
+        <w:t xml:space="preserve"> </w:t>
+      </w:r>
+      <w:proofErr w:type="spellStart"/>
+      <w:r>
+        <w:rPr>
+          <w:lang w:val="en-US"/>
+        </w:rPr>
+        <w:t>subnetda</w:t>
+      </w:r>
+      <w:proofErr w:type="spellEnd"/>
+      <w:r>
+        <w:rPr>
+          <w:lang w:val="en-US"/>
+        </w:rPr>
+        <w:t xml:space="preserve"> </w:t>
+      </w:r>
+      <w:proofErr w:type="spellStart"/>
+      <w:r>
+        <w:rPr>
+          <w:lang w:val="en-US"/>
+        </w:rPr>
+        <w:t>bo‘ladi</w:t>
+      </w:r>
+      <w:proofErr w:type="spellEnd"/>
+      <w:r>
+        <w:rPr>
+          <w:lang w:val="en-US"/>
+        </w:rPr>
+        <w:t>.</w:t>
       </w:r>
     </w:p>
     <w:p>
@@ -13044,26 +13338,116 @@
           <w:lang w:val="en-US"/>
         </w:rPr>
       </w:pPr>
+      <w:proofErr w:type="spellStart"/>
       <w:r>
         <w:rPr>
           <w:b/>
           <w:bCs/>
           <w:lang w:val="en-US"/>
         </w:rPr>
-        <w:t>Avval R1’ni sozla</w:t>
-      </w:r>
-    </w:p>
-    <w:p>
-      <w:pPr>
-        <w:rPr>
-          <w:lang w:val="en-US"/>
-        </w:rPr>
-      </w:pPr>
-      <w:r>
-        <w:rPr>
-          <w:lang w:val="en-US"/>
-        </w:rPr>
-        <w:t>R1 → CLI oynasiga kir. Quyidagi buyruqlarni ketma-ket bajar:</w:t>
+        <w:t>Avval</w:t>
+      </w:r>
+      <w:proofErr w:type="spellEnd"/>
+      <w:r>
+        <w:rPr>
+          <w:b/>
+          <w:bCs/>
+          <w:lang w:val="en-US"/>
+        </w:rPr>
+        <w:t xml:space="preserve"> R1’ni </w:t>
+      </w:r>
+      <w:proofErr w:type="spellStart"/>
+      <w:r>
+        <w:rPr>
+          <w:b/>
+          <w:bCs/>
+          <w:lang w:val="en-US"/>
+        </w:rPr>
+        <w:t>sozla</w:t>
+      </w:r>
+      <w:proofErr w:type="spellEnd"/>
+    </w:p>
+    <w:p>
+      <w:pPr>
+        <w:rPr>
+          <w:lang w:val="en-US"/>
+        </w:rPr>
+      </w:pPr>
+      <w:r>
+        <w:rPr>
+          <w:lang w:val="en-US"/>
+        </w:rPr>
+        <w:t xml:space="preserve">R1 → CLI </w:t>
+      </w:r>
+      <w:proofErr w:type="spellStart"/>
+      <w:r>
+        <w:rPr>
+          <w:lang w:val="en-US"/>
+        </w:rPr>
+        <w:t>oynasiga</w:t>
+      </w:r>
+      <w:proofErr w:type="spellEnd"/>
+      <w:r>
+        <w:rPr>
+          <w:lang w:val="en-US"/>
+        </w:rPr>
+        <w:t xml:space="preserve"> kir. </w:t>
+      </w:r>
+      <w:proofErr w:type="spellStart"/>
+      <w:r>
+        <w:rPr>
+          <w:lang w:val="en-US"/>
+        </w:rPr>
+        <w:t>Quyidagi</w:t>
+      </w:r>
+      <w:proofErr w:type="spellEnd"/>
+      <w:r>
+        <w:rPr>
+          <w:lang w:val="en-US"/>
+        </w:rPr>
+        <w:t xml:space="preserve"> </w:t>
+      </w:r>
+      <w:proofErr w:type="spellStart"/>
+      <w:r>
+        <w:rPr>
+          <w:lang w:val="en-US"/>
+        </w:rPr>
+        <w:t>buyruqlarni</w:t>
+      </w:r>
+      <w:proofErr w:type="spellEnd"/>
+      <w:r>
+        <w:rPr>
+          <w:lang w:val="en-US"/>
+        </w:rPr>
+        <w:t xml:space="preserve"> </w:t>
+      </w:r>
+      <w:proofErr w:type="spellStart"/>
+      <w:r>
+        <w:rPr>
+          <w:lang w:val="en-US"/>
+        </w:rPr>
+        <w:t>ketma-ket</w:t>
+      </w:r>
+      <w:proofErr w:type="spellEnd"/>
+      <w:r>
+        <w:rPr>
+          <w:lang w:val="en-US"/>
+        </w:rPr>
+        <w:t xml:space="preserve"> </w:t>
+      </w:r>
+      <w:proofErr w:type="spellStart"/>
+      <w:r>
+        <w:rPr>
+          <w:lang w:val="en-US"/>
+        </w:rPr>
+        <w:t>bajar</w:t>
+      </w:r>
+      <w:proofErr w:type="spellEnd"/>
+      <w:r>
+        <w:rPr>
+          <w:lang w:val="en-US"/>
+        </w:rPr>
+        <w:t>:</w:t>
       </w:r>
     </w:p>
     <w:p>
@@ -13111,11 +13495,19 @@
           <w:lang w:val="en-US"/>
         </w:rPr>
       </w:pPr>
-      <w:r>
-        <w:rPr>
-          <w:lang w:val="en-US"/>
-        </w:rPr>
-        <w:t>ip address 192.168.60.1 255.255.255.0</w:t>
+      <w:proofErr w:type="spellStart"/>
+      <w:r>
+        <w:rPr>
+          <w:lang w:val="en-US"/>
+        </w:rPr>
+        <w:t>ip</w:t>
+      </w:r>
+      <w:proofErr w:type="spellEnd"/>
+      <w:r>
+        <w:rPr>
+          <w:lang w:val="en-US"/>
+        </w:rPr>
+        <w:t xml:space="preserve"> address 192.168.60.1 255.255.255.0</w:t>
       </w:r>
     </w:p>
     <w:p>
@@ -13150,11 +13542,33 @@
           <w:lang w:val="en-US"/>
         </w:rPr>
       </w:pPr>
-      <w:r>
-        <w:rPr>
-          <w:lang w:val="en-US"/>
-        </w:rPr>
-        <w:t>Buyruqlar izohi:</w:t>
+      <w:proofErr w:type="spellStart"/>
+      <w:r>
+        <w:rPr>
+          <w:lang w:val="en-US"/>
+        </w:rPr>
+        <w:t>Buyruqlar</w:t>
+      </w:r>
+      <w:proofErr w:type="spellEnd"/>
+      <w:r>
+        <w:rPr>
+          <w:lang w:val="en-US"/>
+        </w:rPr>
+        <w:t xml:space="preserve"> </w:t>
+      </w:r>
+      <w:proofErr w:type="spellStart"/>
+      <w:r>
+        <w:rPr>
+          <w:lang w:val="en-US"/>
+        </w:rPr>
+        <w:t>izohi</w:t>
+      </w:r>
+      <w:proofErr w:type="spellEnd"/>
+      <w:r>
+        <w:rPr>
+          <w:lang w:val="en-US"/>
+        </w:rPr>
+        <w:t>:</w:t>
       </w:r>
     </w:p>
     <w:p>
@@ -13171,7 +13585,35 @@
         <w:rPr>
           <w:lang w:val="en-US"/>
         </w:rPr>
-        <w:t>enable — privileged EXEC rejimiga o‘tadi.</w:t>
+        <w:t xml:space="preserve">enable — privileged EXEC </w:t>
+      </w:r>
+      <w:proofErr w:type="spellStart"/>
+      <w:r>
+        <w:rPr>
+          <w:lang w:val="en-US"/>
+        </w:rPr>
+        <w:t>rejimiga</w:t>
+      </w:r>
+      <w:proofErr w:type="spellEnd"/>
+      <w:r>
+        <w:rPr>
+          <w:lang w:val="en-US"/>
+        </w:rPr>
+        <w:t xml:space="preserve"> </w:t>
+      </w:r>
+      <w:proofErr w:type="spellStart"/>
+      <w:r>
+        <w:rPr>
+          <w:lang w:val="en-US"/>
+        </w:rPr>
+        <w:t>o‘tadi</w:t>
+      </w:r>
+      <w:proofErr w:type="spellEnd"/>
+      <w:r>
+        <w:rPr>
+          <w:lang w:val="en-US"/>
+        </w:rPr>
+        <w:t>.</w:t>
       </w:r>
     </w:p>
     <w:p>
@@ -13188,7 +13630,49 @@
         <w:rPr>
           <w:lang w:val="en-US"/>
         </w:rPr>
-        <w:t>configure terminal — global konfiguratsiya rejimiga kiradi.</w:t>
+        <w:t xml:space="preserve">configure terminal — global </w:t>
+      </w:r>
+      <w:proofErr w:type="spellStart"/>
+      <w:r>
+        <w:rPr>
+          <w:lang w:val="en-US"/>
+        </w:rPr>
+        <w:t>konfiguratsiya</w:t>
+      </w:r>
+      <w:proofErr w:type="spellEnd"/>
+      <w:r>
+        <w:rPr>
+          <w:lang w:val="en-US"/>
+        </w:rPr>
+        <w:t xml:space="preserve"> </w:t>
+      </w:r>
+      <w:proofErr w:type="spellStart"/>
+      <w:r>
+        <w:rPr>
+          <w:lang w:val="en-US"/>
+        </w:rPr>
+        <w:t>rejimiga</w:t>
+      </w:r>
+      <w:proofErr w:type="spellEnd"/>
+      <w:r>
+        <w:rPr>
+          <w:lang w:val="en-US"/>
+        </w:rPr>
+        <w:t xml:space="preserve"> </w:t>
+      </w:r>
+      <w:proofErr w:type="spellStart"/>
+      <w:r>
+        <w:rPr>
+          <w:lang w:val="en-US"/>
+        </w:rPr>
+        <w:t>kiradi</w:t>
+      </w:r>
+      <w:proofErr w:type="spellEnd"/>
+      <w:r>
+        <w:rPr>
+          <w:lang w:val="en-US"/>
+        </w:rPr>
+        <w:t>.</w:t>
       </w:r>
     </w:p>
     <w:p>
@@ -13205,7 +13689,35 @@
         <w:rPr>
           <w:lang w:val="en-US"/>
         </w:rPr>
-        <w:t>interface gigabitEthernet0/0 — R1’ning G0/0 interfeysini tanlaydi.</w:t>
+        <w:t xml:space="preserve">interface gigabitEthernet0/0 — R1’ning G0/0 </w:t>
+      </w:r>
+      <w:proofErr w:type="spellStart"/>
+      <w:r>
+        <w:rPr>
+          <w:lang w:val="en-US"/>
+        </w:rPr>
+        <w:t>interfeysini</w:t>
+      </w:r>
+      <w:proofErr w:type="spellEnd"/>
+      <w:r>
+        <w:rPr>
+          <w:lang w:val="en-US"/>
+        </w:rPr>
+        <w:t xml:space="preserve"> </w:t>
+      </w:r>
+      <w:proofErr w:type="spellStart"/>
+      <w:r>
+        <w:rPr>
+          <w:lang w:val="en-US"/>
+        </w:rPr>
+        <w:t>tanlaydi</w:t>
+      </w:r>
+      <w:proofErr w:type="spellEnd"/>
+      <w:r>
+        <w:rPr>
+          <w:lang w:val="en-US"/>
+        </w:rPr>
+        <w:t>.</w:t>
       </w:r>
     </w:p>
     <w:p>
@@ -13218,11 +13730,61 @@
           <w:lang w:val="en-US"/>
         </w:rPr>
       </w:pPr>
-      <w:r>
-        <w:rPr>
-          <w:lang w:val="en-US"/>
-        </w:rPr>
-        <w:t>ip address ... — interfeysga IP manzil va mask beradi.</w:t>
+      <w:proofErr w:type="spellStart"/>
+      <w:r>
+        <w:rPr>
+          <w:lang w:val="en-US"/>
+        </w:rPr>
+        <w:t>ip</w:t>
+      </w:r>
+      <w:proofErr w:type="spellEnd"/>
+      <w:r>
+        <w:rPr>
+          <w:lang w:val="en-US"/>
+        </w:rPr>
+        <w:t xml:space="preserve"> address ... — </w:t>
+      </w:r>
+      <w:proofErr w:type="spellStart"/>
+      <w:r>
+        <w:rPr>
+          <w:lang w:val="en-US"/>
+        </w:rPr>
+        <w:t>interfeysga</w:t>
+      </w:r>
+      <w:proofErr w:type="spellEnd"/>
+      <w:r>
+        <w:rPr>
+          <w:lang w:val="en-US"/>
+        </w:rPr>
+        <w:t xml:space="preserve"> IP manzil </w:t>
+      </w:r>
+      <w:proofErr w:type="spellStart"/>
+      <w:r>
+        <w:rPr>
+          <w:lang w:val="en-US"/>
+        </w:rPr>
+        <w:t>va</w:t>
+      </w:r>
+      <w:proofErr w:type="spellEnd"/>
+      <w:r>
+        <w:rPr>
+          <w:lang w:val="en-US"/>
+        </w:rPr>
+        <w:t xml:space="preserve"> mask </w:t>
+      </w:r>
+      <w:proofErr w:type="spellStart"/>
+      <w:r>
+        <w:rPr>
+          <w:lang w:val="en-US"/>
+        </w:rPr>
+        <w:t>beradi</w:t>
+      </w:r>
+      <w:proofErr w:type="spellEnd"/>
+      <w:r>
+        <w:rPr>
+          <w:lang w:val="en-US"/>
+        </w:rPr>
+        <w:t>.</w:t>
       </w:r>
     </w:p>
     <w:p>
@@ -13280,20 +13842,363 @@
         <w:rPr>
           <w:lang w:val="en-US"/>
         </w:rPr>
-        <w:t>end — privileged EXEC rejimiga qaytaradi.</w:t>
-      </w:r>
-    </w:p>
-    <w:p>
-      <w:pPr>
-        <w:rPr>
-          <w:lang w:val="en-US"/>
-        </w:rPr>
-      </w:pPr>
-      <w:r>
-        <w:rPr>
-          <w:lang w:val="en-US"/>
-        </w:rPr>
-        <w:t>So‘ng quyidagini bajar:</w:t>
+        <w:t xml:space="preserve">end — privileged EXEC </w:t>
+      </w:r>
+      <w:proofErr w:type="spellStart"/>
+      <w:r>
+        <w:rPr>
+          <w:lang w:val="en-US"/>
+        </w:rPr>
+        <w:t>rejimiga</w:t>
+      </w:r>
+      <w:proofErr w:type="spellEnd"/>
+      <w:r>
+        <w:rPr>
+          <w:lang w:val="en-US"/>
+        </w:rPr>
+        <w:t xml:space="preserve"> </w:t>
+      </w:r>
+      <w:proofErr w:type="spellStart"/>
+      <w:r>
+        <w:rPr>
+          <w:lang w:val="en-US"/>
+        </w:rPr>
+        <w:t>qaytaradi</w:t>
+      </w:r>
+      <w:proofErr w:type="spellEnd"/>
+      <w:r>
+        <w:rPr>
+          <w:lang w:val="en-US"/>
+        </w:rPr>
+        <w:t>.</w:t>
+      </w:r>
+    </w:p>
+    <w:p>
+      <w:pPr>
+        <w:rPr>
+          <w:lang w:val="en-US"/>
+        </w:rPr>
+      </w:pPr>
+      <w:proofErr w:type="spellStart"/>
+      <w:r>
+        <w:rPr>
+          <w:lang w:val="en-US"/>
+        </w:rPr>
+        <w:t>So‘ng</w:t>
+      </w:r>
+      <w:proofErr w:type="spellEnd"/>
+      <w:r>
+        <w:rPr>
+          <w:lang w:val="en-US"/>
+        </w:rPr>
+        <w:t xml:space="preserve"> </w:t>
+      </w:r>
+      <w:proofErr w:type="spellStart"/>
+      <w:r>
+        <w:rPr>
+          <w:lang w:val="en-US"/>
+        </w:rPr>
+        <w:t>quyidagini</w:t>
+      </w:r>
+      <w:proofErr w:type="spellEnd"/>
+      <w:r>
+        <w:rPr>
+          <w:lang w:val="en-US"/>
+        </w:rPr>
+        <w:t xml:space="preserve"> </w:t>
+      </w:r>
+      <w:proofErr w:type="spellStart"/>
+      <w:r>
+        <w:rPr>
+          <w:lang w:val="en-US"/>
+        </w:rPr>
+        <w:t>bajar</w:t>
+      </w:r>
+      <w:proofErr w:type="spellEnd"/>
+      <w:r>
+        <w:rPr>
+          <w:lang w:val="en-US"/>
+        </w:rPr>
+        <w:t>:</w:t>
+      </w:r>
+    </w:p>
+    <w:p>
+      <w:pPr>
+        <w:rPr>
+          <w:lang w:val="en-US"/>
+        </w:rPr>
+      </w:pPr>
+      <w:r>
+        <w:rPr>
+          <w:lang w:val="en-US"/>
+        </w:rPr>
+        <w:t xml:space="preserve">show </w:t>
+      </w:r>
+      <w:proofErr w:type="spellStart"/>
+      <w:r>
+        <w:rPr>
+          <w:lang w:val="en-US"/>
+        </w:rPr>
+        <w:t>ip</w:t>
+      </w:r>
+      <w:proofErr w:type="spellEnd"/>
+      <w:r>
+        <w:rPr>
+          <w:lang w:val="en-US"/>
+        </w:rPr>
+        <w:t xml:space="preserve"> interface brief</w:t>
+      </w:r>
+    </w:p>
+    <w:p>
+      <w:pPr>
+        <w:rPr>
+          <w:lang w:val="en-US"/>
+        </w:rPr>
+      </w:pPr>
+      <w:r>
+        <w:rPr>
+          <w:lang w:val="en-US"/>
+        </w:rPr>
+        <w:t xml:space="preserve">R1’ning G0/0 </w:t>
+      </w:r>
+      <w:proofErr w:type="spellStart"/>
+      <w:r>
+        <w:rPr>
+          <w:lang w:val="en-US"/>
+        </w:rPr>
+        <w:t>interfeysida</w:t>
+      </w:r>
+      <w:proofErr w:type="spellEnd"/>
+      <w:r>
+        <w:rPr>
+          <w:lang w:val="en-US"/>
+        </w:rPr>
+        <w:t xml:space="preserve"> 192.168.60.1 </w:t>
+      </w:r>
+      <w:proofErr w:type="spellStart"/>
+      <w:r>
+        <w:rPr>
+          <w:lang w:val="en-US"/>
+        </w:rPr>
+        <w:t>va</w:t>
+      </w:r>
+      <w:proofErr w:type="spellEnd"/>
+      <w:r>
+        <w:rPr>
+          <w:lang w:val="en-US"/>
+        </w:rPr>
+        <w:t xml:space="preserve"> </w:t>
+      </w:r>
+      <w:proofErr w:type="spellStart"/>
+      <w:r>
+        <w:rPr>
+          <w:lang w:val="en-US"/>
+        </w:rPr>
+        <w:t>imkon</w:t>
+      </w:r>
+      <w:proofErr w:type="spellEnd"/>
+      <w:r>
+        <w:rPr>
+          <w:lang w:val="en-US"/>
+        </w:rPr>
+        <w:t xml:space="preserve"> </w:t>
+      </w:r>
+      <w:proofErr w:type="spellStart"/>
+      <w:r>
+        <w:rPr>
+          <w:lang w:val="en-US"/>
+        </w:rPr>
+        <w:t>qadar</w:t>
+      </w:r>
+      <w:proofErr w:type="spellEnd"/>
+      <w:r>
+        <w:rPr>
+          <w:lang w:val="en-US"/>
+        </w:rPr>
+        <w:t xml:space="preserve"> up/up </w:t>
+      </w:r>
+      <w:proofErr w:type="spellStart"/>
+      <w:r>
+        <w:rPr>
+          <w:lang w:val="en-US"/>
+        </w:rPr>
+        <w:t>holatini</w:t>
+      </w:r>
+      <w:proofErr w:type="spellEnd"/>
+      <w:r>
+        <w:rPr>
+          <w:lang w:val="en-US"/>
+        </w:rPr>
+        <w:t xml:space="preserve"> </w:t>
+      </w:r>
+      <w:proofErr w:type="spellStart"/>
+      <w:r>
+        <w:rPr>
+          <w:lang w:val="en-US"/>
+        </w:rPr>
+        <w:t>ko‘rishing</w:t>
+      </w:r>
+      <w:proofErr w:type="spellEnd"/>
+      <w:r>
+        <w:rPr>
+          <w:lang w:val="en-US"/>
+        </w:rPr>
+        <w:t xml:space="preserve"> </w:t>
+      </w:r>
+      <w:proofErr w:type="spellStart"/>
+      <w:r>
+        <w:rPr>
+          <w:lang w:val="en-US"/>
+        </w:rPr>
+        <w:t>kerak</w:t>
+      </w:r>
+      <w:proofErr w:type="spellEnd"/>
+      <w:r>
+        <w:rPr>
+          <w:lang w:val="en-US"/>
+        </w:rPr>
+        <w:t>.</w:t>
+      </w:r>
+    </w:p>
+    <w:p>
+      <w:pPr>
+        <w:rPr>
+          <w:lang w:val="en-US"/>
+        </w:rPr>
+      </w:pPr>
+    </w:p>
+    <w:p>
+      <w:pPr>
+        <w:rPr>
+          <w:b/>
+          <w:bCs/>
+          <w:lang w:val="en-US"/>
+        </w:rPr>
+      </w:pPr>
+      <w:r>
+        <w:rPr>
+          <w:b/>
+          <w:bCs/>
+          <w:lang w:val="en-US"/>
+        </w:rPr>
+        <w:t>4-qadam: R2’ni sozlash</w:t>
+      </w:r>
+    </w:p>
+    <w:p>
+      <w:pPr>
+        <w:rPr>
+          <w:lang w:val="en-US"/>
+        </w:rPr>
+      </w:pPr>
+      <w:r>
+        <w:rPr>
+          <w:lang w:val="en-US"/>
+        </w:rPr>
+        <w:t>Endi R2 → CLI oynasiga kirib, quyidagi buyruqlarni ketma-ket bajar:</w:t>
+      </w:r>
+    </w:p>
+    <w:p>
+      <w:pPr>
+        <w:rPr>
+          <w:lang w:val="en-US"/>
+        </w:rPr>
+      </w:pPr>
+      <w:r>
+        <w:rPr>
+          <w:lang w:val="en-US"/>
+        </w:rPr>
+        <w:t>enable</w:t>
+      </w:r>
+    </w:p>
+    <w:p>
+      <w:pPr>
+        <w:rPr>
+          <w:lang w:val="en-US"/>
+        </w:rPr>
+      </w:pPr>
+      <w:r>
+        <w:rPr>
+          <w:lang w:val="en-US"/>
+        </w:rPr>
+        <w:t>configure terminal</w:t>
+      </w:r>
+    </w:p>
+    <w:p>
+      <w:pPr>
+        <w:rPr>
+          <w:lang w:val="en-US"/>
+        </w:rPr>
+      </w:pPr>
+      <w:r>
+        <w:rPr>
+          <w:lang w:val="en-US"/>
+        </w:rPr>
+        <w:t>interface gigabitEthernet0/0</w:t>
+      </w:r>
+    </w:p>
+    <w:p>
+      <w:pPr>
+        <w:rPr>
+          <w:lang w:val="en-US"/>
+        </w:rPr>
+      </w:pPr>
+      <w:r>
+        <w:rPr>
+          <w:lang w:val="en-US"/>
+        </w:rPr>
+        <w:t>ip address 192.168.60.2 255.255.255.0</w:t>
+      </w:r>
+    </w:p>
+    <w:p>
+      <w:pPr>
+        <w:rPr>
+          <w:lang w:val="en-US"/>
+        </w:rPr>
+      </w:pPr>
+      <w:r>
+        <w:rPr>
+          <w:lang w:val="en-US"/>
+        </w:rPr>
+        <w:t>no shutdown</w:t>
+      </w:r>
+    </w:p>
+    <w:p>
+      <w:pPr>
+        <w:rPr>
+          <w:lang w:val="en-US"/>
+        </w:rPr>
+      </w:pPr>
+      <w:r>
+        <w:rPr>
+          <w:lang w:val="en-US"/>
+        </w:rPr>
+        <w:t>end</w:t>
+      </w:r>
+    </w:p>
+    <w:p>
+      <w:pPr>
+        <w:rPr>
+          <w:lang w:val="en-US"/>
+        </w:rPr>
+      </w:pPr>
+      <w:r>
+        <w:rPr>
+          <w:lang w:val="en-US"/>
+        </w:rPr>
+        <w:t>Bu yerda R2 uchun 192.168.60.2/24 manzilini tanlayapmiz. R1 esa 192.168.60.1/24 manzilida qoladi.</w:t>
+      </w:r>
+    </w:p>
+    <w:p>
+      <w:pPr>
+        <w:rPr>
+          <w:lang w:val="en-US"/>
+        </w:rPr>
+      </w:pPr>
+      <w:r>
+        <w:rPr>
+          <w:lang w:val="en-US"/>
+        </w:rPr>
+        <w:t>So‘ng tekshir:</w:t>
       </w:r>
     </w:p>
     <w:p>
@@ -13319,15 +14224,8 @@
         <w:rPr>
           <w:lang w:val="en-US"/>
         </w:rPr>
-        <w:t>R1’ning G0/0 interfeysida 192.168.60.1 va imkon qadar up/up holatini ko‘rishing kerak.</w:t>
-      </w:r>
-    </w:p>
-    <w:p>
-      <w:pPr>
-        <w:rPr>
-          <w:lang w:val="en-US"/>
-        </w:rPr>
-      </w:pPr>
+        <w:t>R2’da G0/0 interfeysi 192.168.60.2 va up/up holatida bo‘lishi kerak.</w:t>
+      </w:r>
     </w:p>
     <w:p>
       <w:pPr>
